--- a/mokun3/2fin/word/m3s2_L5_afterread_check_exam.docx
+++ b/mokun3/2fin/word/m3s2_L5_afterread_check_exam.docx
@@ -14,7 +14,7 @@
           <w:sz w:val="28"/>
           <w:u w:val="none"/>
         </w:rPr>
-        <w:t>L5·L7 After You Read 본문 CHECK · 축약판</w:t>
+        <w:t>그 외(After You Read) 예측 CHECK — 2024·2025 3-2 기말 기출 유형 그대로</w:t>
       </w:r>
     </w:p>
     <w:p>
@@ -47,6 +47,21 @@
     </w:p>
     <w:p>
       <w:pPr>
+        <w:spacing w:before="0" w:after="20" w:line="259" w:lineRule="auto"/>
+      </w:pPr>
+      <w:r>
+        <w:rPr>
+          <w:rFonts w:ascii="맑은 고딕" w:hAnsi="맑은 고딕" w:eastAsia="맑은 고딕"/>
+          <w:b w:val="0"/>
+          <w:i w:val="0"/>
+          <w:sz w:val="16"/>
+          <w:u w:val="none"/>
+        </w:rPr>
+        <w:t>◆ 예측 CHECK 안내 — 프린트 A~D 항목을 전부 빈칸으로 외우게 하는 대신, 기출이 본문 이해를 묻는 틀(답할 수 있는/없는 질문 · 일기·후기·댓글 융합 · 학생 반응 · 요약문 · 정리표 · T/F 순서 · 영어 발문)만 골라 L5·L7 본문으로 출제했습니다. 2025 #12가 그대로 쓴 소재(싱가포르 여행 일기)는 직전 회차라 칸쿤 다이빙 후기로 바꿨습니다.</w:t>
+      </w:r>
+    </w:p>
+    <w:p>
+      <w:pPr>
         <w:keepNext/>
         <w:spacing w:before="0" w:after="40" w:line="259" w:lineRule="auto"/>
       </w:pPr>
@@ -59,7 +74,7 @@
           <w:sz w:val="20"/>
           <w:u w:val="none"/>
         </w:rPr>
-        <w:t>■ 1부 프린트 After You Read 마커 (프린트 순)</w:t>
+        <w:t>■ 그 외 예측 CHECK 1~14</w:t>
       </w:r>
     </w:p>
     <w:p>
@@ -75,7 +90,7 @@
           <w:sz w:val="18"/>
           <w:u w:val="none"/>
         </w:rPr>
-        <w:t>Before You Read · Q</w:t>
+        <w:t>[2025 #10·#15형] 답할 수 있는 / 없는 질문</w:t>
       </w:r>
     </w:p>
     <w:p>
@@ -101,13 +116,33 @@
           <w:sz w:val="18"/>
           <w:u w:val="none"/>
         </w:rPr>
-        <w:t>빈칸에 알맞은 말을 쓰시오.</w:t>
+        <w:t xml:space="preserve">[2025 #10형] L5 본문을 읽고 답할 수 </w:t>
+      </w:r>
+      <w:r>
+        <w:rPr>
+          <w:rFonts w:ascii="맑은 고딕" w:hAnsi="맑은 고딕" w:eastAsia="맑은 고딕"/>
+          <w:b w:val="0"/>
+          <w:i w:val="0"/>
+          <w:sz w:val="18"/>
+          <w:u w:val="single"/>
+        </w:rPr>
+        <w:t>있는</w:t>
+      </w:r>
+      <w:r>
+        <w:rPr>
+          <w:rFonts w:ascii="맑은 고딕" w:hAnsi="맑은 고딕" w:eastAsia="맑은 고딕"/>
+          <w:b w:val="0"/>
+          <w:i w:val="0"/>
+          <w:sz w:val="18"/>
+          <w:u w:val="none"/>
+        </w:rPr>
+        <w:t xml:space="preserve"> 질문은?</w:t>
       </w:r>
     </w:p>
     <w:p>
       <w:pPr>
-        <w:spacing w:before="0" w:after="20" w:line="259" w:lineRule="auto"/>
-        <w:ind w:left="57"/>
+        <w:spacing w:before="0" w:after="0" w:line="259" w:lineRule="auto"/>
+        <w:ind w:left="113"/>
       </w:pPr>
       <w:r>
         <w:rPr>
@@ -117,8 +152,14 @@
           <w:sz w:val="18"/>
           <w:u w:val="none"/>
         </w:rPr>
-        <w:t xml:space="preserve">Q: What do the pictures have in common? → A: They are made to help </w:t>
+        <w:t>① How much did it cost to build the underwater museum?</w:t>
       </w:r>
+    </w:p>
+    <w:p>
+      <w:pPr>
+        <w:spacing w:before="0" w:after="0" w:line="259" w:lineRule="auto"/>
+        <w:ind w:left="113"/>
+      </w:pPr>
       <w:r>
         <w:rPr>
           <w:rFonts w:ascii="맑은 고딕" w:hAnsi="맑은 고딕" w:eastAsia="맑은 고딕"/>
@@ -127,8 +168,14 @@
           <w:sz w:val="18"/>
           <w:u w:val="none"/>
         </w:rPr>
-        <w:t>1) __________</w:t>
+        <w:t>② What does Dr. Rosa Allison do?</w:t>
       </w:r>
+    </w:p>
+    <w:p>
+      <w:pPr>
+        <w:spacing w:before="0" w:after="0" w:line="259" w:lineRule="auto"/>
+        <w:ind w:left="113"/>
+      </w:pPr>
       <w:r>
         <w:rPr>
           <w:rFonts w:ascii="맑은 고딕" w:hAnsi="맑은 고딕" w:eastAsia="맑은 고딕"/>
@@ -137,44 +184,50 @@
           <w:sz w:val="18"/>
           <w:u w:val="none"/>
         </w:rPr>
-        <w:t xml:space="preserve"> the environment.</w:t>
+        <w:t>③ In what year did the museum open to the public?</w:t>
       </w:r>
     </w:p>
     <w:p>
       <w:pPr>
-        <w:spacing w:before="0" w:after="40" w:line="259" w:lineRule="auto"/>
-      </w:pPr>
-    </w:p>
-    <w:p>
-      <w:pPr>
-        <w:keepNext/>
-        <w:spacing w:before="0" w:after="20" w:line="259" w:lineRule="auto"/>
-      </w:pPr>
-      <w:r>
-        <w:rPr>
-          <w:rFonts w:ascii="맑은 고딕" w:hAnsi="맑은 고딕" w:eastAsia="맑은 고딕"/>
-          <w:b/>
-          <w:i w:val="0"/>
-          <w:sz w:val="18"/>
-          <w:u w:val="none"/>
-        </w:rPr>
-        <w:t>A 연결 — 본문에 있는 내용인가?</w:t>
-      </w:r>
-    </w:p>
-    <w:p>
-      <w:pPr>
-        <w:spacing w:before="0" w:after="20" w:line="259" w:lineRule="auto"/>
+        <w:spacing w:before="0" w:after="0" w:line="259" w:lineRule="auto"/>
+        <w:ind w:left="113"/>
       </w:pPr>
       <w:r>
         <w:rPr>
           <w:rFonts w:ascii="맑은 고딕" w:hAnsi="맑은 고딕" w:eastAsia="맑은 고딕"/>
           <w:b w:val="0"/>
           <w:i w:val="0"/>
-          <w:sz w:val="16"/>
+          <w:sz w:val="18"/>
           <w:u w:val="none"/>
         </w:rPr>
-        <w:t>◆ A. 다음 항목이 본문에 있으면 ○, 없으면 ×를 쓰고, 있으면 어느 쪽(Cancun / Singapore)인지 쓰시오. (★ '본문에 없는 내용' = 내용일치 오답 선지의 단골 소스)</w:t>
+        <w:t>④ How many of the statues are made of stone?</w:t>
       </w:r>
+    </w:p>
+    <w:p>
+      <w:pPr>
+        <w:spacing w:before="0" w:after="0" w:line="259" w:lineRule="auto"/>
+        <w:ind w:left="113"/>
+      </w:pPr>
+      <w:r>
+        <w:rPr>
+          <w:rFonts w:ascii="맑은 고딕" w:hAnsi="맑은 고딕" w:eastAsia="맑은 고딕"/>
+          <w:b w:val="0"/>
+          <w:i w:val="0"/>
+          <w:sz w:val="18"/>
+          <w:u w:val="none"/>
+        </w:rPr>
+        <w:t>⑤ Which country has the most eco-friendly buildings in the world?</w:t>
+      </w:r>
+    </w:p>
+    <w:p>
+      <w:pPr>
+        <w:spacing w:before="0" w:after="0" w:line="259" w:lineRule="auto"/>
+      </w:pPr>
+    </w:p>
+    <w:p>
+      <w:pPr>
+        <w:spacing w:before="0" w:after="40" w:line="259" w:lineRule="auto"/>
+      </w:pPr>
     </w:p>
     <w:p>
       <w:pPr>
@@ -199,13 +252,33 @@
           <w:sz w:val="18"/>
           <w:u w:val="none"/>
         </w:rPr>
-        <w:t>fight ground water pollution — ○/× , Cancun / Singapore</w:t>
+        <w:t xml:space="preserve">[2025 #15형] L7 본문을 읽고 답할 수 </w:t>
+      </w:r>
+      <w:r>
+        <w:rPr>
+          <w:rFonts w:ascii="맑은 고딕" w:hAnsi="맑은 고딕" w:eastAsia="맑은 고딕"/>
+          <w:b w:val="0"/>
+          <w:i w:val="0"/>
+          <w:sz w:val="18"/>
+          <w:u w:val="single"/>
+        </w:rPr>
+        <w:t>없는</w:t>
+      </w:r>
+      <w:r>
+        <w:rPr>
+          <w:rFonts w:ascii="맑은 고딕" w:hAnsi="맑은 고딕" w:eastAsia="맑은 고딕"/>
+          <w:b w:val="0"/>
+          <w:i w:val="0"/>
+          <w:sz w:val="18"/>
+          <w:u w:val="none"/>
+        </w:rPr>
+        <w:t xml:space="preserve"> 질문은?</w:t>
       </w:r>
     </w:p>
     <w:p>
       <w:pPr>
-        <w:spacing w:before="0" w:after="20" w:line="259" w:lineRule="auto"/>
-        <w:ind w:left="57"/>
+        <w:spacing w:before="0" w:after="0" w:line="259" w:lineRule="auto"/>
+        <w:ind w:left="113"/>
       </w:pPr>
       <w:r>
         <w:rPr>
@@ -215,8 +288,14 @@
           <w:sz w:val="18"/>
           <w:u w:val="none"/>
         </w:rPr>
-        <w:t xml:space="preserve">fight ground water pollution   [ </w:t>
+        <w:t>① What makes it possible for robots to think like humans?</w:t>
       </w:r>
+    </w:p>
+    <w:p>
+      <w:pPr>
+        <w:spacing w:before="0" w:after="0" w:line="259" w:lineRule="auto"/>
+        <w:ind w:left="113"/>
+      </w:pPr>
       <w:r>
         <w:rPr>
           <w:rFonts w:ascii="맑은 고딕" w:hAnsi="맑은 고딕" w:eastAsia="맑은 고딕"/>
@@ -225,8 +304,14 @@
           <w:sz w:val="18"/>
           <w:u w:val="none"/>
         </w:rPr>
-        <w:t>2) __________</w:t>
+        <w:t>② What does a self-driving car use to navigate roads?</w:t>
       </w:r>
+    </w:p>
+    <w:p>
+      <w:pPr>
+        <w:spacing w:before="0" w:after="0" w:line="259" w:lineRule="auto"/>
+        <w:ind w:left="113"/>
+      </w:pPr>
       <w:r>
         <w:rPr>
           <w:rFonts w:ascii="맑은 고딕" w:hAnsi="맑은 고딕" w:eastAsia="맑은 고딕"/>
@@ -235,13 +320,66 @@
           <w:sz w:val="18"/>
           <w:u w:val="none"/>
         </w:rPr>
-        <w:t xml:space="preserve"> ]</w:t>
+        <w:t>③ How many robot swarms are working on farms today?</w:t>
       </w:r>
+    </w:p>
+    <w:p>
+      <w:pPr>
+        <w:spacing w:before="0" w:after="0" w:line="259" w:lineRule="auto"/>
+        <w:ind w:left="113"/>
+      </w:pPr>
+      <w:r>
+        <w:rPr>
+          <w:rFonts w:ascii="맑은 고딕" w:hAnsi="맑은 고딕" w:eastAsia="맑은 고딕"/>
+          <w:b w:val="0"/>
+          <w:i w:val="0"/>
+          <w:sz w:val="18"/>
+          <w:u w:val="none"/>
+        </w:rPr>
+        <w:t>④ Where can search-and-rescue robots go?</w:t>
+      </w:r>
+    </w:p>
+    <w:p>
+      <w:pPr>
+        <w:spacing w:before="0" w:after="0" w:line="259" w:lineRule="auto"/>
+        <w:ind w:left="113"/>
+      </w:pPr>
+      <w:r>
+        <w:rPr>
+          <w:rFonts w:ascii="맑은 고딕" w:hAnsi="맑은 고딕" w:eastAsia="맑은 고딕"/>
+          <w:b w:val="0"/>
+          <w:i w:val="0"/>
+          <w:sz w:val="18"/>
+          <w:u w:val="none"/>
+        </w:rPr>
+        <w:t>⑤ What are some people worried about regarding robots?</w:t>
+      </w:r>
+    </w:p>
+    <w:p>
+      <w:pPr>
+        <w:spacing w:before="0" w:after="0" w:line="259" w:lineRule="auto"/>
+      </w:pPr>
     </w:p>
     <w:p>
       <w:pPr>
         <w:spacing w:before="0" w:after="40" w:line="259" w:lineRule="auto"/>
       </w:pPr>
+    </w:p>
+    <w:p>
+      <w:pPr>
+        <w:keepNext/>
+        <w:spacing w:before="0" w:after="20" w:line="259" w:lineRule="auto"/>
+      </w:pPr>
+      <w:r>
+        <w:rPr>
+          <w:rFonts w:ascii="맑은 고딕" w:hAnsi="맑은 고딕" w:eastAsia="맑은 고딕"/>
+          <w:b/>
+          <w:i w:val="0"/>
+          <w:sz w:val="18"/>
+          <w:u w:val="none"/>
+        </w:rPr>
+        <w:t>[2025 #12 · 2024 #29형] 일기·후기 융합</w:t>
+      </w:r>
     </w:p>
     <w:p>
       <w:pPr>
@@ -266,7 +404,27 @@
           <w:sz w:val="18"/>
           <w:u w:val="none"/>
         </w:rPr>
-        <w:t>protect damaged areas — ○/× , Cancun / Singapore</w:t>
+        <w:t xml:space="preserve">[2025 #12형] 스쿠버 다이빙이 취미인 Noah의 다이브 로그 중 L5 본문의 내용과 일치하지 </w:t>
+      </w:r>
+      <w:r>
+        <w:rPr>
+          <w:rFonts w:ascii="맑은 고딕" w:hAnsi="맑은 고딕" w:eastAsia="맑은 고딕"/>
+          <w:b w:val="0"/>
+          <w:i w:val="0"/>
+          <w:sz w:val="18"/>
+          <w:u w:val="single"/>
+        </w:rPr>
+        <w:t>않는</w:t>
+      </w:r>
+      <w:r>
+        <w:rPr>
+          <w:rFonts w:ascii="맑은 고딕" w:hAnsi="맑은 고딕" w:eastAsia="맑은 고딕"/>
+          <w:b w:val="0"/>
+          <w:i w:val="0"/>
+          <w:sz w:val="18"/>
+          <w:u w:val="none"/>
+        </w:rPr>
+        <w:t xml:space="preserve"> 것은?</w:t>
       </w:r>
     </w:p>
     <w:p>
@@ -282,7 +440,23 @@
           <w:sz w:val="18"/>
           <w:u w:val="none"/>
         </w:rPr>
-        <w:t xml:space="preserve">protect damaged areas   [ </w:t>
+        <w:t>[Dive Log — Cancun] ① Today I dived at the underwater museum, which was built to protect the parts of the sea damaged by tourist activities. ② The museum is located about 14 meters below the surface. ③ Instead of 500 statues, I only saw about fifty, because the artists have removed most of them to protect the fish. ④ The statues are made from materials that support sea life, so plants were already growing on some of them. ⑤ Our guide said the artists hope that many kinds of sea life will grow on the statues and make the artwork unique.</w:t>
+      </w:r>
+    </w:p>
+    <w:p>
+      <w:pPr>
+        <w:spacing w:before="0" w:after="20" w:line="259" w:lineRule="auto"/>
+        <w:ind w:left="113"/>
+      </w:pPr>
+      <w:r>
+        <w:rPr>
+          <w:rFonts w:ascii="맑은 고딕" w:hAnsi="맑은 고딕" w:eastAsia="맑은 고딕"/>
+          <w:b w:val="0"/>
+          <w:i w:val="0"/>
+          <w:sz w:val="18"/>
+          <w:u w:val="none"/>
+        </w:rPr>
+        <w:t>① ③</w:t>
       </w:r>
       <w:r>
         <w:rPr>
@@ -292,7 +466,7 @@
           <w:sz w:val="18"/>
           <w:u w:val="none"/>
         </w:rPr>
-        <w:t>3) __________</w:t>
+        <w:t xml:space="preserve">    </w:t>
       </w:r>
       <w:r>
         <w:rPr>
@@ -302,7 +476,67 @@
           <w:sz w:val="18"/>
           <w:u w:val="none"/>
         </w:rPr>
-        <w:t xml:space="preserve"> ]</w:t>
+        <w:t>② ②</w:t>
+      </w:r>
+      <w:r>
+        <w:rPr>
+          <w:rFonts w:ascii="맑은 고딕" w:hAnsi="맑은 고딕" w:eastAsia="맑은 고딕"/>
+          <w:b w:val="0"/>
+          <w:i w:val="0"/>
+          <w:sz w:val="18"/>
+          <w:u w:val="none"/>
+        </w:rPr>
+        <w:t xml:space="preserve">    </w:t>
+      </w:r>
+      <w:r>
+        <w:rPr>
+          <w:rFonts w:ascii="맑은 고딕" w:hAnsi="맑은 고딕" w:eastAsia="맑은 고딕"/>
+          <w:b w:val="0"/>
+          <w:i w:val="0"/>
+          <w:sz w:val="18"/>
+          <w:u w:val="none"/>
+        </w:rPr>
+        <w:t>③ ①</w:t>
+      </w:r>
+      <w:r>
+        <w:rPr>
+          <w:rFonts w:ascii="맑은 고딕" w:hAnsi="맑은 고딕" w:eastAsia="맑은 고딕"/>
+          <w:b w:val="0"/>
+          <w:i w:val="0"/>
+          <w:sz w:val="18"/>
+          <w:u w:val="none"/>
+        </w:rPr>
+        <w:t xml:space="preserve">    </w:t>
+      </w:r>
+      <w:r>
+        <w:rPr>
+          <w:rFonts w:ascii="맑은 고딕" w:hAnsi="맑은 고딕" w:eastAsia="맑은 고딕"/>
+          <w:b w:val="0"/>
+          <w:i w:val="0"/>
+          <w:sz w:val="18"/>
+          <w:u w:val="none"/>
+        </w:rPr>
+        <w:t>④ ④</w:t>
+      </w:r>
+      <w:r>
+        <w:rPr>
+          <w:rFonts w:ascii="맑은 고딕" w:hAnsi="맑은 고딕" w:eastAsia="맑은 고딕"/>
+          <w:b w:val="0"/>
+          <w:i w:val="0"/>
+          <w:sz w:val="18"/>
+          <w:u w:val="none"/>
+        </w:rPr>
+        <w:t xml:space="preserve">    </w:t>
+      </w:r>
+      <w:r>
+        <w:rPr>
+          <w:rFonts w:ascii="맑은 고딕" w:hAnsi="맑은 고딕" w:eastAsia="맑은 고딕"/>
+          <w:b w:val="0"/>
+          <w:i w:val="0"/>
+          <w:sz w:val="18"/>
+          <w:u w:val="none"/>
+        </w:rPr>
+        <w:t>⑤ ⑤</w:t>
       </w:r>
     </w:p>
     <w:p>
@@ -333,1715 +567,7 @@
           <w:sz w:val="18"/>
           <w:u w:val="none"/>
         </w:rPr>
-        <w:t>efficient lighting systems and solar panels — ○/× , Cancun / Singapore</w:t>
-      </w:r>
-    </w:p>
-    <w:p>
-      <w:pPr>
-        <w:spacing w:before="0" w:after="20" w:line="259" w:lineRule="auto"/>
-        <w:ind w:left="57"/>
-      </w:pPr>
-      <w:r>
-        <w:rPr>
-          <w:rFonts w:ascii="맑은 고딕" w:hAnsi="맑은 고딕" w:eastAsia="맑은 고딕"/>
-          <w:b w:val="0"/>
-          <w:i w:val="0"/>
-          <w:sz w:val="18"/>
-          <w:u w:val="none"/>
-        </w:rPr>
-        <w:t xml:space="preserve">efficient lighting systems and solar panels   [ </w:t>
-      </w:r>
-      <w:r>
-        <w:rPr>
-          <w:rFonts w:ascii="맑은 고딕" w:hAnsi="맑은 고딕" w:eastAsia="맑은 고딕"/>
-          <w:b w:val="0"/>
-          <w:i w:val="0"/>
-          <w:sz w:val="18"/>
-          <w:u w:val="none"/>
-        </w:rPr>
-        <w:t>3) __________</w:t>
-      </w:r>
-      <w:r>
-        <w:rPr>
-          <w:rFonts w:ascii="맑은 고딕" w:hAnsi="맑은 고딕" w:eastAsia="맑은 고딕"/>
-          <w:b w:val="0"/>
-          <w:i w:val="0"/>
-          <w:sz w:val="18"/>
-          <w:u w:val="none"/>
-        </w:rPr>
-        <w:t xml:space="preserve"> ]</w:t>
-      </w:r>
-    </w:p>
-    <w:p>
-      <w:pPr>
-        <w:spacing w:before="0" w:after="40" w:line="259" w:lineRule="auto"/>
-      </w:pPr>
-    </w:p>
-    <w:p>
-      <w:pPr>
-        <w:keepNext/>
-        <w:spacing w:before="0" w:after="20" w:line="259" w:lineRule="auto"/>
-      </w:pPr>
-      <w:r>
-        <w:rPr>
-          <w:rFonts w:ascii="맑은 고딕" w:hAnsi="맑은 고딕" w:eastAsia="맑은 고딕"/>
-          <w:b/>
-          <w:i w:val="0"/>
-          <w:sz w:val="18"/>
-          <w:u w:val="none"/>
-        </w:rPr>
-        <w:t xml:space="preserve">5. </w:t>
-      </w:r>
-      <w:r>
-        <w:rPr>
-          <w:rFonts w:ascii="맑은 고딕" w:hAnsi="맑은 고딕" w:eastAsia="맑은 고딕"/>
-          <w:b w:val="0"/>
-          <w:i w:val="0"/>
-          <w:sz w:val="18"/>
-          <w:u w:val="none"/>
-        </w:rPr>
-        <w:t>500 statues to attract tourists — ○/× , Cancun / Singapore</w:t>
-      </w:r>
-    </w:p>
-    <w:p>
-      <w:pPr>
-        <w:spacing w:before="0" w:after="20" w:line="259" w:lineRule="auto"/>
-        <w:ind w:left="57"/>
-      </w:pPr>
-      <w:r>
-        <w:rPr>
-          <w:rFonts w:ascii="맑은 고딕" w:hAnsi="맑은 고딕" w:eastAsia="맑은 고딕"/>
-          <w:b w:val="0"/>
-          <w:i w:val="0"/>
-          <w:sz w:val="18"/>
-          <w:u w:val="none"/>
-        </w:rPr>
-        <w:t xml:space="preserve">500 statues to attract tourists   [ </w:t>
-      </w:r>
-      <w:r>
-        <w:rPr>
-          <w:rFonts w:ascii="맑은 고딕" w:hAnsi="맑은 고딕" w:eastAsia="맑은 고딕"/>
-          <w:b w:val="0"/>
-          <w:i w:val="0"/>
-          <w:sz w:val="18"/>
-          <w:u w:val="none"/>
-        </w:rPr>
-        <w:t>5) __________</w:t>
-      </w:r>
-      <w:r>
-        <w:rPr>
-          <w:rFonts w:ascii="맑은 고딕" w:hAnsi="맑은 고딕" w:eastAsia="맑은 고딕"/>
-          <w:b w:val="0"/>
-          <w:i w:val="0"/>
-          <w:sz w:val="18"/>
-          <w:u w:val="none"/>
-        </w:rPr>
-        <w:t xml:space="preserve"> ]</w:t>
-      </w:r>
-    </w:p>
-    <w:p>
-      <w:pPr>
-        <w:spacing w:before="0" w:after="40" w:line="259" w:lineRule="auto"/>
-      </w:pPr>
-    </w:p>
-    <w:p>
-      <w:pPr>
-        <w:keepNext/>
-        <w:spacing w:before="0" w:after="20" w:line="259" w:lineRule="auto"/>
-      </w:pPr>
-      <w:r>
-        <w:rPr>
-          <w:rFonts w:ascii="맑은 고딕" w:hAnsi="맑은 고딕" w:eastAsia="맑은 고딕"/>
-          <w:b/>
-          <w:i w:val="0"/>
-          <w:sz w:val="18"/>
-          <w:u w:val="none"/>
-        </w:rPr>
-        <w:t>B 오답 고치기 — 밑줄 부분을 본문대로 고치시오</w:t>
-      </w:r>
-    </w:p>
-    <w:p>
-      <w:pPr>
-        <w:spacing w:before="0" w:after="20" w:line="259" w:lineRule="auto"/>
-      </w:pPr>
-      <w:r>
-        <w:rPr>
-          <w:rFonts w:ascii="맑은 고딕" w:hAnsi="맑은 고딕" w:eastAsia="맑은 고딕"/>
-          <w:b w:val="0"/>
-          <w:i w:val="0"/>
-          <w:sz w:val="16"/>
-          <w:u w:val="none"/>
-        </w:rPr>
-        <w:t>◆ ★ 틀린 문장 = 시험 오답 선지 설계도</w:t>
-      </w:r>
-    </w:p>
-    <w:p>
-      <w:pPr>
-        <w:keepNext/>
-        <w:spacing w:before="0" w:after="20" w:line="259" w:lineRule="auto"/>
-      </w:pPr>
-      <w:r>
-        <w:rPr>
-          <w:rFonts w:ascii="맑은 고딕" w:hAnsi="맑은 고딕" w:eastAsia="맑은 고딕"/>
-          <w:b/>
-          <w:i w:val="0"/>
-          <w:sz w:val="18"/>
-          <w:u w:val="none"/>
-        </w:rPr>
-        <w:t xml:space="preserve">6. </w:t>
-      </w:r>
-      <w:r>
-        <w:rPr>
-          <w:rFonts w:ascii="맑은 고딕" w:hAnsi="맑은 고딕" w:eastAsia="맑은 고딕"/>
-          <w:b w:val="0"/>
-          <w:i w:val="0"/>
-          <w:sz w:val="18"/>
-          <w:u w:val="none"/>
-        </w:rPr>
-        <w:t>틀린 부분을 본문대로 고치시오.</w:t>
-      </w:r>
-    </w:p>
-    <w:p>
-      <w:pPr>
-        <w:spacing w:before="0" w:after="20" w:line="259" w:lineRule="auto"/>
-        <w:ind w:left="57"/>
-      </w:pPr>
-      <w:r>
-        <w:rPr>
-          <w:rFonts w:ascii="맑은 고딕" w:hAnsi="맑은 고딕" w:eastAsia="맑은 고딕"/>
-          <w:b w:val="0"/>
-          <w:i w:val="0"/>
-          <w:sz w:val="18"/>
-          <w:u w:val="none"/>
-        </w:rPr>
-        <w:t xml:space="preserve">Some parts of the sea near Cancun are becoming damaged by the </w:t>
-      </w:r>
-      <w:r>
-        <w:rPr>
-          <w:rFonts w:ascii="맑은 고딕" w:hAnsi="맑은 고딕" w:eastAsia="맑은 고딕"/>
-          <w:b w:val="0"/>
-          <w:i w:val="0"/>
-          <w:sz w:val="18"/>
-          <w:u w:val="single"/>
-        </w:rPr>
-        <w:t>fishing industry</w:t>
-      </w:r>
-      <w:r>
-        <w:rPr>
-          <w:rFonts w:ascii="맑은 고딕" w:hAnsi="맑은 고딕" w:eastAsia="맑은 고딕"/>
-          <w:b w:val="0"/>
-          <w:i w:val="0"/>
-          <w:sz w:val="18"/>
-          <w:u w:val="none"/>
-        </w:rPr>
-        <w:t>.</w:t>
-      </w:r>
-      <w:r>
-        <w:br/>
-      </w:r>
-      <w:r>
-        <w:rPr>
-          <w:rFonts w:ascii="맑은 고딕" w:hAnsi="맑은 고딕" w:eastAsia="맑은 고딕"/>
-          <w:b w:val="0"/>
-          <w:i w:val="0"/>
-          <w:sz w:val="18"/>
-          <w:u w:val="none"/>
-        </w:rPr>
-        <w:t xml:space="preserve">→ by </w:t>
-      </w:r>
-      <w:r>
-        <w:rPr>
-          <w:rFonts w:ascii="맑은 고딕" w:hAnsi="맑은 고딕" w:eastAsia="맑은 고딕"/>
-          <w:b w:val="0"/>
-          <w:i w:val="0"/>
-          <w:sz w:val="18"/>
-          <w:u w:val="none"/>
-        </w:rPr>
-        <w:t>4) __________</w:t>
-      </w:r>
-    </w:p>
-    <w:p>
-      <w:pPr>
-        <w:spacing w:before="0" w:after="40" w:line="259" w:lineRule="auto"/>
-      </w:pPr>
-    </w:p>
-    <w:p>
-      <w:pPr>
-        <w:keepNext/>
-        <w:spacing w:before="0" w:after="20" w:line="259" w:lineRule="auto"/>
-      </w:pPr>
-      <w:r>
-        <w:rPr>
-          <w:rFonts w:ascii="맑은 고딕" w:hAnsi="맑은 고딕" w:eastAsia="맑은 고딕"/>
-          <w:b/>
-          <w:i w:val="0"/>
-          <w:sz w:val="18"/>
-          <w:u w:val="none"/>
-        </w:rPr>
-        <w:t xml:space="preserve">7. </w:t>
-      </w:r>
-      <w:r>
-        <w:rPr>
-          <w:rFonts w:ascii="맑은 고딕" w:hAnsi="맑은 고딕" w:eastAsia="맑은 고딕"/>
-          <w:b w:val="0"/>
-          <w:i w:val="0"/>
-          <w:sz w:val="18"/>
-          <w:u w:val="none"/>
-        </w:rPr>
-        <w:t>틀린 부분을 본문대로 고치시오.</w:t>
-      </w:r>
-    </w:p>
-    <w:p>
-      <w:pPr>
-        <w:spacing w:before="0" w:after="20" w:line="259" w:lineRule="auto"/>
-        <w:ind w:left="57"/>
-      </w:pPr>
-      <w:r>
-        <w:rPr>
-          <w:rFonts w:ascii="맑은 고딕" w:hAnsi="맑은 고딕" w:eastAsia="맑은 고딕"/>
-          <w:b w:val="0"/>
-          <w:i w:val="0"/>
-          <w:sz w:val="18"/>
-          <w:u w:val="none"/>
-        </w:rPr>
-        <w:t xml:space="preserve">The underwater museum in Cancun provides </w:t>
-      </w:r>
-      <w:r>
-        <w:rPr>
-          <w:rFonts w:ascii="맑은 고딕" w:hAnsi="맑은 고딕" w:eastAsia="맑은 고딕"/>
-          <w:b w:val="0"/>
-          <w:i w:val="0"/>
-          <w:sz w:val="18"/>
-          <w:u w:val="single"/>
-        </w:rPr>
-        <w:t>food</w:t>
-      </w:r>
-      <w:r>
-        <w:rPr>
-          <w:rFonts w:ascii="맑은 고딕" w:hAnsi="맑은 고딕" w:eastAsia="맑은 고딕"/>
-          <w:b w:val="0"/>
-          <w:i w:val="0"/>
-          <w:sz w:val="18"/>
-          <w:u w:val="none"/>
-        </w:rPr>
-        <w:t xml:space="preserve"> for plants and animals.</w:t>
-      </w:r>
-      <w:r>
-        <w:br/>
-      </w:r>
-      <w:r>
-        <w:rPr>
-          <w:rFonts w:ascii="맑은 고딕" w:hAnsi="맑은 고딕" w:eastAsia="맑은 고딕"/>
-          <w:b w:val="0"/>
-          <w:i w:val="0"/>
-          <w:sz w:val="18"/>
-          <w:u w:val="none"/>
-        </w:rPr>
-        <w:t xml:space="preserve">→ provides </w:t>
-      </w:r>
-      <w:r>
-        <w:rPr>
-          <w:rFonts w:ascii="맑은 고딕" w:hAnsi="맑은 고딕" w:eastAsia="맑은 고딕"/>
-          <w:b w:val="0"/>
-          <w:i w:val="0"/>
-          <w:sz w:val="18"/>
-          <w:u w:val="none"/>
-        </w:rPr>
-        <w:t>5) __________</w:t>
-      </w:r>
-      <w:r>
-        <w:rPr>
-          <w:rFonts w:ascii="맑은 고딕" w:hAnsi="맑은 고딕" w:eastAsia="맑은 고딕"/>
-          <w:b w:val="0"/>
-          <w:i w:val="0"/>
-          <w:sz w:val="18"/>
-          <w:u w:val="none"/>
-        </w:rPr>
-        <w:t xml:space="preserve"> for plants and animals to live on</w:t>
-      </w:r>
-    </w:p>
-    <w:p>
-      <w:pPr>
-        <w:spacing w:before="0" w:after="40" w:line="259" w:lineRule="auto"/>
-      </w:pPr>
-    </w:p>
-    <w:p>
-      <w:pPr>
-        <w:keepNext/>
-        <w:spacing w:before="0" w:after="20" w:line="259" w:lineRule="auto"/>
-      </w:pPr>
-      <w:r>
-        <w:rPr>
-          <w:rFonts w:ascii="맑은 고딕" w:hAnsi="맑은 고딕" w:eastAsia="맑은 고딕"/>
-          <w:b/>
-          <w:i w:val="0"/>
-          <w:sz w:val="18"/>
-          <w:u w:val="none"/>
-        </w:rPr>
-        <w:t xml:space="preserve">8. </w:t>
-      </w:r>
-      <w:r>
-        <w:rPr>
-          <w:rFonts w:ascii="맑은 고딕" w:hAnsi="맑은 고딕" w:eastAsia="맑은 고딕"/>
-          <w:b w:val="0"/>
-          <w:i w:val="0"/>
-          <w:sz w:val="18"/>
-          <w:u w:val="none"/>
-        </w:rPr>
-        <w:t>틀린 부분을 본문대로 고치시오.</w:t>
-      </w:r>
-    </w:p>
-    <w:p>
-      <w:pPr>
-        <w:spacing w:before="0" w:after="20" w:line="259" w:lineRule="auto"/>
-        <w:ind w:left="57"/>
-      </w:pPr>
-      <w:r>
-        <w:rPr>
-          <w:rFonts w:ascii="맑은 고딕" w:hAnsi="맑은 고딕" w:eastAsia="맑은 고딕"/>
-          <w:b w:val="0"/>
-          <w:i w:val="0"/>
-          <w:sz w:val="18"/>
-          <w:u w:val="none"/>
-        </w:rPr>
-        <w:t xml:space="preserve">The </w:t>
-      </w:r>
-      <w:r>
-        <w:rPr>
-          <w:rFonts w:ascii="맑은 고딕" w:hAnsi="맑은 고딕" w:eastAsia="맑은 고딕"/>
-          <w:b w:val="0"/>
-          <w:i w:val="0"/>
-          <w:sz w:val="18"/>
-          <w:u w:val="single"/>
-        </w:rPr>
-        <w:t>open structure</w:t>
-      </w:r>
-      <w:r>
-        <w:rPr>
-          <w:rFonts w:ascii="맑은 고딕" w:hAnsi="맑은 고딕" w:eastAsia="맑은 고딕"/>
-          <w:b w:val="0"/>
-          <w:i w:val="0"/>
-          <w:sz w:val="18"/>
-          <w:u w:val="none"/>
-        </w:rPr>
-        <w:t xml:space="preserve"> of the large gardens protects the building from direct sunlight.</w:t>
-      </w:r>
-      <w:r>
-        <w:br/>
-      </w:r>
-      <w:r>
-        <w:rPr>
-          <w:rFonts w:ascii="맑은 고딕" w:hAnsi="맑은 고딕" w:eastAsia="맑은 고딕"/>
-          <w:b w:val="0"/>
-          <w:i w:val="0"/>
-          <w:sz w:val="18"/>
-          <w:u w:val="none"/>
-        </w:rPr>
-        <w:t xml:space="preserve">→ The </w:t>
-      </w:r>
-      <w:r>
-        <w:rPr>
-          <w:rFonts w:ascii="맑은 고딕" w:hAnsi="맑은 고딕" w:eastAsia="맑은 고딕"/>
-          <w:b w:val="0"/>
-          <w:i w:val="0"/>
-          <w:sz w:val="18"/>
-          <w:u w:val="none"/>
-        </w:rPr>
-        <w:t>6) __________</w:t>
-      </w:r>
-      <w:r>
-        <w:rPr>
-          <w:rFonts w:ascii="맑은 고딕" w:hAnsi="맑은 고딕" w:eastAsia="맑은 고딕"/>
-          <w:b w:val="0"/>
-          <w:i w:val="0"/>
-          <w:sz w:val="18"/>
-          <w:u w:val="none"/>
-        </w:rPr>
-        <w:t xml:space="preserve"> of the large gardens protects …</w:t>
-      </w:r>
-    </w:p>
-    <w:p>
-      <w:pPr>
-        <w:spacing w:before="0" w:after="40" w:line="259" w:lineRule="auto"/>
-      </w:pPr>
-    </w:p>
-    <w:p>
-      <w:pPr>
-        <w:keepNext/>
-        <w:spacing w:before="0" w:after="20" w:line="259" w:lineRule="auto"/>
-      </w:pPr>
-      <w:r>
-        <w:rPr>
-          <w:rFonts w:ascii="맑은 고딕" w:hAnsi="맑은 고딕" w:eastAsia="맑은 고딕"/>
-          <w:b/>
-          <w:i w:val="0"/>
-          <w:sz w:val="18"/>
-          <w:u w:val="none"/>
-        </w:rPr>
-        <w:t>C 질문 — 본문 근거로 답 완성</w:t>
-      </w:r>
-    </w:p>
-    <w:p>
-      <w:pPr>
-        <w:spacing w:before="0" w:after="20" w:line="259" w:lineRule="auto"/>
-      </w:pPr>
-      <w:r>
-        <w:rPr>
-          <w:rFonts w:ascii="맑은 고딕" w:hAnsi="맑은 고딕" w:eastAsia="맑은 고딕"/>
-          <w:b w:val="0"/>
-          <w:i w:val="0"/>
-          <w:sz w:val="16"/>
-          <w:u w:val="none"/>
-        </w:rPr>
-        <w:t>◆ ★ 2025 #10 '답할 수 있는 질문'의 원형</w:t>
-      </w:r>
-    </w:p>
-    <w:p>
-      <w:pPr>
-        <w:keepNext/>
-        <w:spacing w:before="0" w:after="20" w:line="259" w:lineRule="auto"/>
-      </w:pPr>
-      <w:r>
-        <w:rPr>
-          <w:rFonts w:ascii="맑은 고딕" w:hAnsi="맑은 고딕" w:eastAsia="맑은 고딕"/>
-          <w:b/>
-          <w:i w:val="0"/>
-          <w:sz w:val="18"/>
-          <w:u w:val="none"/>
-        </w:rPr>
-        <w:t xml:space="preserve">9. </w:t>
-      </w:r>
-      <w:r>
-        <w:rPr>
-          <w:rFonts w:ascii="맑은 고딕" w:hAnsi="맑은 고딕" w:eastAsia="맑은 고딕"/>
-          <w:b w:val="0"/>
-          <w:i w:val="0"/>
-          <w:sz w:val="18"/>
-          <w:u w:val="none"/>
-        </w:rPr>
-        <w:t>본문 근거로 답을 완성하시오.</w:t>
-      </w:r>
-    </w:p>
-    <w:p>
-      <w:pPr>
-        <w:spacing w:before="0" w:after="20" w:line="259" w:lineRule="auto"/>
-        <w:ind w:left="57"/>
-      </w:pPr>
-      <w:r>
-        <w:rPr>
-          <w:rFonts w:ascii="맑은 고딕" w:hAnsi="맑은 고딕" w:eastAsia="맑은 고딕"/>
-          <w:b w:val="0"/>
-          <w:i w:val="0"/>
-          <w:sz w:val="18"/>
-          <w:u w:val="none"/>
-        </w:rPr>
-        <w:t>What are the statues in the underwater museum made from?</w:t>
-      </w:r>
-      <w:r>
-        <w:br/>
-      </w:r>
-      <w:r>
-        <w:rPr>
-          <w:rFonts w:ascii="맑은 고딕" w:hAnsi="맑은 고딕" w:eastAsia="맑은 고딕"/>
-          <w:b w:val="0"/>
-          <w:i w:val="0"/>
-          <w:sz w:val="18"/>
-          <w:u w:val="none"/>
-        </w:rPr>
-        <w:t xml:space="preserve">→ They are made from materials that </w:t>
-      </w:r>
-      <w:r>
-        <w:rPr>
-          <w:rFonts w:ascii="맑은 고딕" w:hAnsi="맑은 고딕" w:eastAsia="맑은 고딕"/>
-          <w:b w:val="0"/>
-          <w:i w:val="0"/>
-          <w:sz w:val="18"/>
-          <w:u w:val="none"/>
-        </w:rPr>
-        <w:t>7) __________</w:t>
-      </w:r>
-      <w:r>
-        <w:rPr>
-          <w:rFonts w:ascii="맑은 고딕" w:hAnsi="맑은 고딕" w:eastAsia="맑은 고딕"/>
-          <w:b w:val="0"/>
-          <w:i w:val="0"/>
-          <w:sz w:val="18"/>
-          <w:u w:val="none"/>
-        </w:rPr>
-        <w:t>.</w:t>
-      </w:r>
-    </w:p>
-    <w:p>
-      <w:pPr>
-        <w:spacing w:before="0" w:after="40" w:line="259" w:lineRule="auto"/>
-      </w:pPr>
-    </w:p>
-    <w:p>
-      <w:pPr>
-        <w:keepNext/>
-        <w:spacing w:before="0" w:after="20" w:line="259" w:lineRule="auto"/>
-      </w:pPr>
-      <w:r>
-        <w:rPr>
-          <w:rFonts w:ascii="맑은 고딕" w:hAnsi="맑은 고딕" w:eastAsia="맑은 고딕"/>
-          <w:b/>
-          <w:i w:val="0"/>
-          <w:sz w:val="18"/>
-          <w:u w:val="none"/>
-        </w:rPr>
-        <w:t xml:space="preserve">10. </w:t>
-      </w:r>
-      <w:r>
-        <w:rPr>
-          <w:rFonts w:ascii="맑은 고딕" w:hAnsi="맑은 고딕" w:eastAsia="맑은 고딕"/>
-          <w:b w:val="0"/>
-          <w:i w:val="0"/>
-          <w:sz w:val="18"/>
-          <w:u w:val="none"/>
-        </w:rPr>
-        <w:t>본문 근거로 답을 완성하시오. (12~14 같은 문장)</w:t>
-      </w:r>
-    </w:p>
-    <w:p>
-      <w:pPr>
-        <w:spacing w:before="0" w:after="20" w:line="259" w:lineRule="auto"/>
-        <w:ind w:left="57"/>
-      </w:pPr>
-      <w:r>
-        <w:rPr>
-          <w:rFonts w:ascii="맑은 고딕" w:hAnsi="맑은 고딕" w:eastAsia="맑은 고딕"/>
-          <w:b w:val="0"/>
-          <w:i w:val="0"/>
-          <w:sz w:val="18"/>
-          <w:u w:val="none"/>
-        </w:rPr>
-        <w:t>Why have architects in Singapore begun to design eco-friendly buildings?</w:t>
-      </w:r>
-      <w:r>
-        <w:br/>
-      </w:r>
-      <w:r>
-        <w:rPr>
-          <w:rFonts w:ascii="맑은 고딕" w:hAnsi="맑은 고딕" w:eastAsia="맑은 고딕"/>
-          <w:b w:val="0"/>
-          <w:i w:val="0"/>
-          <w:sz w:val="18"/>
-          <w:u w:val="none"/>
-        </w:rPr>
-        <w:t xml:space="preserve">→ Because most buildings need </w:t>
-      </w:r>
-      <w:r>
-        <w:rPr>
-          <w:rFonts w:ascii="맑은 고딕" w:hAnsi="맑은 고딕" w:eastAsia="맑은 고딕"/>
-          <w:b w:val="0"/>
-          <w:i w:val="0"/>
-          <w:sz w:val="18"/>
-          <w:u w:val="none"/>
-        </w:rPr>
-        <w:t>8) __________</w:t>
-      </w:r>
-      <w:r>
-        <w:rPr>
-          <w:rFonts w:ascii="맑은 고딕" w:hAnsi="맑은 고딕" w:eastAsia="맑은 고딕"/>
-          <w:b w:val="0"/>
-          <w:i w:val="0"/>
-          <w:sz w:val="18"/>
-          <w:u w:val="none"/>
-        </w:rPr>
-        <w:t>, which uses a lot of 11)______ and 12)______ to climate change.</w:t>
-      </w:r>
-    </w:p>
-    <w:p>
-      <w:pPr>
-        <w:spacing w:before="0" w:after="40" w:line="259" w:lineRule="auto"/>
-      </w:pPr>
-    </w:p>
-    <w:p>
-      <w:pPr>
-        <w:keepNext/>
-        <w:spacing w:before="0" w:after="20" w:line="259" w:lineRule="auto"/>
-      </w:pPr>
-      <w:r>
-        <w:rPr>
-          <w:rFonts w:ascii="맑은 고딕" w:hAnsi="맑은 고딕" w:eastAsia="맑은 고딕"/>
-          <w:b/>
-          <w:i w:val="0"/>
-          <w:sz w:val="18"/>
-          <w:u w:val="none"/>
-        </w:rPr>
-        <w:t xml:space="preserve">11. </w:t>
-      </w:r>
-      <w:r>
-        <w:rPr>
-          <w:rFonts w:ascii="맑은 고딕" w:hAnsi="맑은 고딕" w:eastAsia="맑은 고딕"/>
-          <w:b w:val="0"/>
-          <w:i w:val="0"/>
-          <w:sz w:val="18"/>
-          <w:u w:val="none"/>
-        </w:rPr>
-        <w:t>본문 근거로 답을 완성하시오. (12~14 같은 문장)</w:t>
-      </w:r>
-    </w:p>
-    <w:p>
-      <w:pPr>
-        <w:spacing w:before="0" w:after="20" w:line="259" w:lineRule="auto"/>
-        <w:ind w:left="57"/>
-      </w:pPr>
-      <w:r>
-        <w:rPr>
-          <w:rFonts w:ascii="맑은 고딕" w:hAnsi="맑은 고딕" w:eastAsia="맑은 고딕"/>
-          <w:b w:val="0"/>
-          <w:i w:val="0"/>
-          <w:sz w:val="18"/>
-          <w:u w:val="none"/>
-        </w:rPr>
-        <w:t xml:space="preserve">→ Because most buildings need 10)______ ______, which uses a lot of </w:t>
-      </w:r>
-      <w:r>
-        <w:rPr>
-          <w:rFonts w:ascii="맑은 고딕" w:hAnsi="맑은 고딕" w:eastAsia="맑은 고딕"/>
-          <w:b w:val="0"/>
-          <w:i w:val="0"/>
-          <w:sz w:val="18"/>
-          <w:u w:val="none"/>
-        </w:rPr>
-        <w:t>9) __________</w:t>
-      </w:r>
-      <w:r>
-        <w:rPr>
-          <w:rFonts w:ascii="맑은 고딕" w:hAnsi="맑은 고딕" w:eastAsia="맑은 고딕"/>
-          <w:b w:val="0"/>
-          <w:i w:val="0"/>
-          <w:sz w:val="18"/>
-          <w:u w:val="none"/>
-        </w:rPr>
-        <w:t xml:space="preserve"> and 12)______ to climate change.</w:t>
-      </w:r>
-    </w:p>
-    <w:p>
-      <w:pPr>
-        <w:spacing w:before="0" w:after="40" w:line="259" w:lineRule="auto"/>
-      </w:pPr>
-    </w:p>
-    <w:p>
-      <w:pPr>
-        <w:keepNext/>
-        <w:spacing w:before="0" w:after="20" w:line="259" w:lineRule="auto"/>
-      </w:pPr>
-      <w:r>
-        <w:rPr>
-          <w:rFonts w:ascii="맑은 고딕" w:hAnsi="맑은 고딕" w:eastAsia="맑은 고딕"/>
-          <w:b/>
-          <w:i w:val="0"/>
-          <w:sz w:val="18"/>
-          <w:u w:val="none"/>
-        </w:rPr>
-        <w:t xml:space="preserve">12. </w:t>
-      </w:r>
-      <w:r>
-        <w:rPr>
-          <w:rFonts w:ascii="맑은 고딕" w:hAnsi="맑은 고딕" w:eastAsia="맑은 고딕"/>
-          <w:b w:val="0"/>
-          <w:i w:val="0"/>
-          <w:sz w:val="18"/>
-          <w:u w:val="none"/>
-        </w:rPr>
-        <w:t>본문 근거로 답을 완성하시오. (12~14 같은 문장)</w:t>
-      </w:r>
-    </w:p>
-    <w:p>
-      <w:pPr>
-        <w:spacing w:before="0" w:after="20" w:line="259" w:lineRule="auto"/>
-        <w:ind w:left="57"/>
-      </w:pPr>
-      <w:r>
-        <w:rPr>
-          <w:rFonts w:ascii="맑은 고딕" w:hAnsi="맑은 고딕" w:eastAsia="맑은 고딕"/>
-          <w:b w:val="0"/>
-          <w:i w:val="0"/>
-          <w:sz w:val="18"/>
-          <w:u w:val="none"/>
-        </w:rPr>
-        <w:t xml:space="preserve">→ …, which uses a lot of 11)______ and </w:t>
-      </w:r>
-      <w:r>
-        <w:rPr>
-          <w:rFonts w:ascii="맑은 고딕" w:hAnsi="맑은 고딕" w:eastAsia="맑은 고딕"/>
-          <w:b w:val="0"/>
-          <w:i w:val="0"/>
-          <w:sz w:val="18"/>
-          <w:u w:val="none"/>
-        </w:rPr>
-        <w:t>10) __________</w:t>
-      </w:r>
-      <w:r>
-        <w:rPr>
-          <w:rFonts w:ascii="맑은 고딕" w:hAnsi="맑은 고딕" w:eastAsia="맑은 고딕"/>
-          <w:b w:val="0"/>
-          <w:i w:val="0"/>
-          <w:sz w:val="18"/>
-          <w:u w:val="none"/>
-        </w:rPr>
-        <w:t xml:space="preserve"> to climate change.</w:t>
-      </w:r>
-    </w:p>
-    <w:p>
-      <w:pPr>
-        <w:spacing w:before="0" w:after="40" w:line="259" w:lineRule="auto"/>
-      </w:pPr>
-    </w:p>
-    <w:p>
-      <w:pPr>
-        <w:keepNext/>
-        <w:spacing w:before="0" w:after="20" w:line="259" w:lineRule="auto"/>
-      </w:pPr>
-      <w:r>
-        <w:rPr>
-          <w:rFonts w:ascii="맑은 고딕" w:hAnsi="맑은 고딕" w:eastAsia="맑은 고딕"/>
-          <w:b/>
-          <w:i w:val="0"/>
-          <w:sz w:val="18"/>
-          <w:u w:val="none"/>
-        </w:rPr>
-        <w:t xml:space="preserve">13. </w:t>
-      </w:r>
-      <w:r>
-        <w:rPr>
-          <w:rFonts w:ascii="맑은 고딕" w:hAnsi="맑은 고딕" w:eastAsia="맑은 고딕"/>
-          <w:b w:val="0"/>
-          <w:i w:val="0"/>
-          <w:sz w:val="18"/>
-          <w:u w:val="none"/>
-        </w:rPr>
-        <w:t>본문 근거로 답을 완성하시오. (15~17 같은 문장)</w:t>
-      </w:r>
-    </w:p>
-    <w:p>
-      <w:pPr>
-        <w:spacing w:before="0" w:after="20" w:line="259" w:lineRule="auto"/>
-        <w:ind w:left="57"/>
-      </w:pPr>
-      <w:r>
-        <w:rPr>
-          <w:rFonts w:ascii="맑은 고딕" w:hAnsi="맑은 고딕" w:eastAsia="맑은 고딕"/>
-          <w:b w:val="0"/>
-          <w:i w:val="0"/>
-          <w:sz w:val="18"/>
-          <w:u w:val="none"/>
-        </w:rPr>
-        <w:t>How does an open structure allow a building to stay cool?</w:t>
-      </w:r>
-      <w:r>
-        <w:br/>
-      </w:r>
-      <w:r>
-        <w:rPr>
-          <w:rFonts w:ascii="맑은 고딕" w:hAnsi="맑은 고딕" w:eastAsia="맑은 고딕"/>
-          <w:b w:val="0"/>
-          <w:i w:val="0"/>
-          <w:sz w:val="18"/>
-          <w:u w:val="none"/>
-        </w:rPr>
-        <w:t xml:space="preserve">→ It makes it </w:t>
-      </w:r>
-      <w:r>
-        <w:rPr>
-          <w:rFonts w:ascii="맑은 고딕" w:hAnsi="맑은 고딕" w:eastAsia="맑은 고딕"/>
-          <w:b w:val="0"/>
-          <w:i w:val="0"/>
-          <w:sz w:val="18"/>
-          <w:u w:val="none"/>
-        </w:rPr>
-        <w:t>11) __________</w:t>
-      </w:r>
-      <w:r>
-        <w:rPr>
-          <w:rFonts w:ascii="맑은 고딕" w:hAnsi="맑은 고딕" w:eastAsia="맑은 고딕"/>
-          <w:b w:val="0"/>
-          <w:i w:val="0"/>
-          <w:sz w:val="18"/>
-          <w:u w:val="none"/>
-        </w:rPr>
-        <w:t xml:space="preserve"> for outside air to 14)______ throughout the building, and this natural 15)______ ______ keeps the building cool.</w:t>
-      </w:r>
-    </w:p>
-    <w:p>
-      <w:pPr>
-        <w:spacing w:before="0" w:after="40" w:line="259" w:lineRule="auto"/>
-      </w:pPr>
-    </w:p>
-    <w:p>
-      <w:pPr>
-        <w:keepNext/>
-        <w:spacing w:before="0" w:after="20" w:line="259" w:lineRule="auto"/>
-      </w:pPr>
-      <w:r>
-        <w:rPr>
-          <w:rFonts w:ascii="맑은 고딕" w:hAnsi="맑은 고딕" w:eastAsia="맑은 고딕"/>
-          <w:b/>
-          <w:i w:val="0"/>
-          <w:sz w:val="18"/>
-          <w:u w:val="none"/>
-        </w:rPr>
-        <w:t xml:space="preserve">14. </w:t>
-      </w:r>
-      <w:r>
-        <w:rPr>
-          <w:rFonts w:ascii="맑은 고딕" w:hAnsi="맑은 고딕" w:eastAsia="맑은 고딕"/>
-          <w:b w:val="0"/>
-          <w:i w:val="0"/>
-          <w:sz w:val="18"/>
-          <w:u w:val="none"/>
-        </w:rPr>
-        <w:t>본문 근거로 답을 완성하시오. (15~17 같은 문장)</w:t>
-      </w:r>
-    </w:p>
-    <w:p>
-      <w:pPr>
-        <w:spacing w:before="0" w:after="20" w:line="259" w:lineRule="auto"/>
-        <w:ind w:left="57"/>
-      </w:pPr>
-      <w:r>
-        <w:rPr>
-          <w:rFonts w:ascii="맑은 고딕" w:hAnsi="맑은 고딕" w:eastAsia="맑은 고딕"/>
-          <w:b w:val="0"/>
-          <w:i w:val="0"/>
-          <w:sz w:val="18"/>
-          <w:u w:val="none"/>
-        </w:rPr>
-        <w:t xml:space="preserve">→ It makes it 13)______ for outside air to </w:t>
-      </w:r>
-      <w:r>
-        <w:rPr>
-          <w:rFonts w:ascii="맑은 고딕" w:hAnsi="맑은 고딕" w:eastAsia="맑은 고딕"/>
-          <w:b w:val="0"/>
-          <w:i w:val="0"/>
-          <w:sz w:val="18"/>
-          <w:u w:val="none"/>
-        </w:rPr>
-        <w:t>12) __________</w:t>
-      </w:r>
-      <w:r>
-        <w:rPr>
-          <w:rFonts w:ascii="맑은 고딕" w:hAnsi="맑은 고딕" w:eastAsia="맑은 고딕"/>
-          <w:b w:val="0"/>
-          <w:i w:val="0"/>
-          <w:sz w:val="18"/>
-          <w:u w:val="none"/>
-        </w:rPr>
-        <w:t xml:space="preserve"> throughout the building, …</w:t>
-      </w:r>
-    </w:p>
-    <w:p>
-      <w:pPr>
-        <w:spacing w:before="0" w:after="40" w:line="259" w:lineRule="auto"/>
-      </w:pPr>
-    </w:p>
-    <w:p>
-      <w:pPr>
-        <w:keepNext/>
-        <w:spacing w:before="0" w:after="20" w:line="259" w:lineRule="auto"/>
-      </w:pPr>
-      <w:r>
-        <w:rPr>
-          <w:rFonts w:ascii="맑은 고딕" w:hAnsi="맑은 고딕" w:eastAsia="맑은 고딕"/>
-          <w:b/>
-          <w:i w:val="0"/>
-          <w:sz w:val="18"/>
-          <w:u w:val="none"/>
-        </w:rPr>
-        <w:t xml:space="preserve">15. </w:t>
-      </w:r>
-      <w:r>
-        <w:rPr>
-          <w:rFonts w:ascii="맑은 고딕" w:hAnsi="맑은 고딕" w:eastAsia="맑은 고딕"/>
-          <w:b w:val="0"/>
-          <w:i w:val="0"/>
-          <w:sz w:val="18"/>
-          <w:u w:val="none"/>
-        </w:rPr>
-        <w:t>본문 근거로 답을 완성하시오. (15~17 같은 문장)</w:t>
-      </w:r>
-    </w:p>
-    <w:p>
-      <w:pPr>
-        <w:spacing w:before="0" w:after="20" w:line="259" w:lineRule="auto"/>
-        <w:ind w:left="57"/>
-      </w:pPr>
-      <w:r>
-        <w:rPr>
-          <w:rFonts w:ascii="맑은 고딕" w:hAnsi="맑은 고딕" w:eastAsia="맑은 고딕"/>
-          <w:b w:val="0"/>
-          <w:i w:val="0"/>
-          <w:sz w:val="18"/>
-          <w:u w:val="none"/>
-        </w:rPr>
-        <w:t xml:space="preserve">→ …, and this natural </w:t>
-      </w:r>
-      <w:r>
-        <w:rPr>
-          <w:rFonts w:ascii="맑은 고딕" w:hAnsi="맑은 고딕" w:eastAsia="맑은 고딕"/>
-          <w:b w:val="0"/>
-          <w:i w:val="0"/>
-          <w:sz w:val="18"/>
-          <w:u w:val="none"/>
-        </w:rPr>
-        <w:t>13) __________</w:t>
-      </w:r>
-      <w:r>
-        <w:rPr>
-          <w:rFonts w:ascii="맑은 고딕" w:hAnsi="맑은 고딕" w:eastAsia="맑은 고딕"/>
-          <w:b w:val="0"/>
-          <w:i w:val="0"/>
-          <w:sz w:val="18"/>
-          <w:u w:val="none"/>
-        </w:rPr>
-        <w:t xml:space="preserve"> keeps the building cool.</w:t>
-      </w:r>
-    </w:p>
-    <w:p>
-      <w:pPr>
-        <w:spacing w:before="0" w:after="40" w:line="259" w:lineRule="auto"/>
-      </w:pPr>
-    </w:p>
-    <w:p>
-      <w:pPr>
-        <w:keepNext/>
-        <w:spacing w:before="0" w:after="20" w:line="259" w:lineRule="auto"/>
-      </w:pPr>
-      <w:r>
-        <w:rPr>
-          <w:rFonts w:ascii="맑은 고딕" w:hAnsi="맑은 고딕" w:eastAsia="맑은 고딕"/>
-          <w:b/>
-          <w:i w:val="0"/>
-          <w:sz w:val="18"/>
-          <w:u w:val="none"/>
-        </w:rPr>
-        <w:t>D True or False — 판정 + 틀린 문장은 본문대로 고치기</w:t>
-      </w:r>
-    </w:p>
-    <w:p>
-      <w:pPr>
-        <w:keepNext/>
-        <w:spacing w:before="0" w:after="20" w:line="259" w:lineRule="auto"/>
-      </w:pPr>
-      <w:r>
-        <w:rPr>
-          <w:rFonts w:ascii="맑은 고딕" w:hAnsi="맑은 고딕" w:eastAsia="맑은 고딕"/>
-          <w:b/>
-          <w:i w:val="0"/>
-          <w:sz w:val="18"/>
-          <w:u w:val="none"/>
-        </w:rPr>
-        <w:t xml:space="preserve">16. </w:t>
-      </w:r>
-      <w:r>
-        <w:rPr>
-          <w:rFonts w:ascii="맑은 고딕" w:hAnsi="맑은 고딕" w:eastAsia="맑은 고딕"/>
-          <w:b w:val="0"/>
-          <w:i w:val="0"/>
-          <w:sz w:val="18"/>
-          <w:u w:val="none"/>
-        </w:rPr>
-        <w:t>T/F 판정 + F라면 본문 근거로 고치기</w:t>
-      </w:r>
-    </w:p>
-    <w:p>
-      <w:pPr>
-        <w:spacing w:before="0" w:after="20" w:line="259" w:lineRule="auto"/>
-        <w:ind w:left="57"/>
-      </w:pPr>
-      <w:r>
-        <w:rPr>
-          <w:rFonts w:ascii="맑은 고딕" w:hAnsi="맑은 고딕" w:eastAsia="맑은 고딕"/>
-          <w:b w:val="0"/>
-          <w:i w:val="0"/>
-          <w:sz w:val="18"/>
-          <w:u w:val="none"/>
-        </w:rPr>
-        <w:t xml:space="preserve">Artists built the underwater museum right in the middle of the areas where sea life was dying.   [ </w:t>
-      </w:r>
-      <w:r>
-        <w:rPr>
-          <w:rFonts w:ascii="맑은 고딕" w:hAnsi="맑은 고딕" w:eastAsia="맑은 고딕"/>
-          <w:b w:val="0"/>
-          <w:i w:val="0"/>
-          <w:sz w:val="18"/>
-          <w:u w:val="none"/>
-        </w:rPr>
-        <w:t>14) __________</w:t>
-      </w:r>
-      <w:r>
-        <w:rPr>
-          <w:rFonts w:ascii="맑은 고딕" w:hAnsi="맑은 고딕" w:eastAsia="맑은 고딕"/>
-          <w:b w:val="0"/>
-          <w:i w:val="0"/>
-          <w:sz w:val="18"/>
-          <w:u w:val="none"/>
-        </w:rPr>
-        <w:t xml:space="preserve"> ]</w:t>
-      </w:r>
-      <w:r>
-        <w:br/>
-      </w:r>
-      <w:r>
-        <w:rPr>
-          <w:rFonts w:ascii="맑은 고딕" w:hAnsi="맑은 고딕" w:eastAsia="맑은 고딕"/>
-          <w:b w:val="0"/>
-          <w:i w:val="0"/>
-          <w:sz w:val="18"/>
-          <w:u w:val="none"/>
-        </w:rPr>
-        <w:t xml:space="preserve">고치기: right in the middle of → </w:t>
-      </w:r>
-      <w:r>
-        <w:rPr>
-          <w:rFonts w:ascii="맑은 고딕" w:hAnsi="맑은 고딕" w:eastAsia="맑은 고딕"/>
-          <w:b w:val="0"/>
-          <w:i w:val="0"/>
-          <w:sz w:val="18"/>
-          <w:u w:val="none"/>
-        </w:rPr>
-        <w:t>22-1) __________</w:t>
-      </w:r>
-      <w:r>
-        <w:rPr>
-          <w:rFonts w:ascii="맑은 고딕" w:hAnsi="맑은 고딕" w:eastAsia="맑은 고딕"/>
-          <w:b w:val="0"/>
-          <w:i w:val="0"/>
-          <w:sz w:val="18"/>
-          <w:u w:val="none"/>
-        </w:rPr>
-        <w:t xml:space="preserve"> the places where sea life was dying</w:t>
-      </w:r>
-    </w:p>
-    <w:p>
-      <w:pPr>
-        <w:spacing w:before="0" w:after="40" w:line="259" w:lineRule="auto"/>
-      </w:pPr>
-    </w:p>
-    <w:p>
-      <w:pPr>
-        <w:keepNext/>
-        <w:spacing w:before="0" w:after="20" w:line="259" w:lineRule="auto"/>
-      </w:pPr>
-      <w:r>
-        <w:rPr>
-          <w:rFonts w:ascii="맑은 고딕" w:hAnsi="맑은 고딕" w:eastAsia="맑은 고딕"/>
-          <w:b/>
-          <w:i w:val="0"/>
-          <w:sz w:val="18"/>
-          <w:u w:val="none"/>
-        </w:rPr>
-        <w:t xml:space="preserve">17. </w:t>
-      </w:r>
-      <w:r>
-        <w:rPr>
-          <w:rFonts w:ascii="맑은 고딕" w:hAnsi="맑은 고딕" w:eastAsia="맑은 고딕"/>
-          <w:b w:val="0"/>
-          <w:i w:val="0"/>
-          <w:sz w:val="18"/>
-          <w:u w:val="none"/>
-        </w:rPr>
-        <w:t>T/F 판정 + F라면 본문 근거로 고치기</w:t>
-      </w:r>
-    </w:p>
-    <w:p>
-      <w:pPr>
-        <w:spacing w:before="0" w:after="20" w:line="259" w:lineRule="auto"/>
-        <w:ind w:left="57"/>
-      </w:pPr>
-      <w:r>
-        <w:rPr>
-          <w:rFonts w:ascii="맑은 고딕" w:hAnsi="맑은 고딕" w:eastAsia="맑은 고딕"/>
-          <w:b w:val="0"/>
-          <w:i w:val="0"/>
-          <w:sz w:val="18"/>
-          <w:u w:val="none"/>
-        </w:rPr>
-        <w:t xml:space="preserve">To recover the damaged part, artists made the tourists stay away from it.   [ </w:t>
-      </w:r>
-      <w:r>
-        <w:rPr>
-          <w:rFonts w:ascii="맑은 고딕" w:hAnsi="맑은 고딕" w:eastAsia="맑은 고딕"/>
-          <w:b w:val="0"/>
-          <w:i w:val="0"/>
-          <w:sz w:val="18"/>
-          <w:u w:val="none"/>
-        </w:rPr>
-        <w:t>15) __________</w:t>
-      </w:r>
-      <w:r>
-        <w:rPr>
-          <w:rFonts w:ascii="맑은 고딕" w:hAnsi="맑은 고딕" w:eastAsia="맑은 고딕"/>
-          <w:b w:val="0"/>
-          <w:i w:val="0"/>
-          <w:sz w:val="18"/>
-          <w:u w:val="none"/>
-        </w:rPr>
-        <w:t xml:space="preserve"> ]</w:t>
-      </w:r>
-    </w:p>
-    <w:p>
-      <w:pPr>
-        <w:spacing w:before="0" w:after="40" w:line="259" w:lineRule="auto"/>
-      </w:pPr>
-    </w:p>
-    <w:p>
-      <w:pPr>
-        <w:keepNext/>
-        <w:spacing w:before="0" w:after="20" w:line="259" w:lineRule="auto"/>
-      </w:pPr>
-      <w:r>
-        <w:rPr>
-          <w:rFonts w:ascii="맑은 고딕" w:hAnsi="맑은 고딕" w:eastAsia="맑은 고딕"/>
-          <w:b/>
-          <w:i w:val="0"/>
-          <w:sz w:val="18"/>
-          <w:u w:val="none"/>
-        </w:rPr>
-        <w:t xml:space="preserve">18. </w:t>
-      </w:r>
-      <w:r>
-        <w:rPr>
-          <w:rFonts w:ascii="맑은 고딕" w:hAnsi="맑은 고딕" w:eastAsia="맑은 고딕"/>
-          <w:b w:val="0"/>
-          <w:i w:val="0"/>
-          <w:sz w:val="18"/>
-          <w:u w:val="none"/>
-        </w:rPr>
-        <w:t>T/F 판정 + F라면 본문 근거로 고치기</w:t>
-      </w:r>
-    </w:p>
-    <w:p>
-      <w:pPr>
-        <w:spacing w:before="0" w:after="20" w:line="259" w:lineRule="auto"/>
-        <w:ind w:left="57"/>
-      </w:pPr>
-      <w:r>
-        <w:rPr>
-          <w:rFonts w:ascii="맑은 고딕" w:hAnsi="맑은 고딕" w:eastAsia="맑은 고딕"/>
-          <w:b w:val="0"/>
-          <w:i w:val="0"/>
-          <w:sz w:val="18"/>
-          <w:u w:val="none"/>
-        </w:rPr>
-        <w:t xml:space="preserve">People who live in an eco-friendly house need less air conditioning than before.   [ </w:t>
-      </w:r>
-      <w:r>
-        <w:rPr>
-          <w:rFonts w:ascii="맑은 고딕" w:hAnsi="맑은 고딕" w:eastAsia="맑은 고딕"/>
-          <w:b w:val="0"/>
-          <w:i w:val="0"/>
-          <w:sz w:val="18"/>
-          <w:u w:val="none"/>
-        </w:rPr>
-        <w:t>18) __________</w:t>
-      </w:r>
-      <w:r>
-        <w:rPr>
-          <w:rFonts w:ascii="맑은 고딕" w:hAnsi="맑은 고딕" w:eastAsia="맑은 고딕"/>
-          <w:b w:val="0"/>
-          <w:i w:val="0"/>
-          <w:sz w:val="18"/>
-          <w:u w:val="none"/>
-        </w:rPr>
-        <w:t xml:space="preserve"> ]</w:t>
-      </w:r>
-    </w:p>
-    <w:p>
-      <w:pPr>
-        <w:spacing w:before="0" w:after="40" w:line="259" w:lineRule="auto"/>
-      </w:pPr>
-    </w:p>
-    <w:p>
-      <w:pPr>
-        <w:keepNext/>
-        <w:spacing w:before="0" w:after="20" w:line="259" w:lineRule="auto"/>
-      </w:pPr>
-      <w:r>
-        <w:rPr>
-          <w:rFonts w:ascii="맑은 고딕" w:hAnsi="맑은 고딕" w:eastAsia="맑은 고딕"/>
-          <w:b/>
-          <w:i w:val="0"/>
-          <w:sz w:val="18"/>
-          <w:u w:val="none"/>
-        </w:rPr>
-        <w:t xml:space="preserve">19. </w:t>
-      </w:r>
-      <w:r>
-        <w:rPr>
-          <w:rFonts w:ascii="맑은 고딕" w:hAnsi="맑은 고딕" w:eastAsia="맑은 고딕"/>
-          <w:b w:val="0"/>
-          <w:i w:val="0"/>
-          <w:sz w:val="18"/>
-          <w:u w:val="none"/>
-        </w:rPr>
-        <w:t>T/F 판정 + F라면 본문 근거로 고치기</w:t>
-      </w:r>
-    </w:p>
-    <w:p>
-      <w:pPr>
-        <w:spacing w:before="0" w:after="20" w:line="259" w:lineRule="auto"/>
-        <w:ind w:left="57"/>
-      </w:pPr>
-      <w:r>
-        <w:rPr>
-          <w:rFonts w:ascii="맑은 고딕" w:hAnsi="맑은 고딕" w:eastAsia="맑은 고딕"/>
-          <w:b w:val="0"/>
-          <w:i w:val="0"/>
-          <w:sz w:val="18"/>
-          <w:u w:val="none"/>
-        </w:rPr>
-        <w:t xml:space="preserve">The gardens make the air flow easy.   [ </w:t>
-      </w:r>
-      <w:r>
-        <w:rPr>
-          <w:rFonts w:ascii="맑은 고딕" w:hAnsi="맑은 고딕" w:eastAsia="맑은 고딕"/>
-          <w:b w:val="0"/>
-          <w:i w:val="0"/>
-          <w:sz w:val="18"/>
-          <w:u w:val="none"/>
-        </w:rPr>
-        <w:t>19) __________</w:t>
-      </w:r>
-      <w:r>
-        <w:rPr>
-          <w:rFonts w:ascii="맑은 고딕" w:hAnsi="맑은 고딕" w:eastAsia="맑은 고딕"/>
-          <w:b w:val="0"/>
-          <w:i w:val="0"/>
-          <w:sz w:val="18"/>
-          <w:u w:val="none"/>
-        </w:rPr>
-        <w:t xml:space="preserve"> ]</w:t>
-      </w:r>
-      <w:r>
-        <w:br/>
-      </w:r>
-      <w:r>
-        <w:rPr>
-          <w:rFonts w:ascii="맑은 고딕" w:hAnsi="맑은 고딕" w:eastAsia="맑은 고딕"/>
-          <w:b w:val="0"/>
-          <w:i w:val="0"/>
-          <w:sz w:val="18"/>
-          <w:u w:val="none"/>
-        </w:rPr>
-        <w:t xml:space="preserve">고치기: The </w:t>
-      </w:r>
-      <w:r>
-        <w:rPr>
-          <w:rFonts w:ascii="맑은 고딕" w:hAnsi="맑은 고딕" w:eastAsia="맑은 고딕"/>
-          <w:b w:val="0"/>
-          <w:i w:val="0"/>
-          <w:sz w:val="18"/>
-          <w:u w:val="none"/>
-        </w:rPr>
-        <w:t>27-1) __________</w:t>
-      </w:r>
-      <w:r>
-        <w:rPr>
-          <w:rFonts w:ascii="맑은 고딕" w:hAnsi="맑은 고딕" w:eastAsia="맑은 고딕"/>
-          <w:b w:val="0"/>
-          <w:i w:val="0"/>
-          <w:sz w:val="18"/>
-          <w:u w:val="none"/>
-        </w:rPr>
-        <w:t xml:space="preserve"> make the air flow easy. / The gardens provide </w:t>
-      </w:r>
-      <w:r>
-        <w:rPr>
-          <w:rFonts w:ascii="맑은 고딕" w:hAnsi="맑은 고딕" w:eastAsia="맑은 고딕"/>
-          <w:b w:val="0"/>
-          <w:i w:val="0"/>
-          <w:sz w:val="18"/>
-          <w:u w:val="none"/>
-        </w:rPr>
-        <w:t>27-2) __________</w:t>
-      </w:r>
-      <w:r>
-        <w:rPr>
-          <w:rFonts w:ascii="맑은 고딕" w:hAnsi="맑은 고딕" w:eastAsia="맑은 고딕"/>
-          <w:b w:val="0"/>
-          <w:i w:val="0"/>
-          <w:sz w:val="18"/>
-          <w:u w:val="none"/>
-        </w:rPr>
-        <w:t>.</w:t>
-      </w:r>
-    </w:p>
-    <w:p>
-      <w:pPr>
-        <w:spacing w:before="0" w:after="40" w:line="259" w:lineRule="auto"/>
-      </w:pPr>
-    </w:p>
-    <w:p>
-      <w:pPr>
-        <w:keepNext/>
-        <w:spacing w:before="0" w:after="40" w:line="259" w:lineRule="auto"/>
-      </w:pPr>
-      <w:r>
-        <w:rPr>
-          <w:rFonts w:ascii="맑은 고딕" w:hAnsi="맑은 고딕" w:eastAsia="맑은 고딕"/>
-          <w:b/>
-          <w:i w:val="0"/>
-          <w:color w:val="1F3864"/>
-          <w:sz w:val="20"/>
-          <w:u w:val="none"/>
-        </w:rPr>
-        <w:t>■ 2부 심화 과제 — 목운중 기출 내용일치 유형 (2024·2025 3-2 기말 발문 복제)</w:t>
-      </w:r>
-    </w:p>
-    <w:p>
-      <w:pPr>
-        <w:keepNext/>
-        <w:spacing w:before="0" w:after="20" w:line="259" w:lineRule="auto"/>
-      </w:pPr>
-      <w:r>
-        <w:rPr>
-          <w:rFonts w:ascii="맑은 고딕" w:hAnsi="맑은 고딕" w:eastAsia="맑은 고딕"/>
-          <w:b/>
-          <w:i w:val="0"/>
-          <w:sz w:val="18"/>
-          <w:u w:val="none"/>
-        </w:rPr>
-        <w:t xml:space="preserve">20. </w:t>
-      </w:r>
-      <w:r>
-        <w:rPr>
-          <w:rFonts w:ascii="맑은 고딕" w:hAnsi="맑은 고딕" w:eastAsia="맑은 고딕"/>
-          <w:b w:val="0"/>
-          <w:i w:val="0"/>
-          <w:sz w:val="18"/>
-          <w:u w:val="none"/>
-        </w:rPr>
-        <w:t xml:space="preserve">윗글의 내용과 일치하면 T, 일치하지 않으면 F로 표시할 때, 순서대로 나열한 것은? </w:t>
-      </w:r>
-      <w:r>
-        <w:rPr>
-          <w:rFonts w:ascii="맑은 고딕" w:hAnsi="맑은 고딕" w:eastAsia="맑은 고딕"/>
-          <w:b w:val="0"/>
-          <w:i w:val="0"/>
-          <w:sz w:val="18"/>
-          <w:u w:val="none"/>
-        </w:rPr>
-        <w:t>(표적: 2024 #22)</w:t>
-      </w:r>
-    </w:p>
-    <w:p>
-      <w:pPr>
-        <w:spacing w:before="0" w:after="20" w:line="259" w:lineRule="auto"/>
-        <w:ind w:left="57"/>
-      </w:pPr>
-      <w:r>
-        <w:rPr>
-          <w:rFonts w:ascii="맑은 고딕" w:hAnsi="맑은 고딕" w:eastAsia="맑은 고딕"/>
-          <w:b w:val="0"/>
-          <w:i w:val="0"/>
-          <w:sz w:val="18"/>
-          <w:u w:val="none"/>
-        </w:rPr>
-        <w:t>⦁ To recover the damaged areas, artists made the tourists stay away from there.</w:t>
-      </w:r>
-      <w:r>
-        <w:br/>
-      </w:r>
-      <w:r>
-        <w:rPr>
-          <w:rFonts w:ascii="맑은 고딕" w:hAnsi="맑은 고딕" w:eastAsia="맑은 고딕"/>
-          <w:b w:val="0"/>
-          <w:i w:val="0"/>
-          <w:sz w:val="18"/>
-          <w:u w:val="none"/>
-        </w:rPr>
-        <w:t>⦁ The museum was built right in the middle of the areas where sea life was dying.</w:t>
-      </w:r>
-      <w:r>
-        <w:br/>
-      </w:r>
-      <w:r>
-        <w:rPr>
-          <w:rFonts w:ascii="맑은 고딕" w:hAnsi="맑은 고딕" w:eastAsia="맑은 고딕"/>
-          <w:b w:val="0"/>
-          <w:i w:val="0"/>
-          <w:sz w:val="18"/>
-          <w:u w:val="none"/>
-        </w:rPr>
-        <w:t>⦁ The greenery of the large gardens makes the air flow throughout the building.</w:t>
-      </w:r>
-      <w:r>
-        <w:br/>
-      </w:r>
-      <w:r>
-        <w:rPr>
-          <w:rFonts w:ascii="맑은 고딕" w:hAnsi="맑은 고딕" w:eastAsia="맑은 고딕"/>
-          <w:b w:val="0"/>
-          <w:i w:val="0"/>
-          <w:sz w:val="18"/>
-          <w:u w:val="none"/>
-        </w:rPr>
-        <w:t>⦁ Most buildings in Singapore need air conditioning because the city is hot all year.</w:t>
-      </w:r>
-    </w:p>
-    <w:p>
-      <w:pPr>
-        <w:spacing w:before="0" w:after="0" w:line="259" w:lineRule="auto"/>
-        <w:ind w:left="113"/>
-      </w:pPr>
-      <w:r>
-        <w:rPr>
-          <w:rFonts w:ascii="맑은 고딕" w:hAnsi="맑은 고딕" w:eastAsia="맑은 고딕"/>
-          <w:b w:val="0"/>
-          <w:i w:val="0"/>
-          <w:sz w:val="18"/>
-          <w:u w:val="none"/>
-        </w:rPr>
-        <w:t>① T – F – F – T</w:t>
-      </w:r>
-    </w:p>
-    <w:p>
-      <w:pPr>
-        <w:spacing w:before="0" w:after="0" w:line="259" w:lineRule="auto"/>
-        <w:ind w:left="113"/>
-      </w:pPr>
-      <w:r>
-        <w:rPr>
-          <w:rFonts w:ascii="맑은 고딕" w:hAnsi="맑은 고딕" w:eastAsia="맑은 고딕"/>
-          <w:b w:val="0"/>
-          <w:i w:val="0"/>
-          <w:sz w:val="18"/>
-          <w:u w:val="none"/>
-        </w:rPr>
-        <w:t>② T – T – F – T</w:t>
-      </w:r>
-    </w:p>
-    <w:p>
-      <w:pPr>
-        <w:spacing w:before="0" w:after="0" w:line="259" w:lineRule="auto"/>
-        <w:ind w:left="113"/>
-      </w:pPr>
-      <w:r>
-        <w:rPr>
-          <w:rFonts w:ascii="맑은 고딕" w:hAnsi="맑은 고딕" w:eastAsia="맑은 고딕"/>
-          <w:b w:val="0"/>
-          <w:i w:val="0"/>
-          <w:sz w:val="18"/>
-          <w:u w:val="none"/>
-        </w:rPr>
-        <w:t>③ F – F – T – T</w:t>
-      </w:r>
-    </w:p>
-    <w:p>
-      <w:pPr>
-        <w:spacing w:before="0" w:after="0" w:line="259" w:lineRule="auto"/>
-        <w:ind w:left="113"/>
-      </w:pPr>
-      <w:r>
-        <w:rPr>
-          <w:rFonts w:ascii="맑은 고딕" w:hAnsi="맑은 고딕" w:eastAsia="맑은 고딕"/>
-          <w:b w:val="0"/>
-          <w:i w:val="0"/>
-          <w:sz w:val="18"/>
-          <w:u w:val="none"/>
-        </w:rPr>
-        <w:t>④ T – F – T – F</w:t>
-      </w:r>
-    </w:p>
-    <w:p>
-      <w:pPr>
-        <w:spacing w:before="0" w:after="0" w:line="259" w:lineRule="auto"/>
-        <w:ind w:left="113"/>
-      </w:pPr>
-      <w:r>
-        <w:rPr>
-          <w:rFonts w:ascii="맑은 고딕" w:hAnsi="맑은 고딕" w:eastAsia="맑은 고딕"/>
-          <w:b w:val="0"/>
-          <w:i w:val="0"/>
-          <w:sz w:val="18"/>
-          <w:u w:val="none"/>
-        </w:rPr>
-        <w:t>⑤ F – T – F – T</w:t>
-      </w:r>
-    </w:p>
-    <w:p>
-      <w:pPr>
-        <w:spacing w:before="0" w:after="0" w:line="259" w:lineRule="auto"/>
-      </w:pPr>
-    </w:p>
-    <w:p>
-      <w:pPr>
-        <w:spacing w:before="0" w:after="40" w:line="259" w:lineRule="auto"/>
-      </w:pPr>
-    </w:p>
-    <w:p>
-      <w:pPr>
-        <w:keepNext/>
-        <w:spacing w:before="0" w:after="20" w:line="259" w:lineRule="auto"/>
-      </w:pPr>
-      <w:r>
-        <w:rPr>
-          <w:rFonts w:ascii="맑은 고딕" w:hAnsi="맑은 고딕" w:eastAsia="맑은 고딕"/>
-          <w:b/>
-          <w:i w:val="0"/>
-          <w:sz w:val="18"/>
-          <w:u w:val="none"/>
-        </w:rPr>
-        <w:t xml:space="preserve">21. </w:t>
-      </w:r>
-      <w:r>
-        <w:rPr>
-          <w:rFonts w:ascii="맑은 고딕" w:hAnsi="맑은 고딕" w:eastAsia="맑은 고딕"/>
-          <w:b w:val="0"/>
-          <w:i w:val="0"/>
-          <w:sz w:val="18"/>
-          <w:u w:val="none"/>
-        </w:rPr>
-        <w:t xml:space="preserve">윗글을 읽고 답할 수 </w:t>
-      </w:r>
-      <w:r>
-        <w:rPr>
-          <w:rFonts w:ascii="맑은 고딕" w:hAnsi="맑은 고딕" w:eastAsia="맑은 고딕"/>
-          <w:b w:val="0"/>
-          <w:i w:val="0"/>
-          <w:sz w:val="18"/>
-          <w:u w:val="single"/>
-        </w:rPr>
-        <w:t>없는</w:t>
-      </w:r>
-      <w:r>
-        <w:rPr>
-          <w:rFonts w:ascii="맑은 고딕" w:hAnsi="맑은 고딕" w:eastAsia="맑은 고딕"/>
-          <w:b w:val="0"/>
-          <w:i w:val="0"/>
-          <w:sz w:val="18"/>
-          <w:u w:val="none"/>
-        </w:rPr>
-        <w:t xml:space="preserve"> 질문은? </w:t>
-      </w:r>
-      <w:r>
-        <w:rPr>
-          <w:rFonts w:ascii="맑은 고딕" w:hAnsi="맑은 고딕" w:eastAsia="맑은 고딕"/>
-          <w:b w:val="0"/>
-          <w:i w:val="0"/>
-          <w:sz w:val="18"/>
-          <w:u w:val="none"/>
-        </w:rPr>
-        <w:t>(표적: 2025 #10)</w:t>
-      </w:r>
-    </w:p>
-    <w:p>
-      <w:pPr>
-        <w:spacing w:before="0" w:after="0" w:line="259" w:lineRule="auto"/>
-        <w:ind w:left="113"/>
-      </w:pPr>
-      <w:r>
-        <w:rPr>
-          <w:rFonts w:ascii="맑은 고딕" w:hAnsi="맑은 고딕" w:eastAsia="맑은 고딕"/>
-          <w:b w:val="0"/>
-          <w:i w:val="0"/>
-          <w:sz w:val="18"/>
-          <w:u w:val="none"/>
-        </w:rPr>
-        <w:t>① How far below the surface is the underwater museum?</w:t>
-      </w:r>
-    </w:p>
-    <w:p>
-      <w:pPr>
-        <w:spacing w:before="0" w:after="0" w:line="259" w:lineRule="auto"/>
-        <w:ind w:left="113"/>
-      </w:pPr>
-      <w:r>
-        <w:rPr>
-          <w:rFonts w:ascii="맑은 고딕" w:hAnsi="맑은 고딕" w:eastAsia="맑은 고딕"/>
-          <w:b w:val="0"/>
-          <w:i w:val="0"/>
-          <w:sz w:val="18"/>
-          <w:u w:val="none"/>
-        </w:rPr>
-        <w:t>② What are the statues in the underwater museum made from?</w:t>
-      </w:r>
-    </w:p>
-    <w:p>
-      <w:pPr>
-        <w:spacing w:before="0" w:after="0" w:line="259" w:lineRule="auto"/>
-        <w:ind w:left="113"/>
-      </w:pPr>
-      <w:r>
-        <w:rPr>
-          <w:rFonts w:ascii="맑은 고딕" w:hAnsi="맑은 고딕" w:eastAsia="맑은 고딕"/>
-          <w:b w:val="0"/>
-          <w:i w:val="0"/>
-          <w:sz w:val="18"/>
-          <w:u w:val="none"/>
-        </w:rPr>
-        <w:t>③ How many tourists visit Singapore to see eco-friendly buildings every year?</w:t>
-      </w:r>
-    </w:p>
-    <w:p>
-      <w:pPr>
-        <w:spacing w:before="0" w:after="0" w:line="259" w:lineRule="auto"/>
-        <w:ind w:left="113"/>
-      </w:pPr>
-      <w:r>
-        <w:rPr>
-          <w:rFonts w:ascii="맑은 고딕" w:hAnsi="맑은 고딕" w:eastAsia="맑은 고딕"/>
-          <w:b w:val="0"/>
-          <w:i w:val="0"/>
-          <w:sz w:val="18"/>
-          <w:u w:val="none"/>
-        </w:rPr>
-        <w:t>④ Why do most buildings in Singapore need air conditioning?</w:t>
-      </w:r>
-    </w:p>
-    <w:p>
-      <w:pPr>
-        <w:spacing w:before="0" w:after="0" w:line="259" w:lineRule="auto"/>
-        <w:ind w:left="113"/>
-      </w:pPr>
-      <w:r>
-        <w:rPr>
-          <w:rFonts w:ascii="맑은 고딕" w:hAnsi="맑은 고딕" w:eastAsia="맑은 고딕"/>
-          <w:b w:val="0"/>
-          <w:i w:val="0"/>
-          <w:sz w:val="18"/>
-          <w:u w:val="none"/>
-        </w:rPr>
-        <w:t>⑤ What do the large gardens do for the buildings?</w:t>
-      </w:r>
-    </w:p>
-    <w:p>
-      <w:pPr>
-        <w:spacing w:before="0" w:after="0" w:line="259" w:lineRule="auto"/>
-      </w:pPr>
-    </w:p>
-    <w:p>
-      <w:pPr>
-        <w:spacing w:before="0" w:after="40" w:line="259" w:lineRule="auto"/>
-      </w:pPr>
-    </w:p>
-    <w:p>
-      <w:pPr>
-        <w:keepNext/>
-        <w:spacing w:before="0" w:after="20" w:line="259" w:lineRule="auto"/>
-      </w:pPr>
-      <w:r>
-        <w:rPr>
-          <w:rFonts w:ascii="맑은 고딕" w:hAnsi="맑은 고딕" w:eastAsia="맑은 고딕"/>
-          <w:b/>
-          <w:i w:val="0"/>
-          <w:sz w:val="18"/>
-          <w:u w:val="none"/>
-        </w:rPr>
-        <w:t xml:space="preserve">22. </w:t>
-      </w:r>
-      <w:r>
-        <w:rPr>
-          <w:rFonts w:ascii="맑은 고딕" w:hAnsi="맑은 고딕" w:eastAsia="맑은 고딕"/>
-          <w:b w:val="0"/>
-          <w:i w:val="0"/>
-          <w:sz w:val="18"/>
-          <w:u w:val="none"/>
-        </w:rPr>
-        <w:t xml:space="preserve">윗글의 내용과 일치하지 </w:t>
+        <w:t xml:space="preserve">[2024 #29형] Mason이 가정용 도우미 로봇을 한 달 써 본 뒤 쓴 후기 중 L7 본문의 내용과 일치하지 </w:t>
       </w:r>
       <w:r>
         <w:rPr>
@@ -2061,309 +587,7 @@
           <w:sz w:val="18"/>
           <w:u w:val="none"/>
         </w:rPr>
-        <w:t xml:space="preserve"> 것을 </w:t>
-      </w:r>
-      <w:r>
-        <w:rPr>
-          <w:rFonts w:ascii="맑은 고딕" w:hAnsi="맑은 고딕" w:eastAsia="맑은 고딕"/>
-          <w:b/>
-          <w:i w:val="0"/>
-          <w:sz w:val="18"/>
-          <w:u w:val="none"/>
-        </w:rPr>
-        <w:t>두 개</w:t>
-      </w:r>
-      <w:r>
-        <w:rPr>
-          <w:rFonts w:ascii="맑은 고딕" w:hAnsi="맑은 고딕" w:eastAsia="맑은 고딕"/>
-          <w:b w:val="0"/>
-          <w:i w:val="0"/>
-          <w:sz w:val="18"/>
-          <w:u w:val="none"/>
-        </w:rPr>
-        <w:t xml:space="preserve"> 고르면? </w:t>
-      </w:r>
-      <w:r>
-        <w:rPr>
-          <w:rFonts w:ascii="맑은 고딕" w:hAnsi="맑은 고딕" w:eastAsia="맑은 고딕"/>
-          <w:b w:val="0"/>
-          <w:i w:val="0"/>
-          <w:sz w:val="18"/>
-          <w:u w:val="none"/>
-        </w:rPr>
-        <w:t>(표적: 프린트 B 오답 설계도 재활용)</w:t>
-      </w:r>
-    </w:p>
-    <w:p>
-      <w:pPr>
-        <w:spacing w:before="0" w:after="0" w:line="259" w:lineRule="auto"/>
-        <w:ind w:left="113"/>
-      </w:pPr>
-      <w:r>
-        <w:rPr>
-          <w:rFonts w:ascii="맑은 고딕" w:hAnsi="맑은 고딕" w:eastAsia="맑은 고딕"/>
-          <w:b w:val="0"/>
-          <w:i w:val="0"/>
-          <w:sz w:val="18"/>
-          <w:u w:val="none"/>
-        </w:rPr>
-        <w:t>① Parts of the sea near Cancun are being damaged by the fishing industry.</w:t>
-      </w:r>
-    </w:p>
-    <w:p>
-      <w:pPr>
-        <w:spacing w:before="0" w:after="0" w:line="259" w:lineRule="auto"/>
-        <w:ind w:left="113"/>
-      </w:pPr>
-      <w:r>
-        <w:rPr>
-          <w:rFonts w:ascii="맑은 고딕" w:hAnsi="맑은 고딕" w:eastAsia="맑은 고딕"/>
-          <w:b w:val="0"/>
-          <w:i w:val="0"/>
-          <w:sz w:val="18"/>
-          <w:u w:val="none"/>
-        </w:rPr>
-        <w:t>② The museum provides additional places for plants and animals to live on.</w:t>
-      </w:r>
-    </w:p>
-    <w:p>
-      <w:pPr>
-        <w:spacing w:before="0" w:after="0" w:line="259" w:lineRule="auto"/>
-        <w:ind w:left="113"/>
-      </w:pPr>
-      <w:r>
-        <w:rPr>
-          <w:rFonts w:ascii="맑은 고딕" w:hAnsi="맑은 고딕" w:eastAsia="맑은 고딕"/>
-          <w:b w:val="0"/>
-          <w:i w:val="0"/>
-          <w:sz w:val="18"/>
-          <w:u w:val="none"/>
-        </w:rPr>
-        <w:t>③ Over time, sea life growing on the statues will make the artwork unique.</w:t>
-      </w:r>
-    </w:p>
-    <w:p>
-      <w:pPr>
-        <w:spacing w:before="0" w:after="0" w:line="259" w:lineRule="auto"/>
-        <w:ind w:left="113"/>
-      </w:pPr>
-      <w:r>
-        <w:rPr>
-          <w:rFonts w:ascii="맑은 고딕" w:hAnsi="맑은 고딕" w:eastAsia="맑은 고딕"/>
-          <w:b w:val="0"/>
-          <w:i w:val="0"/>
-          <w:sz w:val="18"/>
-          <w:u w:val="none"/>
-        </w:rPr>
-        <w:t>④ The open structure of the large gardens protects the building from direct sunlight.</w:t>
-      </w:r>
-    </w:p>
-    <w:p>
-      <w:pPr>
-        <w:spacing w:before="0" w:after="0" w:line="259" w:lineRule="auto"/>
-        <w:ind w:left="113"/>
-      </w:pPr>
-      <w:r>
-        <w:rPr>
-          <w:rFonts w:ascii="맑은 고딕" w:hAnsi="맑은 고딕" w:eastAsia="맑은 고딕"/>
-          <w:b w:val="0"/>
-          <w:i w:val="0"/>
-          <w:sz w:val="18"/>
-          <w:u w:val="none"/>
-        </w:rPr>
-        <w:t>⑤ The goals of the new architecture include a good quality of life for people.</w:t>
-      </w:r>
-    </w:p>
-    <w:p>
-      <w:pPr>
-        <w:spacing w:before="0" w:after="0" w:line="259" w:lineRule="auto"/>
-      </w:pPr>
-    </w:p>
-    <w:p>
-      <w:pPr>
-        <w:spacing w:before="0" w:after="40" w:line="259" w:lineRule="auto"/>
-      </w:pPr>
-    </w:p>
-    <w:p>
-      <w:pPr>
-        <w:keepNext/>
-        <w:spacing w:before="0" w:after="20" w:line="259" w:lineRule="auto"/>
-      </w:pPr>
-      <w:r>
-        <w:rPr>
-          <w:rFonts w:ascii="맑은 고딕" w:hAnsi="맑은 고딕" w:eastAsia="맑은 고딕"/>
-          <w:b/>
-          <w:i w:val="0"/>
-          <w:sz w:val="18"/>
-          <w:u w:val="none"/>
-        </w:rPr>
-        <w:t xml:space="preserve">23. </w:t>
-      </w:r>
-      <w:r>
-        <w:rPr>
-          <w:rFonts w:ascii="맑은 고딕" w:hAnsi="맑은 고딕" w:eastAsia="맑은 고딕"/>
-          <w:b w:val="0"/>
-          <w:i w:val="0"/>
-          <w:sz w:val="18"/>
-          <w:u w:val="none"/>
-        </w:rPr>
-        <w:t xml:space="preserve">윗글을 읽은 학생들의 반응으로 적절하지 </w:t>
-      </w:r>
-      <w:r>
-        <w:rPr>
-          <w:rFonts w:ascii="맑은 고딕" w:hAnsi="맑은 고딕" w:eastAsia="맑은 고딕"/>
-          <w:b w:val="0"/>
-          <w:i w:val="0"/>
-          <w:sz w:val="18"/>
-          <w:u w:val="single"/>
-        </w:rPr>
-        <w:t>않은</w:t>
-      </w:r>
-      <w:r>
-        <w:rPr>
-          <w:rFonts w:ascii="맑은 고딕" w:hAnsi="맑은 고딕" w:eastAsia="맑은 고딕"/>
-          <w:b w:val="0"/>
-          <w:i w:val="0"/>
-          <w:sz w:val="18"/>
-          <w:u w:val="none"/>
-        </w:rPr>
-        <w:t xml:space="preserve"> 것은? </w:t>
-      </w:r>
-      <w:r>
-        <w:rPr>
-          <w:rFonts w:ascii="맑은 고딕" w:hAnsi="맑은 고딕" w:eastAsia="맑은 고딕"/>
-          <w:b w:val="0"/>
-          <w:i w:val="0"/>
-          <w:sz w:val="18"/>
-          <w:u w:val="none"/>
-        </w:rPr>
-        <w:t>(표적: 목운중 시그니처 '학생들의 반응')</w:t>
-      </w:r>
-    </w:p>
-    <w:p>
-      <w:pPr>
-        <w:spacing w:before="0" w:after="0" w:line="259" w:lineRule="auto"/>
-        <w:ind w:left="113"/>
-      </w:pPr>
-      <w:r>
-        <w:rPr>
-          <w:rFonts w:ascii="맑은 고딕" w:hAnsi="맑은 고딕" w:eastAsia="맑은 고딕"/>
-          <w:b w:val="0"/>
-          <w:i w:val="0"/>
-          <w:sz w:val="18"/>
-          <w:u w:val="none"/>
-        </w:rPr>
-        <w:t>① Jina: The artists didn't stop tourists from coming; they just moved them to a different part of the sea.</w:t>
-      </w:r>
-    </w:p>
-    <w:p>
-      <w:pPr>
-        <w:spacing w:before="0" w:after="0" w:line="259" w:lineRule="auto"/>
-        <w:ind w:left="113"/>
-      </w:pPr>
-      <w:r>
-        <w:rPr>
-          <w:rFonts w:ascii="맑은 고딕" w:hAnsi="맑은 고딕" w:eastAsia="맑은 고딕"/>
-          <w:b w:val="0"/>
-          <w:i w:val="0"/>
-          <w:sz w:val="18"/>
-          <w:u w:val="none"/>
-        </w:rPr>
-        <w:t>② Minho: The statues are not just artwork — they are new homes for sea life.</w:t>
-      </w:r>
-    </w:p>
-    <w:p>
-      <w:pPr>
-        <w:spacing w:before="0" w:after="0" w:line="259" w:lineRule="auto"/>
-        <w:ind w:left="113"/>
-      </w:pPr>
-      <w:r>
-        <w:rPr>
-          <w:rFonts w:ascii="맑은 고딕" w:hAnsi="맑은 고딕" w:eastAsia="맑은 고딕"/>
-          <w:b w:val="0"/>
-          <w:i w:val="0"/>
-          <w:sz w:val="18"/>
-          <w:u w:val="none"/>
-        </w:rPr>
-        <w:t>③ Sora: Singapore's buildings stay cool mainly thanks to efficient lighting systems and solar panels.</w:t>
-      </w:r>
-    </w:p>
-    <w:p>
-      <w:pPr>
-        <w:spacing w:before="0" w:after="0" w:line="259" w:lineRule="auto"/>
-        <w:ind w:left="113"/>
-      </w:pPr>
-      <w:r>
-        <w:rPr>
-          <w:rFonts w:ascii="맑은 고딕" w:hAnsi="맑은 고딕" w:eastAsia="맑은 고딕"/>
-          <w:b w:val="0"/>
-          <w:i w:val="0"/>
-          <w:sz w:val="18"/>
-          <w:u w:val="none"/>
-        </w:rPr>
-        <w:t>④ Jun: Air conditioning is linked to climate change, so using less of it protects the environment.</w:t>
-      </w:r>
-    </w:p>
-    <w:p>
-      <w:pPr>
-        <w:spacing w:before="0" w:after="0" w:line="259" w:lineRule="auto"/>
-        <w:ind w:left="113"/>
-      </w:pPr>
-      <w:r>
-        <w:rPr>
-          <w:rFonts w:ascii="맑은 고딕" w:hAnsi="맑은 고딕" w:eastAsia="맑은 고딕"/>
-          <w:b w:val="0"/>
-          <w:i w:val="0"/>
-          <w:sz w:val="18"/>
-          <w:u w:val="none"/>
-        </w:rPr>
-        <w:t>⑤ Yuna: Both Cancun and Singapore show that innovation can help humans and nature live together.</w:t>
-      </w:r>
-    </w:p>
-    <w:p>
-      <w:pPr>
-        <w:spacing w:before="0" w:after="0" w:line="259" w:lineRule="auto"/>
-      </w:pPr>
-    </w:p>
-    <w:p>
-      <w:pPr>
-        <w:spacing w:before="0" w:after="40" w:line="259" w:lineRule="auto"/>
-      </w:pPr>
-    </w:p>
-    <w:p>
-      <w:pPr>
-        <w:keepNext/>
-        <w:spacing w:before="0" w:after="20" w:line="259" w:lineRule="auto"/>
-      </w:pPr>
-      <w:r>
-        <w:rPr>
-          <w:rFonts w:ascii="맑은 고딕" w:hAnsi="맑은 고딕" w:eastAsia="맑은 고딕"/>
-          <w:b/>
-          <w:i w:val="0"/>
-          <w:sz w:val="18"/>
-          <w:u w:val="none"/>
-        </w:rPr>
-        <w:t xml:space="preserve">24. </w:t>
-      </w:r>
-      <w:r>
-        <w:rPr>
-          <w:rFonts w:ascii="맑은 고딕" w:hAnsi="맑은 고딕" w:eastAsia="맑은 고딕"/>
-          <w:b w:val="0"/>
-          <w:i w:val="0"/>
-          <w:sz w:val="18"/>
-          <w:u w:val="none"/>
-        </w:rPr>
-        <w:t xml:space="preserve">건축가가 꿈인 Evan의 여행 일기 중 윗글의 내용과 일치하는 것은? </w:t>
-      </w:r>
-      <w:r>
-        <w:rPr>
-          <w:rFonts w:ascii="맑은 고딕" w:hAnsi="맑은 고딕" w:eastAsia="맑은 고딕"/>
-          <w:b w:val="0"/>
-          <w:i w:val="0"/>
-          <w:sz w:val="18"/>
-          <w:u w:val="none"/>
-        </w:rPr>
-        <w:t>(표적: 2025 #12 — 본문 + 외부자료 융합)</w:t>
+        <w:t xml:space="preserve"> 것은?</w:t>
       </w:r>
     </w:p>
     <w:p>
@@ -2379,7 +603,7 @@
           <w:sz w:val="18"/>
           <w:u w:val="none"/>
         </w:rPr>
-        <w:t>Last month I visited Cancun and Singapore. ① In Cancun, I dived to the museum, which was about 40 meters below the surface. ② The 500 statues were made of plastic so that sea life could not grow on them. ③ The museum was built far from the places where sea life was dying, giving those areas time to recover. In Singapore, ④ I stayed in a hotel that kept cool with powerful air conditioning in every room. ⑤ Its large garden was there only to make the building look beautiful.</w:t>
+        <w:t>[Review] ① This robot helped my family throughout the day — it cooked and cleaned while we were at work. ② It even talked with my kids and seemed to sense when they were upset. ③ Like the delivery robots flying over our town, it uses AI to make its own decisions. ④ The only problem is that it needs a human driver to move around the house safely. ⑤ Our life became more convenient, just as the article said.</w:t>
       </w:r>
     </w:p>
     <w:p>
@@ -2496,539 +720,8 @@
           <w:sz w:val="18"/>
           <w:u w:val="none"/>
         </w:rPr>
-        <w:t xml:space="preserve">25. </w:t>
+        <w:t>[2025 #7 · #16 · 2024 #32형] 학생 소감 · 반응 · 올바르게 이해한 학생</w:t>
       </w:r>
-      <w:r>
-        <w:rPr>
-          <w:rFonts w:ascii="맑은 고딕" w:hAnsi="맑은 고딕" w:eastAsia="맑은 고딕"/>
-          <w:b w:val="0"/>
-          <w:i w:val="0"/>
-          <w:sz w:val="18"/>
-          <w:u w:val="none"/>
-        </w:rPr>
-        <w:t>윗글의 요약문 (A)~(C)에 들어갈 말로 알맞은 것은?</w:t>
-      </w:r>
-    </w:p>
-    <w:p>
-      <w:pPr>
-        <w:spacing w:before="0" w:after="20" w:line="259" w:lineRule="auto"/>
-        <w:ind w:left="57"/>
-      </w:pPr>
-      <w:r>
-        <w:rPr>
-          <w:rFonts w:ascii="맑은 고딕" w:hAnsi="맑은 고딕" w:eastAsia="맑은 고딕"/>
-          <w:b w:val="0"/>
-          <w:i w:val="0"/>
-          <w:sz w:val="18"/>
-          <w:u w:val="none"/>
-        </w:rPr>
-        <w:t>In Cancun, artists built an underwater museum to (A)______ tourists away from the dying areas, and its statues now (B)______ sea life. In Singapore, architects design open structures so that natural air flow keeps buildings cool, and large gardens provide (C)______.</w:t>
-      </w:r>
-    </w:p>
-    <w:tbl>
-      <w:tblPr>
-        <w:tblStyle w:val="TableGrid"/>
-        <w:tblW w:type="auto" w:w="0"/>
-        <w:tblLook w:firstColumn="1" w:firstRow="1" w:lastColumn="0" w:lastRow="0" w:noHBand="0" w:noVBand="1" w:val="04A0"/>
-      </w:tblPr>
-      <w:tblGrid>
-        <w:gridCol w:w="2579"/>
-        <w:gridCol w:w="2579"/>
-        <w:gridCol w:w="2579"/>
-        <w:gridCol w:w="2579"/>
-      </w:tblGrid>
-      <w:tr>
-        <w:tc>
-          <w:tcPr>
-            <w:tcW w:type="dxa" w:w="2579"/>
-          </w:tcPr>
-          <w:p>
-            <w:pPr>
-              <w:spacing w:after="0"/>
-            </w:pPr>
-          </w:p>
-        </w:tc>
-        <w:tc>
-          <w:tcPr>
-            <w:tcW w:type="dxa" w:w="2579"/>
-          </w:tcPr>
-          <w:p>
-            <w:pPr>
-              <w:spacing w:after="0"/>
-            </w:pPr>
-            <w:r>
-              <w:rPr>
-                <w:rFonts w:ascii="맑은 고딕" w:hAnsi="맑은 고딕" w:eastAsia="맑은 고딕"/>
-                <w:b/>
-                <w:i w:val="0"/>
-                <w:sz w:val="16"/>
-                <w:u w:val="none"/>
-              </w:rPr>
-              <w:t>(A)</w:t>
-            </w:r>
-          </w:p>
-        </w:tc>
-        <w:tc>
-          <w:tcPr>
-            <w:tcW w:type="dxa" w:w="2579"/>
-          </w:tcPr>
-          <w:p>
-            <w:pPr>
-              <w:spacing w:after="0"/>
-            </w:pPr>
-            <w:r>
-              <w:rPr>
-                <w:rFonts w:ascii="맑은 고딕" w:hAnsi="맑은 고딕" w:eastAsia="맑은 고딕"/>
-                <w:b/>
-                <w:i w:val="0"/>
-                <w:sz w:val="16"/>
-                <w:u w:val="none"/>
-              </w:rPr>
-              <w:t>(B)</w:t>
-            </w:r>
-          </w:p>
-        </w:tc>
-        <w:tc>
-          <w:tcPr>
-            <w:tcW w:type="dxa" w:w="2579"/>
-          </w:tcPr>
-          <w:p>
-            <w:pPr>
-              <w:spacing w:after="0"/>
-            </w:pPr>
-            <w:r>
-              <w:rPr>
-                <w:rFonts w:ascii="맑은 고딕" w:hAnsi="맑은 고딕" w:eastAsia="맑은 고딕"/>
-                <w:b/>
-                <w:i w:val="0"/>
-                <w:sz w:val="16"/>
-                <w:u w:val="none"/>
-              </w:rPr>
-              <w:t>(C)</w:t>
-            </w:r>
-          </w:p>
-        </w:tc>
-      </w:tr>
-      <w:tr>
-        <w:tc>
-          <w:tcPr>
-            <w:tcW w:type="dxa" w:w="2579"/>
-          </w:tcPr>
-          <w:p>
-            <w:pPr>
-              <w:spacing w:after="0"/>
-            </w:pPr>
-            <w:r>
-              <w:rPr>
-                <w:rFonts w:ascii="맑은 고딕" w:hAnsi="맑은 고딕" w:eastAsia="맑은 고딕"/>
-                <w:b w:val="0"/>
-                <w:i w:val="0"/>
-                <w:sz w:val="16"/>
-                <w:u w:val="none"/>
-              </w:rPr>
-              <w:t>①</w:t>
-            </w:r>
-          </w:p>
-        </w:tc>
-        <w:tc>
-          <w:tcPr>
-            <w:tcW w:type="dxa" w:w="2579"/>
-          </w:tcPr>
-          <w:p>
-            <w:pPr>
-              <w:spacing w:after="0"/>
-            </w:pPr>
-            <w:r>
-              <w:rPr>
-                <w:rFonts w:ascii="맑은 고딕" w:hAnsi="맑은 고딕" w:eastAsia="맑은 고딕"/>
-                <w:b w:val="0"/>
-                <w:i w:val="0"/>
-                <w:sz w:val="16"/>
-                <w:u w:val="none"/>
-              </w:rPr>
-              <w:t>keep</w:t>
-            </w:r>
-          </w:p>
-        </w:tc>
-        <w:tc>
-          <w:tcPr>
-            <w:tcW w:type="dxa" w:w="2579"/>
-          </w:tcPr>
-          <w:p>
-            <w:pPr>
-              <w:spacing w:after="0"/>
-            </w:pPr>
-            <w:r>
-              <w:rPr>
-                <w:rFonts w:ascii="맑은 고딕" w:hAnsi="맑은 고딕" w:eastAsia="맑은 고딕"/>
-                <w:b w:val="0"/>
-                <w:i w:val="0"/>
-                <w:sz w:val="16"/>
-                <w:u w:val="none"/>
-              </w:rPr>
-              <w:t>damage</w:t>
-            </w:r>
-          </w:p>
-        </w:tc>
-        <w:tc>
-          <w:tcPr>
-            <w:tcW w:type="dxa" w:w="2579"/>
-          </w:tcPr>
-          <w:p>
-            <w:pPr>
-              <w:spacing w:after="0"/>
-            </w:pPr>
-            <w:r>
-              <w:rPr>
-                <w:rFonts w:ascii="맑은 고딕" w:hAnsi="맑은 고딕" w:eastAsia="맑은 고딕"/>
-                <w:b w:val="0"/>
-                <w:i w:val="0"/>
-                <w:sz w:val="16"/>
-                <w:u w:val="none"/>
-              </w:rPr>
-              <w:t>energy</w:t>
-            </w:r>
-          </w:p>
-        </w:tc>
-      </w:tr>
-      <w:tr>
-        <w:tc>
-          <w:tcPr>
-            <w:tcW w:type="dxa" w:w="2579"/>
-          </w:tcPr>
-          <w:p>
-            <w:pPr>
-              <w:spacing w:after="0"/>
-            </w:pPr>
-            <w:r>
-              <w:rPr>
-                <w:rFonts w:ascii="맑은 고딕" w:hAnsi="맑은 고딕" w:eastAsia="맑은 고딕"/>
-                <w:b w:val="0"/>
-                <w:i w:val="0"/>
-                <w:sz w:val="16"/>
-                <w:u w:val="none"/>
-              </w:rPr>
-              <w:t>②</w:t>
-            </w:r>
-          </w:p>
-        </w:tc>
-        <w:tc>
-          <w:tcPr>
-            <w:tcW w:type="dxa" w:w="2579"/>
-          </w:tcPr>
-          <w:p>
-            <w:pPr>
-              <w:spacing w:after="0"/>
-            </w:pPr>
-            <w:r>
-              <w:rPr>
-                <w:rFonts w:ascii="맑은 고딕" w:hAnsi="맑은 고딕" w:eastAsia="맑은 고딕"/>
-                <w:b w:val="0"/>
-                <w:i w:val="0"/>
-                <w:sz w:val="16"/>
-                <w:u w:val="none"/>
-              </w:rPr>
-              <w:t>attract</w:t>
-            </w:r>
-          </w:p>
-        </w:tc>
-        <w:tc>
-          <w:tcPr>
-            <w:tcW w:type="dxa" w:w="2579"/>
-          </w:tcPr>
-          <w:p>
-            <w:pPr>
-              <w:spacing w:after="0"/>
-            </w:pPr>
-            <w:r>
-              <w:rPr>
-                <w:rFonts w:ascii="맑은 고딕" w:hAnsi="맑은 고딕" w:eastAsia="맑은 고딕"/>
-                <w:b w:val="0"/>
-                <w:i w:val="0"/>
-                <w:sz w:val="16"/>
-                <w:u w:val="none"/>
-              </w:rPr>
-              <w:t>support</w:t>
-            </w:r>
-          </w:p>
-        </w:tc>
-        <w:tc>
-          <w:tcPr>
-            <w:tcW w:type="dxa" w:w="2579"/>
-          </w:tcPr>
-          <w:p>
-            <w:pPr>
-              <w:spacing w:after="0"/>
-            </w:pPr>
-            <w:r>
-              <w:rPr>
-                <w:rFonts w:ascii="맑은 고딕" w:hAnsi="맑은 고딕" w:eastAsia="맑은 고딕"/>
-                <w:b w:val="0"/>
-                <w:i w:val="0"/>
-                <w:sz w:val="16"/>
-                <w:u w:val="none"/>
-              </w:rPr>
-              <w:t>shade</w:t>
-            </w:r>
-          </w:p>
-        </w:tc>
-      </w:tr>
-      <w:tr>
-        <w:tc>
-          <w:tcPr>
-            <w:tcW w:type="dxa" w:w="2579"/>
-          </w:tcPr>
-          <w:p>
-            <w:pPr>
-              <w:spacing w:after="0"/>
-            </w:pPr>
-            <w:r>
-              <w:rPr>
-                <w:rFonts w:ascii="맑은 고딕" w:hAnsi="맑은 고딕" w:eastAsia="맑은 고딕"/>
-                <w:b w:val="0"/>
-                <w:i w:val="0"/>
-                <w:sz w:val="16"/>
-                <w:u w:val="none"/>
-              </w:rPr>
-              <w:t>③</w:t>
-            </w:r>
-          </w:p>
-        </w:tc>
-        <w:tc>
-          <w:tcPr>
-            <w:tcW w:type="dxa" w:w="2579"/>
-          </w:tcPr>
-          <w:p>
-            <w:pPr>
-              <w:spacing w:after="0"/>
-            </w:pPr>
-            <w:r>
-              <w:rPr>
-                <w:rFonts w:ascii="맑은 고딕" w:hAnsi="맑은 고딕" w:eastAsia="맑은 고딕"/>
-                <w:b w:val="0"/>
-                <w:i w:val="0"/>
-                <w:sz w:val="16"/>
-                <w:u w:val="none"/>
-              </w:rPr>
-              <w:t>attract</w:t>
-            </w:r>
-          </w:p>
-        </w:tc>
-        <w:tc>
-          <w:tcPr>
-            <w:tcW w:type="dxa" w:w="2579"/>
-          </w:tcPr>
-          <w:p>
-            <w:pPr>
-              <w:spacing w:after="0"/>
-            </w:pPr>
-            <w:r>
-              <w:rPr>
-                <w:rFonts w:ascii="맑은 고딕" w:hAnsi="맑은 고딕" w:eastAsia="맑은 고딕"/>
-                <w:b w:val="0"/>
-                <w:i w:val="0"/>
-                <w:sz w:val="16"/>
-                <w:u w:val="none"/>
-              </w:rPr>
-              <w:t>damage</w:t>
-            </w:r>
-          </w:p>
-        </w:tc>
-        <w:tc>
-          <w:tcPr>
-            <w:tcW w:type="dxa" w:w="2579"/>
-          </w:tcPr>
-          <w:p>
-            <w:pPr>
-              <w:spacing w:after="0"/>
-            </w:pPr>
-            <w:r>
-              <w:rPr>
-                <w:rFonts w:ascii="맑은 고딕" w:hAnsi="맑은 고딕" w:eastAsia="맑은 고딕"/>
-                <w:b w:val="0"/>
-                <w:i w:val="0"/>
-                <w:sz w:val="16"/>
-                <w:u w:val="none"/>
-              </w:rPr>
-              <w:t>shade</w:t>
-            </w:r>
-          </w:p>
-        </w:tc>
-      </w:tr>
-      <w:tr>
-        <w:tc>
-          <w:tcPr>
-            <w:tcW w:type="dxa" w:w="2579"/>
-          </w:tcPr>
-          <w:p>
-            <w:pPr>
-              <w:spacing w:after="0"/>
-            </w:pPr>
-            <w:r>
-              <w:rPr>
-                <w:rFonts w:ascii="맑은 고딕" w:hAnsi="맑은 고딕" w:eastAsia="맑은 고딕"/>
-                <w:b w:val="0"/>
-                <w:i w:val="0"/>
-                <w:sz w:val="16"/>
-                <w:u w:val="none"/>
-              </w:rPr>
-              <w:t>④</w:t>
-            </w:r>
-          </w:p>
-        </w:tc>
-        <w:tc>
-          <w:tcPr>
-            <w:tcW w:type="dxa" w:w="2579"/>
-          </w:tcPr>
-          <w:p>
-            <w:pPr>
-              <w:spacing w:after="0"/>
-            </w:pPr>
-            <w:r>
-              <w:rPr>
-                <w:rFonts w:ascii="맑은 고딕" w:hAnsi="맑은 고딕" w:eastAsia="맑은 고딕"/>
-                <w:b w:val="0"/>
-                <w:i w:val="0"/>
-                <w:sz w:val="16"/>
-                <w:u w:val="none"/>
-              </w:rPr>
-              <w:t>keep</w:t>
-            </w:r>
-          </w:p>
-        </w:tc>
-        <w:tc>
-          <w:tcPr>
-            <w:tcW w:type="dxa" w:w="2579"/>
-          </w:tcPr>
-          <w:p>
-            <w:pPr>
-              <w:spacing w:after="0"/>
-            </w:pPr>
-            <w:r>
-              <w:rPr>
-                <w:rFonts w:ascii="맑은 고딕" w:hAnsi="맑은 고딕" w:eastAsia="맑은 고딕"/>
-                <w:b w:val="0"/>
-                <w:i w:val="0"/>
-                <w:sz w:val="16"/>
-                <w:u w:val="none"/>
-              </w:rPr>
-              <w:t>support</w:t>
-            </w:r>
-          </w:p>
-        </w:tc>
-        <w:tc>
-          <w:tcPr>
-            <w:tcW w:type="dxa" w:w="2579"/>
-          </w:tcPr>
-          <w:p>
-            <w:pPr>
-              <w:spacing w:after="0"/>
-            </w:pPr>
-            <w:r>
-              <w:rPr>
-                <w:rFonts w:ascii="맑은 고딕" w:hAnsi="맑은 고딕" w:eastAsia="맑은 고딕"/>
-                <w:b w:val="0"/>
-                <w:i w:val="0"/>
-                <w:sz w:val="16"/>
-                <w:u w:val="none"/>
-              </w:rPr>
-              <w:t>light</w:t>
-            </w:r>
-          </w:p>
-        </w:tc>
-      </w:tr>
-      <w:tr>
-        <w:tc>
-          <w:tcPr>
-            <w:tcW w:type="dxa" w:w="2579"/>
-          </w:tcPr>
-          <w:p>
-            <w:pPr>
-              <w:spacing w:after="0"/>
-            </w:pPr>
-            <w:r>
-              <w:rPr>
-                <w:rFonts w:ascii="맑은 고딕" w:hAnsi="맑은 고딕" w:eastAsia="맑은 고딕"/>
-                <w:b w:val="0"/>
-                <w:i w:val="0"/>
-                <w:sz w:val="16"/>
-                <w:u w:val="none"/>
-              </w:rPr>
-              <w:t>⑤</w:t>
-            </w:r>
-          </w:p>
-        </w:tc>
-        <w:tc>
-          <w:tcPr>
-            <w:tcW w:type="dxa" w:w="2579"/>
-          </w:tcPr>
-          <w:p>
-            <w:pPr>
-              <w:spacing w:after="0"/>
-            </w:pPr>
-            <w:r>
-              <w:rPr>
-                <w:rFonts w:ascii="맑은 고딕" w:hAnsi="맑은 고딕" w:eastAsia="맑은 고딕"/>
-                <w:b w:val="0"/>
-                <w:i w:val="0"/>
-                <w:sz w:val="16"/>
-                <w:u w:val="none"/>
-              </w:rPr>
-              <w:t>prevent</w:t>
-            </w:r>
-          </w:p>
-        </w:tc>
-        <w:tc>
-          <w:tcPr>
-            <w:tcW w:type="dxa" w:w="2579"/>
-          </w:tcPr>
-          <w:p>
-            <w:pPr>
-              <w:spacing w:after="0"/>
-            </w:pPr>
-            <w:r>
-              <w:rPr>
-                <w:rFonts w:ascii="맑은 고딕" w:hAnsi="맑은 고딕" w:eastAsia="맑은 고딕"/>
-                <w:b w:val="0"/>
-                <w:i w:val="0"/>
-                <w:sz w:val="16"/>
-                <w:u w:val="none"/>
-              </w:rPr>
-              <w:t>support</w:t>
-            </w:r>
-          </w:p>
-        </w:tc>
-        <w:tc>
-          <w:tcPr>
-            <w:tcW w:type="dxa" w:w="2579"/>
-          </w:tcPr>
-          <w:p>
-            <w:pPr>
-              <w:spacing w:after="0"/>
-            </w:pPr>
-            <w:r>
-              <w:rPr>
-                <w:rFonts w:ascii="맑은 고딕" w:hAnsi="맑은 고딕" w:eastAsia="맑은 고딕"/>
-                <w:b w:val="0"/>
-                <w:i w:val="0"/>
-                <w:sz w:val="16"/>
-                <w:u w:val="none"/>
-              </w:rPr>
-              <w:t>energy</w:t>
-            </w:r>
-          </w:p>
-        </w:tc>
-      </w:tr>
-    </w:tbl>
-    <w:p>
-      <w:pPr>
-        <w:spacing w:before="0" w:after="0" w:line="259" w:lineRule="auto"/>
-      </w:pPr>
-    </w:p>
-    <w:p>
-      <w:pPr>
-        <w:spacing w:before="0" w:after="40" w:line="259" w:lineRule="auto"/>
-      </w:pPr>
     </w:p>
     <w:p>
       <w:pPr>
@@ -3043,7 +736,7 @@
           <w:sz w:val="18"/>
           <w:u w:val="none"/>
         </w:rPr>
-        <w:t xml:space="preserve">26. </w:t>
+        <w:t xml:space="preserve">5. </w:t>
       </w:r>
       <w:r>
         <w:rPr>
@@ -3053,17 +746,7 @@
           <w:sz w:val="18"/>
           <w:u w:val="none"/>
         </w:rPr>
-        <w:t xml:space="preserve">Which of the following best describes the main idea of the passage? </w:t>
-      </w:r>
-      <w:r>
-        <w:rPr>
-          <w:rFonts w:ascii="맑은 고딕" w:hAnsi="맑은 고딕" w:eastAsia="맑은 고딕"/>
-          <w:b w:val="0"/>
-          <w:i w:val="0"/>
-          <w:sz w:val="18"/>
-          <w:u w:val="none"/>
-        </w:rPr>
-        <w:t>(표적: 2024년 도입 영어 발문)</w:t>
+        <w:t>[2025 #7형] 로봇에 대한 학생들의 소감 중 L7 본문의 내용과 일치하는 것은?</w:t>
       </w:r>
     </w:p>
     <w:p>
@@ -3079,7 +762,7 @@
           <w:sz w:val="18"/>
           <w:u w:val="none"/>
         </w:rPr>
-        <w:t>① Tourism is the biggest threat to the oceans around the world.</w:t>
+        <w:t>① Jiwoo: Robots still only appear in movies and books, not in real life.</w:t>
       </w:r>
     </w:p>
     <w:p>
@@ -3095,7 +778,7 @@
           <w:sz w:val="18"/>
           <w:u w:val="none"/>
         </w:rPr>
-        <w:t>② Art and architecture can be used as innovations to protect the environment.</w:t>
+        <w:t>② Hana: A self-driving car finds its way with cameras, sensors, and software.</w:t>
       </w:r>
     </w:p>
     <w:p>
@@ -3111,7 +794,7 @@
           <w:sz w:val="18"/>
           <w:u w:val="none"/>
         </w:rPr>
-        <w:t>③ Singapore has the most beautiful gardens in Asia.</w:t>
+        <w:t>③ Minsu: AI pets can cook and clean for their owners.</w:t>
       </w:r>
     </w:p>
     <w:p>
@@ -3127,7 +810,7 @@
           <w:sz w:val="18"/>
           <w:u w:val="none"/>
         </w:rPr>
-        <w:t>④ Underwater museums are more popular than land museums.</w:t>
+        <w:t>④ Sora: Search-and-rescue robots are used only in factories.</w:t>
       </w:r>
     </w:p>
     <w:p>
@@ -3143,7 +826,7 @@
           <w:sz w:val="18"/>
           <w:u w:val="none"/>
         </w:rPr>
-        <w:t>⑤ Air conditioning should be banned in hot countries.</w:t>
+        <w:t>⑤ Yuna: The writer is sure that robots will never cause any problems.</w:t>
       </w:r>
     </w:p>
     <w:p>
@@ -3169,7 +852,7 @@
           <w:sz w:val="18"/>
           <w:u w:val="none"/>
         </w:rPr>
-        <w:t xml:space="preserve">27. </w:t>
+        <w:t xml:space="preserve">6. </w:t>
       </w:r>
       <w:r>
         <w:rPr>
@@ -3179,7 +862,123 @@
           <w:sz w:val="18"/>
           <w:u w:val="none"/>
         </w:rPr>
-        <w:t xml:space="preserve">윗글에 대한 블로그 댓글 중 본문의 내용과 일치하는 것을 </w:t>
+        <w:t>[2025 #16형] L5 본문을 읽고 난 학생의 반응으로 가장 적절한 것은?</w:t>
+      </w:r>
+    </w:p>
+    <w:p>
+      <w:pPr>
+        <w:spacing w:before="0" w:after="0" w:line="259" w:lineRule="auto"/>
+        <w:ind w:left="113"/>
+      </w:pPr>
+      <w:r>
+        <w:rPr>
+          <w:rFonts w:ascii="맑은 고딕" w:hAnsi="맑은 고딕" w:eastAsia="맑은 고딕"/>
+          <w:b w:val="0"/>
+          <w:i w:val="0"/>
+          <w:sz w:val="18"/>
+          <w:u w:val="none"/>
+        </w:rPr>
+        <w:t>① Tourists should be banned from Cancun so that sea life can recover.</w:t>
+      </w:r>
+    </w:p>
+    <w:p>
+      <w:pPr>
+        <w:spacing w:before="0" w:after="0" w:line="259" w:lineRule="auto"/>
+        <w:ind w:left="113"/>
+      </w:pPr>
+      <w:r>
+        <w:rPr>
+          <w:rFonts w:ascii="맑은 고딕" w:hAnsi="맑은 고딕" w:eastAsia="맑은 고딕"/>
+          <w:b w:val="0"/>
+          <w:i w:val="0"/>
+          <w:sz w:val="18"/>
+          <w:u w:val="none"/>
+        </w:rPr>
+        <w:t>② Air conditioning is the best way to keep buildings in Singapore cool.</w:t>
+      </w:r>
+    </w:p>
+    <w:p>
+      <w:pPr>
+        <w:spacing w:before="0" w:after="0" w:line="259" w:lineRule="auto"/>
+        <w:ind w:left="113"/>
+      </w:pPr>
+      <w:r>
+        <w:rPr>
+          <w:rFonts w:ascii="맑은 고딕" w:hAnsi="맑은 고딕" w:eastAsia="맑은 고딕"/>
+          <w:b w:val="0"/>
+          <w:i w:val="0"/>
+          <w:sz w:val="18"/>
+          <w:u w:val="none"/>
+        </w:rPr>
+        <w:t>③ Only scientists can find ways to protect the environment.</w:t>
+      </w:r>
+    </w:p>
+    <w:p>
+      <w:pPr>
+        <w:spacing w:before="0" w:after="0" w:line="259" w:lineRule="auto"/>
+        <w:ind w:left="113"/>
+      </w:pPr>
+      <w:r>
+        <w:rPr>
+          <w:rFonts w:ascii="맑은 고딕" w:hAnsi="맑은 고딕" w:eastAsia="맑은 고딕"/>
+          <w:b w:val="0"/>
+          <w:i w:val="0"/>
+          <w:sz w:val="18"/>
+          <w:u w:val="none"/>
+        </w:rPr>
+        <w:t>④ Underwater museums are more important than eco-friendly buildings.</w:t>
+      </w:r>
+    </w:p>
+    <w:p>
+      <w:pPr>
+        <w:spacing w:before="0" w:after="0" w:line="259" w:lineRule="auto"/>
+        <w:ind w:left="113"/>
+      </w:pPr>
+      <w:r>
+        <w:rPr>
+          <w:rFonts w:ascii="맑은 고딕" w:hAnsi="맑은 고딕" w:eastAsia="맑은 고딕"/>
+          <w:b w:val="0"/>
+          <w:i w:val="0"/>
+          <w:sz w:val="18"/>
+          <w:u w:val="none"/>
+        </w:rPr>
+        <w:t>⑤ Art and architecture can both become innovations that protect the environment.</w:t>
+      </w:r>
+    </w:p>
+    <w:p>
+      <w:pPr>
+        <w:spacing w:before="0" w:after="0" w:line="259" w:lineRule="auto"/>
+      </w:pPr>
+    </w:p>
+    <w:p>
+      <w:pPr>
+        <w:spacing w:before="0" w:after="40" w:line="259" w:lineRule="auto"/>
+      </w:pPr>
+    </w:p>
+    <w:p>
+      <w:pPr>
+        <w:keepNext/>
+        <w:spacing w:before="0" w:after="20" w:line="259" w:lineRule="auto"/>
+      </w:pPr>
+      <w:r>
+        <w:rPr>
+          <w:rFonts w:ascii="맑은 고딕" w:hAnsi="맑은 고딕" w:eastAsia="맑은 고딕"/>
+          <w:b/>
+          <w:i w:val="0"/>
+          <w:sz w:val="18"/>
+          <w:u w:val="none"/>
+        </w:rPr>
+        <w:t xml:space="preserve">7. </w:t>
+      </w:r>
+      <w:r>
+        <w:rPr>
+          <w:rFonts w:ascii="맑은 고딕" w:hAnsi="맑은 고딕" w:eastAsia="맑은 고딕"/>
+          <w:b w:val="0"/>
+          <w:i w:val="0"/>
+          <w:sz w:val="18"/>
+          <w:u w:val="none"/>
+        </w:rPr>
+        <w:t xml:space="preserve">[2024 #32형] L5·L7 본문의 내용을 올바르게 이해한 학생을 </w:t>
       </w:r>
       <w:r>
         <w:rPr>
@@ -3189,7 +988,7 @@
           <w:sz w:val="18"/>
           <w:u w:val="none"/>
         </w:rPr>
-        <w:t>두 개</w:t>
+        <w:t>모두</w:t>
       </w:r>
       <w:r>
         <w:rPr>
@@ -3199,7 +998,129 @@
           <w:sz w:val="18"/>
           <w:u w:val="none"/>
         </w:rPr>
-        <w:t xml:space="preserve"> 고르면? </w:t>
+        <w:t xml:space="preserve"> 고르면? (2개)</w:t>
+      </w:r>
+    </w:p>
+    <w:p>
+      <w:pPr>
+        <w:spacing w:before="0" w:after="0" w:line="259" w:lineRule="auto"/>
+        <w:ind w:left="113"/>
+      </w:pPr>
+      <w:r>
+        <w:rPr>
+          <w:rFonts w:ascii="맑은 고딕" w:hAnsi="맑은 고딕" w:eastAsia="맑은 고딕"/>
+          <w:b w:val="0"/>
+          <w:i w:val="0"/>
+          <w:sz w:val="18"/>
+          <w:u w:val="none"/>
+        </w:rPr>
+        <w:t>① Taeho: The artists built the museum in the exact spot where sea life was dying.</w:t>
+      </w:r>
+    </w:p>
+    <w:p>
+      <w:pPr>
+        <w:spacing w:before="0" w:after="0" w:line="259" w:lineRule="auto"/>
+        <w:ind w:left="113"/>
+      </w:pPr>
+      <w:r>
+        <w:rPr>
+          <w:rFonts w:ascii="맑은 고딕" w:hAnsi="맑은 고딕" w:eastAsia="맑은 고딕"/>
+          <w:b w:val="0"/>
+          <w:i w:val="0"/>
+          <w:sz w:val="18"/>
+          <w:u w:val="none"/>
+        </w:rPr>
+        <w:t>② Mina: The natural air flow through open structures is how Singapore's buildings stay cool.</w:t>
+      </w:r>
+    </w:p>
+    <w:p>
+      <w:pPr>
+        <w:spacing w:before="0" w:after="0" w:line="259" w:lineRule="auto"/>
+        <w:ind w:left="113"/>
+      </w:pPr>
+      <w:r>
+        <w:rPr>
+          <w:rFonts w:ascii="맑은 고딕" w:hAnsi="맑은 고딕" w:eastAsia="맑은 고딕"/>
+          <w:b w:val="0"/>
+          <w:i w:val="0"/>
+          <w:sz w:val="18"/>
+          <w:u w:val="none"/>
+        </w:rPr>
+        <w:t>③ Jun: In the past, robots did only easy tasks that humans programmed.</w:t>
+      </w:r>
+    </w:p>
+    <w:p>
+      <w:pPr>
+        <w:spacing w:before="0" w:after="0" w:line="259" w:lineRule="auto"/>
+        <w:ind w:left="113"/>
+      </w:pPr>
+      <w:r>
+        <w:rPr>
+          <w:rFonts w:ascii="맑은 고딕" w:hAnsi="맑은 고딕" w:eastAsia="맑은 고딕"/>
+          <w:b w:val="0"/>
+          <w:i w:val="0"/>
+          <w:sz w:val="18"/>
+          <w:u w:val="none"/>
+        </w:rPr>
+        <w:t>④ Eunji: Robot swarms communicate with humans, not with one another.</w:t>
+      </w:r>
+    </w:p>
+    <w:p>
+      <w:pPr>
+        <w:spacing w:before="0" w:after="0" w:line="259" w:lineRule="auto"/>
+        <w:ind w:left="113"/>
+      </w:pPr>
+      <w:r>
+        <w:rPr>
+          <w:rFonts w:ascii="맑은 고딕" w:hAnsi="맑은 고딕" w:eastAsia="맑은 고딕"/>
+          <w:b w:val="0"/>
+          <w:i w:val="0"/>
+          <w:sz w:val="18"/>
+          <w:u w:val="none"/>
+        </w:rPr>
+        <w:t>⑤ Dohyun: Search-and-rescue robots make the routes more dangerous for people.</w:t>
+      </w:r>
+    </w:p>
+    <w:p>
+      <w:pPr>
+        <w:spacing w:before="0" w:after="0" w:line="259" w:lineRule="auto"/>
+      </w:pPr>
+    </w:p>
+    <w:p>
+      <w:pPr>
+        <w:spacing w:before="0" w:after="40" w:line="259" w:lineRule="auto"/>
+      </w:pPr>
+    </w:p>
+    <w:p>
+      <w:pPr>
+        <w:keepNext/>
+        <w:spacing w:before="0" w:after="20" w:line="259" w:lineRule="auto"/>
+      </w:pPr>
+      <w:r>
+        <w:rPr>
+          <w:rFonts w:ascii="맑은 고딕" w:hAnsi="맑은 고딕" w:eastAsia="맑은 고딕"/>
+          <w:b/>
+          <w:i w:val="0"/>
+          <w:sz w:val="18"/>
+          <w:u w:val="none"/>
+        </w:rPr>
+        <w:t>[2025 #18 · #21 · 2024 #22형] 요약문 · 정리표 · T/F</w:t>
+      </w:r>
+    </w:p>
+    <w:p>
+      <w:pPr>
+        <w:keepNext/>
+        <w:spacing w:before="0" w:after="20" w:line="259" w:lineRule="auto"/>
+      </w:pPr>
+      <w:r>
+        <w:rPr>
+          <w:rFonts w:ascii="맑은 고딕" w:hAnsi="맑은 고딕" w:eastAsia="맑은 고딕"/>
+          <w:b/>
+          <w:i w:val="0"/>
+          <w:sz w:val="18"/>
+          <w:u w:val="none"/>
+        </w:rPr>
+        <w:t xml:space="preserve">8. </w:t>
       </w:r>
       <w:r>
         <w:rPr>
@@ -3209,7 +1130,7 @@
           <w:sz w:val="18"/>
           <w:u w:val="none"/>
         </w:rPr>
-        <w:t>(표적: 본문 + 외부자료 융합)</w:t>
+        <w:t>[2025 #18형] L5 본문(싱가포르)의 내용을 바탕으로 요약문을 완성할 때, 밑줄 친 (A)~(C)에 들어갈 말로 알맞은 것은?</w:t>
       </w:r>
     </w:p>
     <w:p>
@@ -3225,10 +1146,113 @@
           <w:sz w:val="18"/>
           <w:u w:val="none"/>
         </w:rPr>
-        <w:t>① sea_lover: I heard the statues are made from materials that support sea life — so the artwork keeps changing as plants grow on it!</w:t>
+        <w:t>Because most buildings in Singapore need (A)________, which uses a lot of energy, architects design buildings with (B)________ so that outside air can move through them. They also add large gardens, whose greenery provides (C)________ and protects the buildings from direct sunlight.</w:t>
       </w:r>
+    </w:p>
+    <w:p>
+      <w:pPr>
+        <w:spacing w:before="0" w:after="0" w:line="259" w:lineRule="auto"/>
+        <w:ind w:left="113"/>
+      </w:pPr>
       <w:r>
-        <w:br/>
+        <w:rPr>
+          <w:rFonts w:ascii="맑은 고딕" w:hAnsi="맑은 고딕" w:eastAsia="맑은 고딕"/>
+          <w:b w:val="0"/>
+          <w:i w:val="0"/>
+          <w:sz w:val="18"/>
+          <w:u w:val="none"/>
+        </w:rPr>
+        <w:t>① air conditioning — open structures — shade</w:t>
+      </w:r>
+    </w:p>
+    <w:p>
+      <w:pPr>
+        <w:spacing w:before="0" w:after="0" w:line="259" w:lineRule="auto"/>
+        <w:ind w:left="113"/>
+      </w:pPr>
+      <w:r>
+        <w:rPr>
+          <w:rFonts w:ascii="맑은 고딕" w:hAnsi="맑은 고딕" w:eastAsia="맑은 고딕"/>
+          <w:b w:val="0"/>
+          <w:i w:val="0"/>
+          <w:sz w:val="18"/>
+          <w:u w:val="none"/>
+        </w:rPr>
+        <w:t>② solar panels — thick walls — water</w:t>
+      </w:r>
+    </w:p>
+    <w:p>
+      <w:pPr>
+        <w:spacing w:before="0" w:after="0" w:line="259" w:lineRule="auto"/>
+        <w:ind w:left="113"/>
+      </w:pPr>
+      <w:r>
+        <w:rPr>
+          <w:rFonts w:ascii="맑은 고딕" w:hAnsi="맑은 고딕" w:eastAsia="맑은 고딕"/>
+          <w:b w:val="0"/>
+          <w:i w:val="0"/>
+          <w:sz w:val="18"/>
+          <w:u w:val="none"/>
+        </w:rPr>
+        <w:t>③ air conditioning — thick walls — shade</w:t>
+      </w:r>
+    </w:p>
+    <w:p>
+      <w:pPr>
+        <w:spacing w:before="0" w:after="0" w:line="259" w:lineRule="auto"/>
+        <w:ind w:left="113"/>
+      </w:pPr>
+      <w:r>
+        <w:rPr>
+          <w:rFonts w:ascii="맑은 고딕" w:hAnsi="맑은 고딕" w:eastAsia="맑은 고딕"/>
+          <w:b w:val="0"/>
+          <w:i w:val="0"/>
+          <w:sz w:val="18"/>
+          <w:u w:val="none"/>
+        </w:rPr>
+        <w:t>④ heaters — open structures — light</w:t>
+      </w:r>
+    </w:p>
+    <w:p>
+      <w:pPr>
+        <w:spacing w:before="0" w:after="0" w:line="259" w:lineRule="auto"/>
+        <w:ind w:left="113"/>
+      </w:pPr>
+      <w:r>
+        <w:rPr>
+          <w:rFonts w:ascii="맑은 고딕" w:hAnsi="맑은 고딕" w:eastAsia="맑은 고딕"/>
+          <w:b w:val="0"/>
+          <w:i w:val="0"/>
+          <w:sz w:val="18"/>
+          <w:u w:val="none"/>
+        </w:rPr>
+        <w:t>⑤ solar panels — open structures — water</w:t>
+      </w:r>
+    </w:p>
+    <w:p>
+      <w:pPr>
+        <w:spacing w:before="0" w:after="0" w:line="259" w:lineRule="auto"/>
+      </w:pPr>
+    </w:p>
+    <w:p>
+      <w:pPr>
+        <w:spacing w:before="0" w:after="40" w:line="259" w:lineRule="auto"/>
+      </w:pPr>
+    </w:p>
+    <w:p>
+      <w:pPr>
+        <w:keepNext/>
+        <w:spacing w:before="0" w:after="20" w:line="259" w:lineRule="auto"/>
+      </w:pPr>
+      <w:r>
+        <w:rPr>
+          <w:rFonts w:ascii="맑은 고딕" w:hAnsi="맑은 고딕" w:eastAsia="맑은 고딕"/>
+          <w:b/>
+          <w:i w:val="0"/>
+          <w:sz w:val="18"/>
+          <w:u w:val="none"/>
+        </w:rPr>
+        <w:t xml:space="preserve">9. </w:t>
       </w:r>
       <w:r>
         <w:rPr>
@@ -3238,10 +1262,17 @@
           <w:sz w:val="18"/>
           <w:u w:val="none"/>
         </w:rPr>
-        <w:t>② diver_kim: The museum is only 4 meters deep, so anyone can see it without diving gear.</w:t>
+        <w:t xml:space="preserve">[2025 #21형] L7 본문에 언급된 로봇을 정리한 것으로 적절하지 </w:t>
       </w:r>
       <w:r>
-        <w:br/>
+        <w:rPr>
+          <w:rFonts w:ascii="맑은 고딕" w:hAnsi="맑은 고딕" w:eastAsia="맑은 고딕"/>
+          <w:b w:val="0"/>
+          <w:i w:val="0"/>
+          <w:sz w:val="18"/>
+          <w:u w:val="single"/>
+        </w:rPr>
+        <w:t>않은</w:t>
       </w:r>
       <w:r>
         <w:rPr>
@@ -3251,34 +1282,397 @@
           <w:sz w:val="18"/>
           <w:u w:val="none"/>
         </w:rPr>
-        <w:t>③ eco_min: Singapore's open-structure buildings need more air conditioning than ordinary ones.</w:t>
+        <w:t xml:space="preserve"> 것은?</w:t>
       </w:r>
-      <w:r>
-        <w:br/>
-      </w:r>
-      <w:r>
-        <w:rPr>
-          <w:rFonts w:ascii="맑은 고딕" w:hAnsi="맑은 고딕" w:eastAsia="맑은 고딕"/>
-          <w:b w:val="0"/>
-          <w:i w:val="0"/>
-          <w:sz w:val="18"/>
-          <w:u w:val="none"/>
-        </w:rPr>
-        <w:t>④ green_jay: Big gardens on buildings give shade and block direct sunlight. Smart!</w:t>
-      </w:r>
-      <w:r>
-        <w:br/>
-      </w:r>
-      <w:r>
-        <w:rPr>
-          <w:rFonts w:ascii="맑은 고딕" w:hAnsi="맑은 고딕" w:eastAsia="맑은 고딕"/>
-          <w:b w:val="0"/>
-          <w:i w:val="0"/>
-          <w:sz w:val="18"/>
-          <w:u w:val="none"/>
-        </w:rPr>
-        <w:t>⑤ travel_su: 4.8 million people visit Singapore every year to see the museum.</w:t>
-      </w:r>
+    </w:p>
+    <w:tbl>
+      <w:tblPr>
+        <w:tblStyle w:val="TableGrid"/>
+        <w:tblW w:type="auto" w:w="0"/>
+        <w:tblLook w:firstColumn="1" w:firstRow="1" w:lastColumn="0" w:lastRow="0" w:noHBand="0" w:noVBand="1" w:val="04A0"/>
+      </w:tblPr>
+      <w:tblGrid>
+        <w:gridCol w:w="3439"/>
+        <w:gridCol w:w="3439"/>
+        <w:gridCol w:w="3439"/>
+      </w:tblGrid>
+      <w:tr>
+        <w:tc>
+          <w:tcPr>
+            <w:tcW w:type="dxa" w:w="3439"/>
+          </w:tcPr>
+          <w:p>
+            <w:pPr>
+              <w:spacing w:after="0"/>
+            </w:pPr>
+            <w:r>
+              <w:rPr>
+                <w:rFonts w:ascii="맑은 고딕" w:hAnsi="맑은 고딕" w:eastAsia="맑은 고딕"/>
+                <w:b/>
+                <w:i w:val="0"/>
+                <w:sz w:val="16"/>
+                <w:u w:val="none"/>
+              </w:rPr>
+              <w:t>로봇</w:t>
+            </w:r>
+          </w:p>
+        </w:tc>
+        <w:tc>
+          <w:tcPr>
+            <w:tcW w:type="dxa" w:w="3439"/>
+          </w:tcPr>
+          <w:p>
+            <w:pPr>
+              <w:spacing w:after="0"/>
+            </w:pPr>
+            <w:r>
+              <w:rPr>
+                <w:rFonts w:ascii="맑은 고딕" w:hAnsi="맑은 고딕" w:eastAsia="맑은 고딕"/>
+                <w:b/>
+                <w:i w:val="0"/>
+                <w:sz w:val="16"/>
+                <w:u w:val="none"/>
+              </w:rPr>
+              <w:t>활동 장소</w:t>
+            </w:r>
+          </w:p>
+        </w:tc>
+        <w:tc>
+          <w:tcPr>
+            <w:tcW w:type="dxa" w:w="3439"/>
+          </w:tcPr>
+          <w:p>
+            <w:pPr>
+              <w:spacing w:after="0"/>
+            </w:pPr>
+            <w:r>
+              <w:rPr>
+                <w:rFonts w:ascii="맑은 고딕" w:hAnsi="맑은 고딕" w:eastAsia="맑은 고딕"/>
+                <w:b/>
+                <w:i w:val="0"/>
+                <w:sz w:val="16"/>
+                <w:u w:val="none"/>
+              </w:rPr>
+              <w:t>하는 일</w:t>
+            </w:r>
+          </w:p>
+        </w:tc>
+      </w:tr>
+      <w:tr>
+        <w:tc>
+          <w:tcPr>
+            <w:tcW w:type="dxa" w:w="3439"/>
+          </w:tcPr>
+          <w:p>
+            <w:pPr>
+              <w:spacing w:after="0"/>
+            </w:pPr>
+            <w:r>
+              <w:rPr>
+                <w:rFonts w:ascii="맑은 고딕" w:hAnsi="맑은 고딕" w:eastAsia="맑은 고딕"/>
+                <w:b w:val="0"/>
+                <w:i w:val="0"/>
+                <w:sz w:val="16"/>
+                <w:u w:val="none"/>
+              </w:rPr>
+              <w:t>① Home helper robot</w:t>
+            </w:r>
+          </w:p>
+        </w:tc>
+        <w:tc>
+          <w:tcPr>
+            <w:tcW w:type="dxa" w:w="3439"/>
+          </w:tcPr>
+          <w:p>
+            <w:pPr>
+              <w:spacing w:after="0"/>
+            </w:pPr>
+            <w:r>
+              <w:rPr>
+                <w:rFonts w:ascii="맑은 고딕" w:hAnsi="맑은 고딕" w:eastAsia="맑은 고딕"/>
+                <w:b w:val="0"/>
+                <w:i w:val="0"/>
+                <w:sz w:val="16"/>
+                <w:u w:val="none"/>
+              </w:rPr>
+              <w:t>homes</w:t>
+            </w:r>
+          </w:p>
+        </w:tc>
+        <w:tc>
+          <w:tcPr>
+            <w:tcW w:type="dxa" w:w="3439"/>
+          </w:tcPr>
+          <w:p>
+            <w:pPr>
+              <w:spacing w:after="0"/>
+            </w:pPr>
+            <w:r>
+              <w:rPr>
+                <w:rFonts w:ascii="맑은 고딕" w:hAnsi="맑은 고딕" w:eastAsia="맑은 고딕"/>
+                <w:b w:val="0"/>
+                <w:i w:val="0"/>
+                <w:sz w:val="16"/>
+                <w:u w:val="none"/>
+              </w:rPr>
+              <w:t>cooking, cleaning, sensing emotions</w:t>
+            </w:r>
+          </w:p>
+        </w:tc>
+      </w:tr>
+      <w:tr>
+        <w:tc>
+          <w:tcPr>
+            <w:tcW w:type="dxa" w:w="3439"/>
+          </w:tcPr>
+          <w:p>
+            <w:pPr>
+              <w:spacing w:after="0"/>
+            </w:pPr>
+            <w:r>
+              <w:rPr>
+                <w:rFonts w:ascii="맑은 고딕" w:hAnsi="맑은 고딕" w:eastAsia="맑은 고딕"/>
+                <w:b w:val="0"/>
+                <w:i w:val="0"/>
+                <w:sz w:val="16"/>
+                <w:u w:val="none"/>
+              </w:rPr>
+              <w:t>② Self-driving car</w:t>
+            </w:r>
+          </w:p>
+        </w:tc>
+        <w:tc>
+          <w:tcPr>
+            <w:tcW w:type="dxa" w:w="3439"/>
+          </w:tcPr>
+          <w:p>
+            <w:pPr>
+              <w:spacing w:after="0"/>
+            </w:pPr>
+            <w:r>
+              <w:rPr>
+                <w:rFonts w:ascii="맑은 고딕" w:hAnsi="맑은 고딕" w:eastAsia="맑은 고딕"/>
+                <w:b w:val="0"/>
+                <w:i w:val="0"/>
+                <w:sz w:val="16"/>
+                <w:u w:val="none"/>
+              </w:rPr>
+              <w:t>roads</w:t>
+            </w:r>
+          </w:p>
+        </w:tc>
+        <w:tc>
+          <w:tcPr>
+            <w:tcW w:type="dxa" w:w="3439"/>
+          </w:tcPr>
+          <w:p>
+            <w:pPr>
+              <w:spacing w:after="0"/>
+            </w:pPr>
+            <w:r>
+              <w:rPr>
+                <w:rFonts w:ascii="맑은 고딕" w:hAnsi="맑은 고딕" w:eastAsia="맑은 고딕"/>
+                <w:b w:val="0"/>
+                <w:i w:val="0"/>
+                <w:sz w:val="16"/>
+                <w:u w:val="none"/>
+              </w:rPr>
+              <w:t>navigating without a driver</w:t>
+            </w:r>
+          </w:p>
+        </w:tc>
+      </w:tr>
+      <w:tr>
+        <w:tc>
+          <w:tcPr>
+            <w:tcW w:type="dxa" w:w="3439"/>
+          </w:tcPr>
+          <w:p>
+            <w:pPr>
+              <w:spacing w:after="0"/>
+            </w:pPr>
+            <w:r>
+              <w:rPr>
+                <w:rFonts w:ascii="맑은 고딕" w:hAnsi="맑은 고딕" w:eastAsia="맑은 고딕"/>
+                <w:b w:val="0"/>
+                <w:i w:val="0"/>
+                <w:sz w:val="16"/>
+                <w:u w:val="none"/>
+              </w:rPr>
+              <w:t>③ Robot swarm</w:t>
+            </w:r>
+          </w:p>
+        </w:tc>
+        <w:tc>
+          <w:tcPr>
+            <w:tcW w:type="dxa" w:w="3439"/>
+          </w:tcPr>
+          <w:p>
+            <w:pPr>
+              <w:spacing w:after="0"/>
+            </w:pPr>
+            <w:r>
+              <w:rPr>
+                <w:rFonts w:ascii="맑은 고딕" w:hAnsi="맑은 고딕" w:eastAsia="맑은 고딕"/>
+                <w:b w:val="0"/>
+                <w:i w:val="0"/>
+                <w:sz w:val="16"/>
+                <w:u w:val="none"/>
+              </w:rPr>
+              <w:t>farms, building sites</w:t>
+            </w:r>
+          </w:p>
+        </w:tc>
+        <w:tc>
+          <w:tcPr>
+            <w:tcW w:type="dxa" w:w="3439"/>
+          </w:tcPr>
+          <w:p>
+            <w:pPr>
+              <w:spacing w:after="0"/>
+            </w:pPr>
+            <w:r>
+              <w:rPr>
+                <w:rFonts w:ascii="맑은 고딕" w:hAnsi="맑은 고딕" w:eastAsia="맑은 고딕"/>
+                <w:b w:val="0"/>
+                <w:i w:val="0"/>
+                <w:sz w:val="16"/>
+                <w:u w:val="none"/>
+              </w:rPr>
+              <w:t>working on tasks as a group</w:t>
+            </w:r>
+          </w:p>
+        </w:tc>
+      </w:tr>
+      <w:tr>
+        <w:tc>
+          <w:tcPr>
+            <w:tcW w:type="dxa" w:w="3439"/>
+          </w:tcPr>
+          <w:p>
+            <w:pPr>
+              <w:spacing w:after="0"/>
+            </w:pPr>
+            <w:r>
+              <w:rPr>
+                <w:rFonts w:ascii="맑은 고딕" w:hAnsi="맑은 고딕" w:eastAsia="맑은 고딕"/>
+                <w:b w:val="0"/>
+                <w:i w:val="0"/>
+                <w:sz w:val="16"/>
+                <w:u w:val="none"/>
+              </w:rPr>
+              <w:t>④ AI pet</w:t>
+            </w:r>
+          </w:p>
+        </w:tc>
+        <w:tc>
+          <w:tcPr>
+            <w:tcW w:type="dxa" w:w="3439"/>
+          </w:tcPr>
+          <w:p>
+            <w:pPr>
+              <w:spacing w:after="0"/>
+            </w:pPr>
+            <w:r>
+              <w:rPr>
+                <w:rFonts w:ascii="맑은 고딕" w:hAnsi="맑은 고딕" w:eastAsia="맑은 고딕"/>
+                <w:b w:val="0"/>
+                <w:i w:val="0"/>
+                <w:sz w:val="16"/>
+                <w:u w:val="none"/>
+              </w:rPr>
+              <w:t>factories</w:t>
+            </w:r>
+          </w:p>
+        </w:tc>
+        <w:tc>
+          <w:tcPr>
+            <w:tcW w:type="dxa" w:w="3439"/>
+          </w:tcPr>
+          <w:p>
+            <w:pPr>
+              <w:spacing w:after="0"/>
+            </w:pPr>
+            <w:r>
+              <w:rPr>
+                <w:rFonts w:ascii="맑은 고딕" w:hAnsi="맑은 고딕" w:eastAsia="맑은 고딕"/>
+                <w:b w:val="0"/>
+                <w:i w:val="0"/>
+                <w:sz w:val="16"/>
+                <w:u w:val="none"/>
+              </w:rPr>
+              <w:t>recognizing praise</w:t>
+            </w:r>
+          </w:p>
+        </w:tc>
+      </w:tr>
+      <w:tr>
+        <w:tc>
+          <w:tcPr>
+            <w:tcW w:type="dxa" w:w="3439"/>
+          </w:tcPr>
+          <w:p>
+            <w:pPr>
+              <w:spacing w:after="0"/>
+            </w:pPr>
+            <w:r>
+              <w:rPr>
+                <w:rFonts w:ascii="맑은 고딕" w:hAnsi="맑은 고딕" w:eastAsia="맑은 고딕"/>
+                <w:b w:val="0"/>
+                <w:i w:val="0"/>
+                <w:sz w:val="16"/>
+                <w:u w:val="none"/>
+              </w:rPr>
+              <w:t>⑤ Search-and-rescue robot</w:t>
+            </w:r>
+          </w:p>
+        </w:tc>
+        <w:tc>
+          <w:tcPr>
+            <w:tcW w:type="dxa" w:w="3439"/>
+          </w:tcPr>
+          <w:p>
+            <w:pPr>
+              <w:spacing w:after="0"/>
+            </w:pPr>
+            <w:r>
+              <w:rPr>
+                <w:rFonts w:ascii="맑은 고딕" w:hAnsi="맑은 고딕" w:eastAsia="맑은 고딕"/>
+                <w:b w:val="0"/>
+                <w:i w:val="0"/>
+                <w:sz w:val="16"/>
+                <w:u w:val="none"/>
+              </w:rPr>
+              <w:t>disaster areas</w:t>
+            </w:r>
+          </w:p>
+        </w:tc>
+        <w:tc>
+          <w:tcPr>
+            <w:tcW w:type="dxa" w:w="3439"/>
+          </w:tcPr>
+          <w:p>
+            <w:pPr>
+              <w:spacing w:after="0"/>
+            </w:pPr>
+            <w:r>
+              <w:rPr>
+                <w:rFonts w:ascii="맑은 고딕" w:hAnsi="맑은 고딕" w:eastAsia="맑은 고딕"/>
+                <w:b w:val="0"/>
+                <w:i w:val="0"/>
+                <w:sz w:val="16"/>
+                <w:u w:val="none"/>
+              </w:rPr>
+              <w:t>finding survivors, clearing routes</w:t>
+            </w:r>
+          </w:p>
+        </w:tc>
+      </w:tr>
+    </w:tbl>
+    <w:p>
+      <w:pPr>
+        <w:spacing w:before="0" w:after="0" w:line="259" w:lineRule="auto"/>
+      </w:pPr>
     </w:p>
     <w:p>
       <w:pPr>
@@ -3293,7 +1687,7 @@
           <w:sz w:val="18"/>
           <w:u w:val="none"/>
         </w:rPr>
-        <w:t>① ①, ②</w:t>
+        <w:t>① ①</w:t>
       </w:r>
       <w:r>
         <w:rPr>
@@ -3313,7 +1707,7 @@
           <w:sz w:val="18"/>
           <w:u w:val="none"/>
         </w:rPr>
-        <w:t>② ①, ④</w:t>
+        <w:t>② ②</w:t>
       </w:r>
       <w:r>
         <w:rPr>
@@ -3333,7 +1727,7 @@
           <w:sz w:val="18"/>
           <w:u w:val="none"/>
         </w:rPr>
-        <w:t>③ ②, ③</w:t>
+        <w:t>③ ③</w:t>
       </w:r>
       <w:r>
         <w:rPr>
@@ -3353,7 +1747,7 @@
           <w:sz w:val="18"/>
           <w:u w:val="none"/>
         </w:rPr>
-        <w:t>④ ③, ⑤</w:t>
+        <w:t>④ ④</w:t>
       </w:r>
       <w:r>
         <w:rPr>
@@ -3373,7 +1767,7 @@
           <w:sz w:val="18"/>
           <w:u w:val="none"/>
         </w:rPr>
-        <w:t>⑤ ④, ⑤</w:t>
+        <w:t>⑤ ⑤</w:t>
       </w:r>
     </w:p>
     <w:p>
@@ -3394,7 +1788,7 @@
           <w:sz w:val="18"/>
           <w:u w:val="none"/>
         </w:rPr>
-        <w:t xml:space="preserve">28. </w:t>
+        <w:t xml:space="preserve">10. </w:t>
       </w:r>
       <w:r>
         <w:rPr>
@@ -3404,37 +1798,7 @@
           <w:sz w:val="18"/>
           <w:u w:val="none"/>
         </w:rPr>
-        <w:t xml:space="preserve">밑줄 친 ⓐ~ⓔ 중 윗글의 내용과 일치하는 문장의 개수는? </w:t>
-      </w:r>
-      <w:r>
-        <w:rPr>
-          <w:rFonts w:ascii="맑은 고딕" w:hAnsi="맑은 고딕" w:eastAsia="맑은 고딕"/>
-          <w:b w:val="0"/>
-          <w:i w:val="0"/>
-          <w:sz w:val="18"/>
-          <w:u w:val="none"/>
-        </w:rPr>
-        <w:t>(4점)</w:t>
-      </w:r>
-      <w:r>
-        <w:rPr>
-          <w:rFonts w:ascii="맑은 고딕" w:hAnsi="맑은 고딕" w:eastAsia="맑은 고딕"/>
-          <w:b w:val="0"/>
-          <w:i w:val="0"/>
-          <w:sz w:val="18"/>
-          <w:u w:val="none"/>
-        </w:rPr>
-        <w:t xml:space="preserve"> </w:t>
-      </w:r>
-      <w:r>
-        <w:rPr>
-          <w:rFonts w:ascii="맑은 고딕" w:hAnsi="맑은 고딕" w:eastAsia="맑은 고딕"/>
-          <w:b w:val="0"/>
-          <w:i w:val="0"/>
-          <w:sz w:val="18"/>
-          <w:u w:val="none"/>
-        </w:rPr>
-        <w:t>(표적: 개수 세기)</w:t>
+        <w:t>[2024 #22형] L7 본문의 내용과 일치하면 T, 일치하지 않으면 F로 표시할 때 순서대로 나열한 것은?</w:t>
       </w:r>
     </w:p>
     <w:p>
@@ -3448,9 +1812,12 @@
           <w:b w:val="0"/>
           <w:i w:val="0"/>
           <w:sz w:val="18"/>
-          <w:u w:val="single"/>
+          <w:u w:val="none"/>
         </w:rPr>
-        <w:t>ⓐ Cancun's sea life is being damaged by tourist activities, not by fishing.</w:t>
+        <w:t>(a) Robots are now found only in movies and books.</w:t>
+      </w:r>
+      <w:r>
+        <w:br/>
       </w:r>
       <w:r>
         <w:rPr>
@@ -3460,17 +1827,10 @@
           <w:sz w:val="18"/>
           <w:u w:val="none"/>
         </w:rPr>
-        <w:t xml:space="preserve"> </w:t>
+        <w:t>(b) AI pets can recognize praise from their owners.</w:t>
       </w:r>
       <w:r>
-        <w:rPr>
-          <w:rFonts w:ascii="맑은 고딕" w:hAnsi="맑은 고딕" w:eastAsia="맑은 고딕"/>
-          <w:b w:val="0"/>
-          <w:i w:val="0"/>
-          <w:sz w:val="18"/>
-          <w:u w:val="single"/>
-        </w:rPr>
-        <w:t>ⓑ The artists tried to attract tourists to a different part of the sea.</w:t>
+        <w:br/>
       </w:r>
       <w:r>
         <w:rPr>
@@ -3480,17 +1840,10 @@
           <w:sz w:val="18"/>
           <w:u w:val="none"/>
         </w:rPr>
-        <w:t xml:space="preserve"> </w:t>
+        <w:t>(c) Robot swarms work on tasks alone, not as a group.</w:t>
       </w:r>
       <w:r>
-        <w:rPr>
-          <w:rFonts w:ascii="맑은 고딕" w:hAnsi="맑은 고딕" w:eastAsia="맑은 고딕"/>
-          <w:b w:val="0"/>
-          <w:i w:val="0"/>
-          <w:sz w:val="18"/>
-          <w:u w:val="single"/>
-        </w:rPr>
-        <w:t>ⓒ The statues provide food for plants and animals.</w:t>
+        <w:br/>
       </w:r>
       <w:r>
         <w:rPr>
@@ -3500,42 +1853,12 @@
           <w:sz w:val="18"/>
           <w:u w:val="none"/>
         </w:rPr>
-        <w:t xml:space="preserve"> </w:t>
-      </w:r>
-      <w:r>
-        <w:rPr>
-          <w:rFonts w:ascii="맑은 고딕" w:hAnsi="맑은 고딕" w:eastAsia="맑은 고딕"/>
-          <w:b w:val="0"/>
-          <w:i w:val="0"/>
-          <w:sz w:val="18"/>
-          <w:u w:val="single"/>
-        </w:rPr>
-        <w:t>ⓓ In Singapore, the natural air flow is what keeps open-structure buildings cool.</w:t>
-      </w:r>
-      <w:r>
-        <w:rPr>
-          <w:rFonts w:ascii="맑은 고딕" w:hAnsi="맑은 고딕" w:eastAsia="맑은 고딕"/>
-          <w:b w:val="0"/>
-          <w:i w:val="0"/>
-          <w:sz w:val="18"/>
-          <w:u w:val="none"/>
-        </w:rPr>
-        <w:t xml:space="preserve"> </w:t>
-      </w:r>
-      <w:r>
-        <w:rPr>
-          <w:rFonts w:ascii="맑은 고딕" w:hAnsi="맑은 고딕" w:eastAsia="맑은 고딕"/>
-          <w:b w:val="0"/>
-          <w:i w:val="0"/>
-          <w:sz w:val="18"/>
-          <w:u w:val="single"/>
-        </w:rPr>
-        <w:t>ⓔ The greenery of the gardens is what makes the air move through the building.</w:t>
+        <w:t>(d) Some people worry about threats to jobs and safety.</w:t>
       </w:r>
     </w:p>
     <w:p>
       <w:pPr>
-        <w:spacing w:before="0" w:after="20" w:line="259" w:lineRule="auto"/>
+        <w:spacing w:before="0" w:after="0" w:line="259" w:lineRule="auto"/>
         <w:ind w:left="113"/>
       </w:pPr>
       <w:r>
@@ -3546,8 +1869,14 @@
           <w:sz w:val="18"/>
           <w:u w:val="none"/>
         </w:rPr>
-        <w:t>① 1개</w:t>
+        <w:t>① T — T — F — T</w:t>
       </w:r>
+    </w:p>
+    <w:p>
+      <w:pPr>
+        <w:spacing w:before="0" w:after="0" w:line="259" w:lineRule="auto"/>
+        <w:ind w:left="113"/>
+      </w:pPr>
       <w:r>
         <w:rPr>
           <w:rFonts w:ascii="맑은 고딕" w:hAnsi="맑은 고딕" w:eastAsia="맑은 고딕"/>
@@ -3556,8 +1885,14 @@
           <w:sz w:val="18"/>
           <w:u w:val="none"/>
         </w:rPr>
-        <w:t xml:space="preserve">    </w:t>
+        <w:t>② F — F — T — T</w:t>
       </w:r>
+    </w:p>
+    <w:p>
+      <w:pPr>
+        <w:spacing w:before="0" w:after="0" w:line="259" w:lineRule="auto"/>
+        <w:ind w:left="113"/>
+      </w:pPr>
       <w:r>
         <w:rPr>
           <w:rFonts w:ascii="맑은 고딕" w:hAnsi="맑은 고딕" w:eastAsia="맑은 고딕"/>
@@ -3566,8 +1901,14 @@
           <w:sz w:val="18"/>
           <w:u w:val="none"/>
         </w:rPr>
-        <w:t>② 2개</w:t>
+        <w:t>③ F — T — F — T</w:t>
       </w:r>
+    </w:p>
+    <w:p>
+      <w:pPr>
+        <w:spacing w:before="0" w:after="0" w:line="259" w:lineRule="auto"/>
+        <w:ind w:left="113"/>
+      </w:pPr>
       <w:r>
         <w:rPr>
           <w:rFonts w:ascii="맑은 고딕" w:hAnsi="맑은 고딕" w:eastAsia="맑은 고딕"/>
@@ -3576,8 +1917,14 @@
           <w:sz w:val="18"/>
           <w:u w:val="none"/>
         </w:rPr>
-        <w:t xml:space="preserve">    </w:t>
+        <w:t>④ T — F — F — T</w:t>
       </w:r>
+    </w:p>
+    <w:p>
+      <w:pPr>
+        <w:spacing w:before="0" w:after="0" w:line="259" w:lineRule="auto"/>
+        <w:ind w:left="113"/>
+      </w:pPr>
       <w:r>
         <w:rPr>
           <w:rFonts w:ascii="맑은 고딕" w:hAnsi="맑은 고딕" w:eastAsia="맑은 고딕"/>
@@ -3586,48 +1933,13 @@
           <w:sz w:val="18"/>
           <w:u w:val="none"/>
         </w:rPr>
-        <w:t>③ 3개</w:t>
+        <w:t>⑤ F — T — T — F</w:t>
       </w:r>
-      <w:r>
-        <w:rPr>
-          <w:rFonts w:ascii="맑은 고딕" w:hAnsi="맑은 고딕" w:eastAsia="맑은 고딕"/>
-          <w:b w:val="0"/>
-          <w:i w:val="0"/>
-          <w:sz w:val="18"/>
-          <w:u w:val="none"/>
-        </w:rPr>
-        <w:t xml:space="preserve">    </w:t>
-      </w:r>
-      <w:r>
-        <w:rPr>
-          <w:rFonts w:ascii="맑은 고딕" w:hAnsi="맑은 고딕" w:eastAsia="맑은 고딕"/>
-          <w:b w:val="0"/>
-          <w:i w:val="0"/>
-          <w:sz w:val="18"/>
-          <w:u w:val="none"/>
-        </w:rPr>
-        <w:t>④ 4개</w:t>
-      </w:r>
-      <w:r>
-        <w:rPr>
-          <w:rFonts w:ascii="맑은 고딕" w:hAnsi="맑은 고딕" w:eastAsia="맑은 고딕"/>
-          <w:b w:val="0"/>
-          <w:i w:val="0"/>
-          <w:sz w:val="18"/>
-          <w:u w:val="none"/>
-        </w:rPr>
-        <w:t xml:space="preserve">    </w:t>
-      </w:r>
-      <w:r>
-        <w:rPr>
-          <w:rFonts w:ascii="맑은 고딕" w:hAnsi="맑은 고딕" w:eastAsia="맑은 고딕"/>
-          <w:b w:val="0"/>
-          <w:i w:val="0"/>
-          <w:sz w:val="18"/>
-          <w:u w:val="none"/>
-        </w:rPr>
-        <w:t>⑤ 5개</w:t>
-      </w:r>
+    </w:p>
+    <w:p>
+      <w:pPr>
+        <w:spacing w:before="0" w:after="0" w:line="259" w:lineRule="auto"/>
+      </w:pPr>
     </w:p>
     <w:p>
       <w:pPr>
@@ -3647,7 +1959,23 @@
           <w:sz w:val="18"/>
           <w:u w:val="none"/>
         </w:rPr>
-        <w:t xml:space="preserve">29. </w:t>
+        <w:t>[2025 #14 · 2024 #28 · #31형] 영어 발문 · Q&amp;A · 전달하는 바</w:t>
+      </w:r>
+    </w:p>
+    <w:p>
+      <w:pPr>
+        <w:keepNext/>
+        <w:spacing w:before="0" w:after="20" w:line="259" w:lineRule="auto"/>
+      </w:pPr>
+      <w:r>
+        <w:rPr>
+          <w:rFonts w:ascii="맑은 고딕" w:hAnsi="맑은 고딕" w:eastAsia="맑은 고딕"/>
+          <w:b/>
+          <w:i w:val="0"/>
+          <w:sz w:val="18"/>
+          <w:u w:val="none"/>
+        </w:rPr>
+        <w:t xml:space="preserve">11. </w:t>
       </w:r>
       <w:r>
         <w:rPr>
@@ -3657,17 +1985,7 @@
           <w:sz w:val="18"/>
           <w:u w:val="none"/>
         </w:rPr>
-        <w:t xml:space="preserve">다음 중 윗글의 내용으로 보아 Cancun의 예술가들이 취한 방법과 가장 가까운 것은? </w:t>
-      </w:r>
-      <w:r>
-        <w:rPr>
-          <w:rFonts w:ascii="맑은 고딕" w:hAnsi="맑은 고딕" w:eastAsia="맑은 고딕"/>
-          <w:b w:val="0"/>
-          <w:i w:val="0"/>
-          <w:sz w:val="18"/>
-          <w:u w:val="none"/>
-        </w:rPr>
-        <w:t>(표적: 본문 적용·추론형)</w:t>
+        <w:t>[2025 #14형] According to the passage, which of the following is NOT mentioned as a way eco-friendly buildings in Singapore stay cool?</w:t>
       </w:r>
     </w:p>
     <w:p>
@@ -3683,7 +2001,7 @@
           <w:sz w:val="18"/>
           <w:u w:val="none"/>
         </w:rPr>
-        <w:t>① Closing the whole sea area to tourists for ten years</w:t>
+        <w:t>① having an open structure</w:t>
       </w:r>
     </w:p>
     <w:p>
@@ -3699,7 +2017,7 @@
           <w:sz w:val="18"/>
           <w:u w:val="none"/>
         </w:rPr>
-        <w:t>② Building a new attraction elsewhere so that the damaged area can rest</w:t>
+        <w:t>② adding large gardens</w:t>
       </w:r>
     </w:p>
     <w:p>
@@ -3715,7 +2033,7 @@
           <w:sz w:val="18"/>
           <w:u w:val="none"/>
         </w:rPr>
-        <w:t>③ Removing all the statues from the sea to protect the fish</w:t>
+        <w:t>③ letting outside air move through the building</w:t>
       </w:r>
     </w:p>
     <w:p>
@@ -3731,7 +2049,7 @@
           <w:sz w:val="18"/>
           <w:u w:val="none"/>
         </w:rPr>
-        <w:t>④ Asking the government to ban diving near Cancun</w:t>
+        <w:t>④ using greenery to block direct sunlight</w:t>
       </w:r>
     </w:p>
     <w:p>
@@ -3747,7 +2065,7 @@
           <w:sz w:val="18"/>
           <w:u w:val="none"/>
         </w:rPr>
-        <w:t>⑤ Planting gardens on the beach to provide shade</w:t>
+        <w:t>⑤ installing solar-powered fans on the roof</w:t>
       </w:r>
     </w:p>
     <w:p>
@@ -3763,23 +2081,6 @@
     <w:p>
       <w:pPr>
         <w:keepNext/>
-        <w:spacing w:before="0" w:after="40" w:line="259" w:lineRule="auto"/>
-      </w:pPr>
-      <w:r>
-        <w:rPr>
-          <w:rFonts w:ascii="맑은 고딕" w:hAnsi="맑은 고딕" w:eastAsia="맑은 고딕"/>
-          <w:b/>
-          <w:i w:val="0"/>
-          <w:color w:val="1F3864"/>
-          <w:sz w:val="20"/>
-          <w:u w:val="none"/>
-        </w:rPr>
-        <w:t>■ 3부 L7 After You Read — Future Changes through Technology (30~35)</w:t>
-      </w:r>
-    </w:p>
-    <w:p>
-      <w:pPr>
-        <w:keepNext/>
         <w:spacing w:before="0" w:after="20" w:line="259" w:lineRule="auto"/>
       </w:pPr>
       <w:r>
@@ -3790,7 +2091,7 @@
           <w:sz w:val="18"/>
           <w:u w:val="none"/>
         </w:rPr>
-        <w:t xml:space="preserve">30. </w:t>
+        <w:t xml:space="preserve">12. </w:t>
       </w:r>
       <w:r>
         <w:rPr>
@@ -3800,7 +2101,7 @@
           <w:sz w:val="18"/>
           <w:u w:val="none"/>
         </w:rPr>
-        <w:t xml:space="preserve">프린트 A 연결 — 로봇과 그 특징·하는 일이 바르게 연결되지 </w:t>
+        <w:t xml:space="preserve">[2024 #28형] L5 본문에 관한 질문에 대한 대답으로 적절하지 </w:t>
       </w:r>
       <w:r>
         <w:rPr>
@@ -3836,7 +2137,7 @@
           <w:sz w:val="18"/>
           <w:u w:val="none"/>
         </w:rPr>
-        <w:t>① Home Helper Robot — cooking and cleaning — sense emotions</w:t>
+        <w:t>① Q: Why did the artists build the museum away from the dying areas? — A: So that those areas could have time to recover.</w:t>
       </w:r>
     </w:p>
     <w:p>
@@ -3852,7 +2153,7 @@
           <w:sz w:val="18"/>
           <w:u w:val="none"/>
         </w:rPr>
-        <w:t>② Self-Driving Car — no driver — navigate roads</w:t>
+        <w:t>② Q: What do the statues provide for sea life? — A: Additional places for plants and animals to live on.</w:t>
       </w:r>
     </w:p>
     <w:p>
@@ -3868,7 +2169,7 @@
           <w:sz w:val="18"/>
           <w:u w:val="none"/>
         </w:rPr>
-        <w:t>③ Robot Swarm — a large group of robots — work on tasks as a group</w:t>
+        <w:t>③ Q: Why was the museum opened? — A: To stop tourists from coming to Cancun at all.</w:t>
       </w:r>
     </w:p>
     <w:p>
@@ -3884,7 +2185,7 @@
           <w:sz w:val="18"/>
           <w:u w:val="none"/>
         </w:rPr>
-        <w:t>④ Search-and-Rescue Robot — disaster areas — deal with dangers</w:t>
+        <w:t>④ Q: Why do buildings in Singapore need less air conditioning? — A: Because open structures let outside air move through them.</w:t>
       </w:r>
     </w:p>
     <w:p>
@@ -3900,7 +2201,7 @@
           <w:sz w:val="18"/>
           <w:u w:val="none"/>
         </w:rPr>
-        <w:t>⑤ Robot Swarm — disaster areas — sense emotions</w:t>
+        <w:t>⑤ Q: What are the goals of the new style of architecture? — A: Protecting the environment and providing a good quality of life.</w:t>
       </w:r>
     </w:p>
     <w:p>
@@ -3926,7 +2227,7 @@
           <w:sz w:val="18"/>
           <w:u w:val="none"/>
         </w:rPr>
-        <w:t xml:space="preserve">31. </w:t>
+        <w:t xml:space="preserve">13. </w:t>
       </w:r>
       <w:r>
         <w:rPr>
@@ -3936,23 +2237,7 @@
           <w:sz w:val="18"/>
           <w:u w:val="none"/>
         </w:rPr>
-        <w:t>프린트 B — 밑줄 친 부분을 본문 내용과 일치하도록 고치시오.</w:t>
-      </w:r>
-    </w:p>
-    <w:p>
-      <w:pPr>
-        <w:spacing w:before="0" w:after="20" w:line="259" w:lineRule="auto"/>
-        <w:ind w:left="57"/>
-      </w:pPr>
-      <w:r>
-        <w:rPr>
-          <w:rFonts w:ascii="맑은 고딕" w:hAnsi="맑은 고딕" w:eastAsia="맑은 고딕"/>
-          <w:b w:val="0"/>
-          <w:i w:val="0"/>
-          <w:sz w:val="18"/>
-          <w:u w:val="none"/>
-        </w:rPr>
-        <w:t xml:space="preserve">B-1 In the past, robots performed only </w:t>
+        <w:t xml:space="preserve">[2024 #31형] L5 본문에서 전달하고자 하는 바로 적절하지 </w:t>
       </w:r>
       <w:r>
         <w:rPr>
@@ -3962,7 +2247,7 @@
           <w:sz w:val="18"/>
           <w:u w:val="single"/>
         </w:rPr>
-        <w:t>difficult</w:t>
+        <w:t>않은</w:t>
       </w:r>
       <w:r>
         <w:rPr>
@@ -3972,584 +2257,7 @@
           <w:sz w:val="18"/>
           <w:u w:val="none"/>
         </w:rPr>
-        <w:t xml:space="preserve"> tasks that humans programmed them to do. → </w:t>
-      </w:r>
-      <w:r>
-        <w:rPr>
-          <w:rFonts w:ascii="맑은 고딕" w:hAnsi="맑은 고딕" w:eastAsia="맑은 고딕"/>
-          <w:b w:val="0"/>
-          <w:i w:val="0"/>
-          <w:sz w:val="18"/>
-          <w:u w:val="none"/>
-        </w:rPr>
-        <w:t>__________</w:t>
-      </w:r>
-      <w:r>
-        <w:br/>
-      </w:r>
-      <w:r>
-        <w:rPr>
-          <w:rFonts w:ascii="맑은 고딕" w:hAnsi="맑은 고딕" w:eastAsia="맑은 고딕"/>
-          <w:b w:val="0"/>
-          <w:i w:val="0"/>
-          <w:sz w:val="18"/>
-          <w:u w:val="none"/>
-        </w:rPr>
-        <w:t>B-2 Robots are now getting "</w:t>
-      </w:r>
-      <w:r>
-        <w:rPr>
-          <w:rFonts w:ascii="맑은 고딕" w:hAnsi="맑은 고딕" w:eastAsia="맑은 고딕"/>
-          <w:b w:val="0"/>
-          <w:i w:val="0"/>
-          <w:sz w:val="18"/>
-          <w:u w:val="single"/>
-        </w:rPr>
-        <w:t>simpler</w:t>
-      </w:r>
-      <w:r>
-        <w:rPr>
-          <w:rFonts w:ascii="맑은 고딕" w:hAnsi="맑은 고딕" w:eastAsia="맑은 고딕"/>
-          <w:b w:val="0"/>
-          <w:i w:val="0"/>
-          <w:sz w:val="18"/>
-          <w:u w:val="none"/>
-        </w:rPr>
-        <w:t xml:space="preserve">," and soon they might be able to think like humans. → </w:t>
-      </w:r>
-      <w:r>
-        <w:rPr>
-          <w:rFonts w:ascii="맑은 고딕" w:hAnsi="맑은 고딕" w:eastAsia="맑은 고딕"/>
-          <w:b w:val="0"/>
-          <w:i w:val="0"/>
-          <w:sz w:val="18"/>
-          <w:u w:val="none"/>
-        </w:rPr>
-        <w:t>__________</w:t>
-      </w:r>
-      <w:r>
-        <w:br/>
-      </w:r>
-      <w:r>
-        <w:rPr>
-          <w:rFonts w:ascii="맑은 고딕" w:hAnsi="맑은 고딕" w:eastAsia="맑은 고딕"/>
-          <w:b w:val="0"/>
-          <w:i w:val="0"/>
-          <w:sz w:val="18"/>
-          <w:u w:val="none"/>
-        </w:rPr>
-        <w:t xml:space="preserve">B-3 Robots that have AI can </w:t>
-      </w:r>
-      <w:r>
-        <w:rPr>
-          <w:rFonts w:ascii="맑은 고딕" w:hAnsi="맑은 고딕" w:eastAsia="맑은 고딕"/>
-          <w:b w:val="0"/>
-          <w:i w:val="0"/>
-          <w:sz w:val="18"/>
-          <w:u w:val="single"/>
-        </w:rPr>
-        <w:t>avoid</w:t>
-      </w:r>
-      <w:r>
-        <w:rPr>
-          <w:rFonts w:ascii="맑은 고딕" w:hAnsi="맑은 고딕" w:eastAsia="맑은 고딕"/>
-          <w:b w:val="0"/>
-          <w:i w:val="0"/>
-          <w:sz w:val="18"/>
-          <w:u w:val="none"/>
-        </w:rPr>
-        <w:t xml:space="preserve"> environments and make decisions. → </w:t>
-      </w:r>
-      <w:r>
-        <w:rPr>
-          <w:rFonts w:ascii="맑은 고딕" w:hAnsi="맑은 고딕" w:eastAsia="맑은 고딕"/>
-          <w:b w:val="0"/>
-          <w:i w:val="0"/>
-          <w:sz w:val="18"/>
-          <w:u w:val="none"/>
-        </w:rPr>
-        <w:t>__________</w:t>
-      </w:r>
-      <w:r>
-        <w:br/>
-      </w:r>
-      <w:r>
-        <w:rPr>
-          <w:rFonts w:ascii="맑은 고딕" w:hAnsi="맑은 고딕" w:eastAsia="맑은 고딕"/>
-          <w:b w:val="0"/>
-          <w:i w:val="0"/>
-          <w:sz w:val="18"/>
-          <w:u w:val="none"/>
-        </w:rPr>
-        <w:t xml:space="preserve">B-4 AI speakers can answer your questions, </w:t>
-      </w:r>
-      <w:r>
-        <w:rPr>
-          <w:rFonts w:ascii="맑은 고딕" w:hAnsi="맑은 고딕" w:eastAsia="맑은 고딕"/>
-          <w:b w:val="0"/>
-          <w:i w:val="0"/>
-          <w:sz w:val="18"/>
-          <w:u w:val="single"/>
-        </w:rPr>
-        <w:t>follow</w:t>
-      </w:r>
-      <w:r>
-        <w:rPr>
-          <w:rFonts w:ascii="맑은 고딕" w:hAnsi="맑은 고딕" w:eastAsia="맑은 고딕"/>
-          <w:b w:val="0"/>
-          <w:i w:val="0"/>
-          <w:sz w:val="18"/>
-          <w:u w:val="none"/>
-        </w:rPr>
-        <w:t xml:space="preserve"> machines in your home, and play music for you. → </w:t>
-      </w:r>
-      <w:r>
-        <w:rPr>
-          <w:rFonts w:ascii="맑은 고딕" w:hAnsi="맑은 고딕" w:eastAsia="맑은 고딕"/>
-          <w:b w:val="0"/>
-          <w:i w:val="0"/>
-          <w:sz w:val="18"/>
-          <w:u w:val="none"/>
-        </w:rPr>
-        <w:t>__________</w:t>
-      </w:r>
-      <w:r>
-        <w:br/>
-      </w:r>
-      <w:r>
-        <w:rPr>
-          <w:rFonts w:ascii="맑은 고딕" w:hAnsi="맑은 고딕" w:eastAsia="맑은 고딕"/>
-          <w:b w:val="0"/>
-          <w:i w:val="0"/>
-          <w:sz w:val="18"/>
-          <w:u w:val="none"/>
-        </w:rPr>
-        <w:t xml:space="preserve">B-5 Some people expect life to become </w:t>
-      </w:r>
-      <w:r>
-        <w:rPr>
-          <w:rFonts w:ascii="맑은 고딕" w:hAnsi="맑은 고딕" w:eastAsia="맑은 고딕"/>
-          <w:b w:val="0"/>
-          <w:i w:val="0"/>
-          <w:sz w:val="18"/>
-          <w:u w:val="single"/>
-        </w:rPr>
-        <w:t>richer</w:t>
-      </w:r>
-      <w:r>
-        <w:rPr>
-          <w:rFonts w:ascii="맑은 고딕" w:hAnsi="맑은 고딕" w:eastAsia="맑은 고딕"/>
-          <w:b w:val="0"/>
-          <w:i w:val="0"/>
-          <w:sz w:val="18"/>
-          <w:u w:val="none"/>
-        </w:rPr>
-        <w:t xml:space="preserve"> with the help of robots. → </w:t>
-      </w:r>
-      <w:r>
-        <w:rPr>
-          <w:rFonts w:ascii="맑은 고딕" w:hAnsi="맑은 고딕" w:eastAsia="맑은 고딕"/>
-          <w:b w:val="0"/>
-          <w:i w:val="0"/>
-          <w:sz w:val="18"/>
-          <w:u w:val="none"/>
-        </w:rPr>
-        <w:t>__________</w:t>
-      </w:r>
-    </w:p>
-    <w:p>
-      <w:pPr>
-        <w:spacing w:before="0" w:after="40" w:line="259" w:lineRule="auto"/>
-      </w:pPr>
-    </w:p>
-    <w:p>
-      <w:pPr>
-        <w:keepNext/>
-        <w:spacing w:before="0" w:after="20" w:line="259" w:lineRule="auto"/>
-      </w:pPr>
-      <w:r>
-        <w:rPr>
-          <w:rFonts w:ascii="맑은 고딕" w:hAnsi="맑은 고딕" w:eastAsia="맑은 고딕"/>
-          <w:b/>
-          <w:i w:val="0"/>
-          <w:sz w:val="18"/>
-          <w:u w:val="none"/>
-        </w:rPr>
-        <w:t xml:space="preserve">32. </w:t>
-      </w:r>
-      <w:r>
-        <w:rPr>
-          <w:rFonts w:ascii="맑은 고딕" w:hAnsi="맑은 고딕" w:eastAsia="맑은 고딕"/>
-          <w:b w:val="0"/>
-          <w:i w:val="0"/>
-          <w:sz w:val="18"/>
-          <w:u w:val="none"/>
-        </w:rPr>
-        <w:t>프린트 C — True or False? (본문과 일치하면 T, 아니면 F)</w:t>
-      </w:r>
-    </w:p>
-    <w:p>
-      <w:pPr>
-        <w:spacing w:before="0" w:after="20" w:line="259" w:lineRule="auto"/>
-        <w:ind w:left="57"/>
-      </w:pPr>
-      <w:r>
-        <w:rPr>
-          <w:rFonts w:ascii="맑은 고딕" w:hAnsi="맑은 고딕" w:eastAsia="맑은 고딕"/>
-          <w:b w:val="0"/>
-          <w:i w:val="0"/>
-          <w:sz w:val="18"/>
-          <w:u w:val="none"/>
-        </w:rPr>
-        <w:t xml:space="preserve">C-1 Modern robots are now capable of thinking completely like humans on their own without the need for programming or AI development. → </w:t>
-      </w:r>
-      <w:r>
-        <w:rPr>
-          <w:rFonts w:ascii="맑은 고딕" w:hAnsi="맑은 고딕" w:eastAsia="맑은 고딕"/>
-          <w:b w:val="0"/>
-          <w:i w:val="0"/>
-          <w:sz w:val="18"/>
-          <w:u w:val="none"/>
-        </w:rPr>
-        <w:t>__________</w:t>
-      </w:r>
-      <w:r>
-        <w:br/>
-      </w:r>
-      <w:r>
-        <w:rPr>
-          <w:rFonts w:ascii="맑은 고딕" w:hAnsi="맑은 고딕" w:eastAsia="맑은 고딕"/>
-          <w:b w:val="0"/>
-          <w:i w:val="0"/>
-          <w:sz w:val="18"/>
-          <w:u w:val="none"/>
-        </w:rPr>
-        <w:t xml:space="preserve">C-2 While early robots were restricted to simple tasks defined by human programming, current AI-equipped robots have the ability to perceive their surroundings and make independent decisions. → </w:t>
-      </w:r>
-      <w:r>
-        <w:rPr>
-          <w:rFonts w:ascii="맑은 고딕" w:hAnsi="맑은 고딕" w:eastAsia="맑은 고딕"/>
-          <w:b w:val="0"/>
-          <w:i w:val="0"/>
-          <w:sz w:val="18"/>
-          <w:u w:val="none"/>
-        </w:rPr>
-        <w:t>__________</w:t>
-      </w:r>
-      <w:r>
-        <w:br/>
-      </w:r>
-      <w:r>
-        <w:rPr>
-          <w:rFonts w:ascii="맑은 고딕" w:hAnsi="맑은 고딕" w:eastAsia="맑은 고딕"/>
-          <w:b w:val="0"/>
-          <w:i w:val="0"/>
-          <w:sz w:val="18"/>
-          <w:u w:val="none"/>
-        </w:rPr>
-        <w:t xml:space="preserve">C-3 A self-driving car needs a human driver to help it navigate and drive safely on roads. → </w:t>
-      </w:r>
-      <w:r>
-        <w:rPr>
-          <w:rFonts w:ascii="맑은 고딕" w:hAnsi="맑은 고딕" w:eastAsia="맑은 고딕"/>
-          <w:b w:val="0"/>
-          <w:i w:val="0"/>
-          <w:sz w:val="18"/>
-          <w:u w:val="none"/>
-        </w:rPr>
-        <w:t>__________</w:t>
-      </w:r>
-      <w:r>
-        <w:br/>
-      </w:r>
-      <w:r>
-        <w:rPr>
-          <w:rFonts w:ascii="맑은 고딕" w:hAnsi="맑은 고딕" w:eastAsia="맑은 고딕"/>
-          <w:b w:val="0"/>
-          <w:i w:val="0"/>
-          <w:sz w:val="18"/>
-          <w:u w:val="none"/>
-        </w:rPr>
-        <w:t xml:space="preserve">C-4 Robot swarms are like ants or bees because they can talk with each other and work on tasks as a group. → </w:t>
-      </w:r>
-      <w:r>
-        <w:rPr>
-          <w:rFonts w:ascii="맑은 고딕" w:hAnsi="맑은 고딕" w:eastAsia="맑은 고딕"/>
-          <w:b w:val="0"/>
-          <w:i w:val="0"/>
-          <w:sz w:val="18"/>
-          <w:u w:val="none"/>
-        </w:rPr>
-        <w:t>__________</w:t>
-      </w:r>
-      <w:r>
-        <w:br/>
-      </w:r>
-      <w:r>
-        <w:rPr>
-          <w:rFonts w:ascii="맑은 고딕" w:hAnsi="맑은 고딕" w:eastAsia="맑은 고딕"/>
-          <w:b w:val="0"/>
-          <w:i w:val="0"/>
-          <w:sz w:val="18"/>
-          <w:u w:val="none"/>
-        </w:rPr>
-        <w:t xml:space="preserve">C-5 Although the author acknowledges that the future with robots appears promising, they emphasize that society must address potential risks. → </w:t>
-      </w:r>
-      <w:r>
-        <w:rPr>
-          <w:rFonts w:ascii="맑은 고딕" w:hAnsi="맑은 고딕" w:eastAsia="맑은 고딕"/>
-          <w:b w:val="0"/>
-          <w:i w:val="0"/>
-          <w:sz w:val="18"/>
-          <w:u w:val="none"/>
-        </w:rPr>
-        <w:t>__________</w:t>
-      </w:r>
-    </w:p>
-    <w:p>
-      <w:pPr>
-        <w:spacing w:before="0" w:after="40" w:line="259" w:lineRule="auto"/>
-      </w:pPr>
-    </w:p>
-    <w:p>
-      <w:pPr>
-        <w:keepNext/>
-        <w:spacing w:before="0" w:after="20" w:line="259" w:lineRule="auto"/>
-      </w:pPr>
-      <w:r>
-        <w:rPr>
-          <w:rFonts w:ascii="맑은 고딕" w:hAnsi="맑은 고딕" w:eastAsia="맑은 고딕"/>
-          <w:b/>
-          <w:i w:val="0"/>
-          <w:sz w:val="18"/>
-          <w:u w:val="none"/>
-        </w:rPr>
-        <w:t xml:space="preserve">33. </w:t>
-      </w:r>
-      <w:r>
-        <w:rPr>
-          <w:rFonts w:ascii="맑은 고딕" w:hAnsi="맑은 고딕" w:eastAsia="맑은 고딕"/>
-          <w:b w:val="0"/>
-          <w:i w:val="0"/>
-          <w:sz w:val="18"/>
-          <w:u w:val="none"/>
-        </w:rPr>
-        <w:t>[기출형] 다음은 L7 본문을 읽고 학생들이 쓴 댓글이다. 내용을 바르게 이해한 학생끼리 짝지은 것은?</w:t>
-      </w:r>
-    </w:p>
-    <w:p>
-      <w:pPr>
-        <w:spacing w:before="0" w:after="20" w:line="259" w:lineRule="auto"/>
-        <w:ind w:left="57"/>
-      </w:pPr>
-      <w:r>
-        <w:rPr>
-          <w:rFonts w:ascii="맑은 고딕" w:hAnsi="맑은 고딕" w:eastAsia="맑은 고딕"/>
-          <w:b w:val="0"/>
-          <w:i w:val="0"/>
-          <w:sz w:val="18"/>
-          <w:u w:val="none"/>
-        </w:rPr>
-        <w:t>ⓐ Minji: AI speakers can control machines in my home and play music for me!</w:t>
-      </w:r>
-      <w:r>
-        <w:br/>
-      </w:r>
-      <w:r>
-        <w:rPr>
-          <w:rFonts w:ascii="맑은 고딕" w:hAnsi="맑은 고딕" w:eastAsia="맑은 고딕"/>
-          <w:b w:val="0"/>
-          <w:i w:val="0"/>
-          <w:sz w:val="18"/>
-          <w:u w:val="none"/>
-        </w:rPr>
-        <w:t>ⓑ Hojun: Robot swarms can sense emotions, so they are good friends for lonely people.</w:t>
-      </w:r>
-      <w:r>
-        <w:br/>
-      </w:r>
-      <w:r>
-        <w:rPr>
-          <w:rFonts w:ascii="맑은 고딕" w:hAnsi="맑은 고딕" w:eastAsia="맑은 고딕"/>
-          <w:b w:val="0"/>
-          <w:i w:val="0"/>
-          <w:sz w:val="18"/>
-          <w:u w:val="none"/>
-        </w:rPr>
-        <w:t>ⓒ Sora: A self-driving car uses cameras, sensors, and software instead of a driver.</w:t>
-      </w:r>
-      <w:r>
-        <w:br/>
-      </w:r>
-      <w:r>
-        <w:rPr>
-          <w:rFonts w:ascii="맑은 고딕" w:hAnsi="맑은 고딕" w:eastAsia="맑은 고딕"/>
-          <w:b w:val="0"/>
-          <w:i w:val="0"/>
-          <w:sz w:val="18"/>
-          <w:u w:val="none"/>
-        </w:rPr>
-        <w:t>ⓓ Taeho: Search-and-rescue robots clear routes so that people can escape to safety.</w:t>
-      </w:r>
-      <w:r>
-        <w:br/>
-      </w:r>
-      <w:r>
-        <w:rPr>
-          <w:rFonts w:ascii="맑은 고딕" w:hAnsi="맑은 고딕" w:eastAsia="맑은 고딕"/>
-          <w:b w:val="0"/>
-          <w:i w:val="0"/>
-          <w:sz w:val="18"/>
-          <w:u w:val="none"/>
-        </w:rPr>
-        <w:t>ⓔ Yuna: The writer thinks our future with robots is perfect and has no problems.</w:t>
-      </w:r>
-    </w:p>
-    <w:p>
-      <w:pPr>
-        <w:spacing w:before="0" w:after="20" w:line="259" w:lineRule="auto"/>
-        <w:ind w:left="113"/>
-      </w:pPr>
-      <w:r>
-        <w:rPr>
-          <w:rFonts w:ascii="맑은 고딕" w:hAnsi="맑은 고딕" w:eastAsia="맑은 고딕"/>
-          <w:b w:val="0"/>
-          <w:i w:val="0"/>
-          <w:sz w:val="18"/>
-          <w:u w:val="none"/>
-        </w:rPr>
-        <w:t>① ⓐ, ⓑ</w:t>
-      </w:r>
-      <w:r>
-        <w:rPr>
-          <w:rFonts w:ascii="맑은 고딕" w:hAnsi="맑은 고딕" w:eastAsia="맑은 고딕"/>
-          <w:b w:val="0"/>
-          <w:i w:val="0"/>
-          <w:sz w:val="18"/>
-          <w:u w:val="none"/>
-        </w:rPr>
-        <w:t xml:space="preserve">    </w:t>
-      </w:r>
-      <w:r>
-        <w:rPr>
-          <w:rFonts w:ascii="맑은 고딕" w:hAnsi="맑은 고딕" w:eastAsia="맑은 고딕"/>
-          <w:b w:val="0"/>
-          <w:i w:val="0"/>
-          <w:sz w:val="18"/>
-          <w:u w:val="none"/>
-        </w:rPr>
-        <w:t>② ⓑ, ⓔ</w:t>
-      </w:r>
-      <w:r>
-        <w:rPr>
-          <w:rFonts w:ascii="맑은 고딕" w:hAnsi="맑은 고딕" w:eastAsia="맑은 고딕"/>
-          <w:b w:val="0"/>
-          <w:i w:val="0"/>
-          <w:sz w:val="18"/>
-          <w:u w:val="none"/>
-        </w:rPr>
-        <w:t xml:space="preserve">    </w:t>
-      </w:r>
-      <w:r>
-        <w:rPr>
-          <w:rFonts w:ascii="맑은 고딕" w:hAnsi="맑은 고딕" w:eastAsia="맑은 고딕"/>
-          <w:b w:val="0"/>
-          <w:i w:val="0"/>
-          <w:sz w:val="18"/>
-          <w:u w:val="none"/>
-        </w:rPr>
-        <w:t>③ ⓐ, ⓒ, ⓓ</w:t>
-      </w:r>
-      <w:r>
-        <w:rPr>
-          <w:rFonts w:ascii="맑은 고딕" w:hAnsi="맑은 고딕" w:eastAsia="맑은 고딕"/>
-          <w:b w:val="0"/>
-          <w:i w:val="0"/>
-          <w:sz w:val="18"/>
-          <w:u w:val="none"/>
-        </w:rPr>
-        <w:t xml:space="preserve">    </w:t>
-      </w:r>
-      <w:r>
-        <w:rPr>
-          <w:rFonts w:ascii="맑은 고딕" w:hAnsi="맑은 고딕" w:eastAsia="맑은 고딕"/>
-          <w:b w:val="0"/>
-          <w:i w:val="0"/>
-          <w:sz w:val="18"/>
-          <w:u w:val="none"/>
-        </w:rPr>
-        <w:t>④ ⓒ, ⓓ, ⓔ</w:t>
-      </w:r>
-      <w:r>
-        <w:rPr>
-          <w:rFonts w:ascii="맑은 고딕" w:hAnsi="맑은 고딕" w:eastAsia="맑은 고딕"/>
-          <w:b w:val="0"/>
-          <w:i w:val="0"/>
-          <w:sz w:val="18"/>
-          <w:u w:val="none"/>
-        </w:rPr>
-        <w:t xml:space="preserve">    </w:t>
-      </w:r>
-      <w:r>
-        <w:rPr>
-          <w:rFonts w:ascii="맑은 고딕" w:hAnsi="맑은 고딕" w:eastAsia="맑은 고딕"/>
-          <w:b w:val="0"/>
-          <w:i w:val="0"/>
-          <w:sz w:val="18"/>
-          <w:u w:val="none"/>
-        </w:rPr>
-        <w:t>⑤ ⓐ, ⓑ, ⓒ, ⓓ</w:t>
-      </w:r>
-    </w:p>
-    <w:p>
-      <w:pPr>
-        <w:spacing w:before="0" w:after="40" w:line="259" w:lineRule="auto"/>
-      </w:pPr>
-    </w:p>
-    <w:p>
-      <w:pPr>
-        <w:keepNext/>
-        <w:spacing w:before="0" w:after="20" w:line="259" w:lineRule="auto"/>
-      </w:pPr>
-      <w:r>
-        <w:rPr>
-          <w:rFonts w:ascii="맑은 고딕" w:hAnsi="맑은 고딕" w:eastAsia="맑은 고딕"/>
-          <w:b/>
-          <w:i w:val="0"/>
-          <w:sz w:val="18"/>
-          <w:u w:val="none"/>
-        </w:rPr>
-        <w:t xml:space="preserve">34. </w:t>
-      </w:r>
-      <w:r>
-        <w:rPr>
-          <w:rFonts w:ascii="맑은 고딕" w:hAnsi="맑은 고딕" w:eastAsia="맑은 고딕"/>
-          <w:b w:val="0"/>
-          <w:i w:val="0"/>
-          <w:sz w:val="18"/>
-          <w:u w:val="none"/>
-        </w:rPr>
-        <w:t xml:space="preserve">[기출형] 본문 내용과 일치하는 것을 </w:t>
-      </w:r>
-      <w:r>
-        <w:rPr>
-          <w:rFonts w:ascii="맑은 고딕" w:hAnsi="맑은 고딕" w:eastAsia="맑은 고딕"/>
-          <w:b/>
-          <w:i w:val="0"/>
-          <w:sz w:val="18"/>
-          <w:u w:val="none"/>
-        </w:rPr>
-        <w:t>두 개</w:t>
-      </w:r>
-      <w:r>
-        <w:rPr>
-          <w:rFonts w:ascii="맑은 고딕" w:hAnsi="맑은 고딕" w:eastAsia="맑은 고딕"/>
-          <w:b w:val="0"/>
-          <w:i w:val="0"/>
-          <w:sz w:val="18"/>
-          <w:u w:val="none"/>
-        </w:rPr>
-        <w:t xml:space="preserve"> 고르면?</w:t>
+        <w:t xml:space="preserve"> 것은?</w:t>
       </w:r>
     </w:p>
     <w:p>
@@ -4565,7 +2273,7 @@
           <w:sz w:val="18"/>
           <w:u w:val="none"/>
         </w:rPr>
-        <w:t>① Early robots could make independent decisions without humans.</w:t>
+        <w:t>① People in different fields are finding creative ways to protect the environment.</w:t>
       </w:r>
     </w:p>
     <w:p>
@@ -4581,7 +2289,7 @@
           <w:sz w:val="18"/>
           <w:u w:val="none"/>
         </w:rPr>
-        <w:t>② Robots with AI can recognize speech and tell jokes.</w:t>
+        <w:t>② Tourism should be completely banned to save the sea.</w:t>
       </w:r>
     </w:p>
     <w:p>
@@ -4597,7 +2305,7 @@
           <w:sz w:val="18"/>
           <w:u w:val="none"/>
         </w:rPr>
-        <w:t>③ A home helper robot needs a driver to clean the house.</w:t>
+        <w:t>③ Eco-friendly buildings can protect the environment and improve people's lives.</w:t>
       </w:r>
     </w:p>
     <w:p>
@@ -4613,7 +2321,7 @@
           <w:sz w:val="18"/>
           <w:u w:val="none"/>
         </w:rPr>
-        <w:t>④ Robot swarms work on tasks and find solutions as a group.</w:t>
+        <w:t>④ An underwater museum can give damaged sea areas time to recover.</w:t>
       </w:r>
     </w:p>
     <w:p>
@@ -4629,7 +2337,7 @@
           <w:sz w:val="18"/>
           <w:u w:val="none"/>
         </w:rPr>
-        <w:t>⑤ Search-and-rescue robots are used only in factories.</w:t>
+        <w:t>⑤ More innovation will help humans and nature live together.</w:t>
       </w:r>
     </w:p>
     <w:p>
@@ -4655,7 +2363,23 @@
           <w:sz w:val="18"/>
           <w:u w:val="none"/>
         </w:rPr>
-        <w:t xml:space="preserve">35. </w:t>
+        <w:t>[프린트 B형 서답] 본문 내용과 일치하도록 고치기</w:t>
+      </w:r>
+    </w:p>
+    <w:p>
+      <w:pPr>
+        <w:keepNext/>
+        <w:spacing w:before="0" w:after="20" w:line="259" w:lineRule="auto"/>
+      </w:pPr>
+      <w:r>
+        <w:rPr>
+          <w:rFonts w:ascii="맑은 고딕" w:hAnsi="맑은 고딕" w:eastAsia="맑은 고딕"/>
+          <w:b/>
+          <w:i w:val="0"/>
+          <w:sz w:val="18"/>
+          <w:u w:val="none"/>
+        </w:rPr>
+        <w:t xml:space="preserve">14. </w:t>
       </w:r>
       <w:r>
         <w:rPr>
@@ -4665,7 +2389,23 @@
           <w:sz w:val="18"/>
           <w:u w:val="none"/>
         </w:rPr>
-        <w:t xml:space="preserve">[기출형] 본문을 읽고 답할 수 </w:t>
+        <w:t>밑줄 친 부분을 본문 내용과 일치하도록 고쳐 쓰시오.</w:t>
+      </w:r>
+    </w:p>
+    <w:p>
+      <w:pPr>
+        <w:spacing w:before="0" w:after="20" w:line="259" w:lineRule="auto"/>
+        <w:ind w:left="57"/>
+      </w:pPr>
+      <w:r>
+        <w:rPr>
+          <w:rFonts w:ascii="맑은 고딕" w:hAnsi="맑은 고딕" w:eastAsia="맑은 고딕"/>
+          <w:b w:val="0"/>
+          <w:i w:val="0"/>
+          <w:sz w:val="18"/>
+          <w:u w:val="none"/>
+        </w:rPr>
+        <w:t xml:space="preserve">(1) The statues in the underwater museum are made from </w:t>
       </w:r>
       <w:r>
         <w:rPr>
@@ -4675,7 +2415,7 @@
           <w:sz w:val="18"/>
           <w:u w:val="single"/>
         </w:rPr>
-        <w:t>없는</w:t>
+        <w:t>plastic</w:t>
       </w:r>
       <w:r>
         <w:rPr>
@@ -4685,14 +2425,8 @@
           <w:sz w:val="18"/>
           <w:u w:val="none"/>
         </w:rPr>
-        <w:t xml:space="preserve"> 질문은?</w:t>
+        <w:t xml:space="preserve">. → </w:t>
       </w:r>
-    </w:p>
-    <w:p>
-      <w:pPr>
-        <w:spacing w:before="0" w:after="0" w:line="259" w:lineRule="auto"/>
-        <w:ind w:left="113"/>
-      </w:pPr>
       <w:r>
         <w:rPr>
           <w:rFonts w:ascii="맑은 고딕" w:hAnsi="맑은 고딕" w:eastAsia="맑은 고딕"/>
@@ -4701,14 +2435,11 @@
           <w:sz w:val="18"/>
           <w:u w:val="none"/>
         </w:rPr>
-        <w:t>① What makes robots able to think like humans?</w:t>
+        <w:t>__________</w:t>
       </w:r>
-    </w:p>
-    <w:p>
-      <w:pPr>
-        <w:spacing w:before="0" w:after="0" w:line="259" w:lineRule="auto"/>
-        <w:ind w:left="113"/>
-      </w:pPr>
+      <w:r>
+        <w:br/>
+      </w:r>
       <w:r>
         <w:rPr>
           <w:rFonts w:ascii="맑은 고딕" w:hAnsi="맑은 고딕" w:eastAsia="맑은 고딕"/>
@@ -4717,14 +2448,18 @@
           <w:sz w:val="18"/>
           <w:u w:val="none"/>
         </w:rPr>
-        <w:t>② What can a home helper robot do?</w:t>
+        <w:t xml:space="preserve">(2) Robot swarms work on tasks </w:t>
       </w:r>
-    </w:p>
-    <w:p>
-      <w:pPr>
-        <w:spacing w:before="0" w:after="0" w:line="259" w:lineRule="auto"/>
-        <w:ind w:left="113"/>
-      </w:pPr>
+      <w:r>
+        <w:rPr>
+          <w:rFonts w:ascii="맑은 고딕" w:hAnsi="맑은 고딕" w:eastAsia="맑은 고딕"/>
+          <w:b w:val="0"/>
+          <w:i w:val="0"/>
+          <w:sz w:val="18"/>
+          <w:u w:val="single"/>
+        </w:rPr>
+        <w:t>alone</w:t>
+      </w:r>
       <w:r>
         <w:rPr>
           <w:rFonts w:ascii="맑은 고딕" w:hAnsi="맑은 고딕" w:eastAsia="맑은 고딕"/>
@@ -4733,14 +2468,8 @@
           <w:sz w:val="18"/>
           <w:u w:val="none"/>
         </w:rPr>
-        <w:t>③ How do robot swarms work?</w:t>
+        <w:t xml:space="preserve">. → </w:t>
       </w:r>
-    </w:p>
-    <w:p>
-      <w:pPr>
-        <w:spacing w:before="0" w:after="0" w:line="259" w:lineRule="auto"/>
-        <w:ind w:left="113"/>
-      </w:pPr>
       <w:r>
         <w:rPr>
           <w:rFonts w:ascii="맑은 고딕" w:hAnsi="맑은 고딕" w:eastAsia="맑은 고딕"/>
@@ -4749,14 +2478,11 @@
           <w:sz w:val="18"/>
           <w:u w:val="none"/>
         </w:rPr>
-        <w:t>④ When was the first self-driving car made?</w:t>
+        <w:t>__________</w:t>
       </w:r>
-    </w:p>
-    <w:p>
-      <w:pPr>
-        <w:spacing w:before="0" w:after="0" w:line="259" w:lineRule="auto"/>
-        <w:ind w:left="113"/>
-      </w:pPr>
+      <w:r>
+        <w:br/>
+      </w:r>
       <w:r>
         <w:rPr>
           <w:rFonts w:ascii="맑은 고딕" w:hAnsi="맑은 고딕" w:eastAsia="맑은 고딕"/>
@@ -4765,13 +2491,38 @@
           <w:sz w:val="18"/>
           <w:u w:val="none"/>
         </w:rPr>
-        <w:t>⑤ What do some people worry about robots?</w:t>
+        <w:t xml:space="preserve">(3) Most buildings in Singapore need air conditioning, which uses </w:t>
       </w:r>
-    </w:p>
-    <w:p>
-      <w:pPr>
-        <w:spacing w:before="0" w:after="0" w:line="259" w:lineRule="auto"/>
-      </w:pPr>
+      <w:r>
+        <w:rPr>
+          <w:rFonts w:ascii="맑은 고딕" w:hAnsi="맑은 고딕" w:eastAsia="맑은 고딕"/>
+          <w:b w:val="0"/>
+          <w:i w:val="0"/>
+          <w:sz w:val="18"/>
+          <w:u w:val="single"/>
+        </w:rPr>
+        <w:t>little</w:t>
+      </w:r>
+      <w:r>
+        <w:rPr>
+          <w:rFonts w:ascii="맑은 고딕" w:hAnsi="맑은 고딕" w:eastAsia="맑은 고딕"/>
+          <w:b w:val="0"/>
+          <w:i w:val="0"/>
+          <w:sz w:val="18"/>
+          <w:u w:val="none"/>
+        </w:rPr>
+        <w:t xml:space="preserve"> energy. → </w:t>
+      </w:r>
+      <w:r>
+        <w:rPr>
+          <w:rFonts w:ascii="맑은 고딕" w:hAnsi="맑은 고딕" w:eastAsia="맑은 고딕"/>
+          <w:b w:val="0"/>
+          <w:i w:val="0"/>
+          <w:sz w:val="18"/>
+          <w:u w:val="none"/>
+        </w:rPr>
+        <w:t>__________</w:t>
+      </w:r>
     </w:p>
     <w:p>
       <w:pPr>
@@ -4801,7 +2552,7 @@
           <w:sz w:val="22"/>
           <w:u w:val="none"/>
         </w:rPr>
-        <w:t>L5·L7 After You Read 본문 CHECK · 축약판 — 정답</w:t>
+        <w:t>그 외(After You Read) 예측 CHECK — 2024·2025 3-2 기말 기출 유형 그대로 — 정답</w:t>
       </w:r>
     </w:p>
     <w:p>
@@ -4826,7 +2577,7 @@
           <w:sz w:val="19"/>
           <w:u w:val="none"/>
         </w:rPr>
-        <w:t xml:space="preserve">protect   │   </w:t>
+        <w:t xml:space="preserve">②   │   </w:t>
       </w:r>
       <w:r>
         <w:rPr>
@@ -4846,7 +2597,7 @@
           <w:sz w:val="19"/>
           <w:u w:val="none"/>
         </w:rPr>
-        <w:t xml:space="preserve">× (본문에 없음)   │   </w:t>
+        <w:t xml:space="preserve">③   │   </w:t>
       </w:r>
       <w:r>
         <w:rPr>
@@ -4866,7 +2617,7 @@
           <w:sz w:val="19"/>
           <w:u w:val="none"/>
         </w:rPr>
-        <w:t xml:space="preserve">○ Cancun   │   </w:t>
+        <w:t xml:space="preserve">①   │   </w:t>
       </w:r>
       <w:r>
         <w:rPr>
@@ -4886,7 +2637,7 @@
           <w:sz w:val="19"/>
           <w:u w:val="none"/>
         </w:rPr>
-        <w:t xml:space="preserve">× (본문에 없음)   │   </w:t>
+        <w:t xml:space="preserve">④   │   </w:t>
       </w:r>
       <w:r>
         <w:rPr>
@@ -4906,7 +2657,7 @@
           <w:sz w:val="19"/>
           <w:u w:val="none"/>
         </w:rPr>
-        <w:t xml:space="preserve">○ Cancun   │   </w:t>
+        <w:t xml:space="preserve">②   │   </w:t>
       </w:r>
       <w:r>
         <w:rPr>
@@ -4926,7 +2677,7 @@
           <w:sz w:val="19"/>
           <w:u w:val="none"/>
         </w:rPr>
-        <w:t xml:space="preserve">tourist activities   │   </w:t>
+        <w:t xml:space="preserve">⑤   │   </w:t>
       </w:r>
       <w:r>
         <w:rPr>
@@ -4946,7 +2697,7 @@
           <w:sz w:val="19"/>
           <w:u w:val="none"/>
         </w:rPr>
-        <w:t xml:space="preserve">additional places   │   </w:t>
+        <w:t xml:space="preserve">②, ③   │   </w:t>
       </w:r>
       <w:r>
         <w:rPr>
@@ -4966,7 +2717,7 @@
           <w:sz w:val="19"/>
           <w:u w:val="none"/>
         </w:rPr>
-        <w:t xml:space="preserve">greenery   │   </w:t>
+        <w:t xml:space="preserve">①   │   </w:t>
       </w:r>
       <w:r>
         <w:rPr>
@@ -4986,7 +2737,7 @@
           <w:sz w:val="19"/>
           <w:u w:val="none"/>
         </w:rPr>
-        <w:t xml:space="preserve">support sea life   │   </w:t>
+        <w:t xml:space="preserve">④   │   </w:t>
       </w:r>
       <w:r>
         <w:rPr>
@@ -5006,7 +2757,7 @@
           <w:sz w:val="19"/>
           <w:u w:val="none"/>
         </w:rPr>
-        <w:t xml:space="preserve">air conditioning   │   </w:t>
+        <w:t xml:space="preserve">③   │   </w:t>
       </w:r>
       <w:r>
         <w:rPr>
@@ -5026,7 +2777,7 @@
           <w:sz w:val="19"/>
           <w:u w:val="none"/>
         </w:rPr>
-        <w:t xml:space="preserve">energy   │   </w:t>
+        <w:t xml:space="preserve">⑤   │   </w:t>
       </w:r>
       <w:r>
         <w:rPr>
@@ -5046,7 +2797,7 @@
           <w:sz w:val="19"/>
           <w:u w:val="none"/>
         </w:rPr>
-        <w:t xml:space="preserve">contributes   │   </w:t>
+        <w:t xml:space="preserve">③   │   </w:t>
       </w:r>
       <w:r>
         <w:rPr>
@@ -5066,7 +2817,7 @@
           <w:sz w:val="19"/>
           <w:u w:val="none"/>
         </w:rPr>
-        <w:t xml:space="preserve">possible   │   </w:t>
+        <w:t xml:space="preserve">②   │   </w:t>
       </w:r>
       <w:r>
         <w:rPr>
@@ -5086,427 +2837,7 @@
           <w:sz w:val="19"/>
           <w:u w:val="none"/>
         </w:rPr>
-        <w:t xml:space="preserve">move   │   </w:t>
-      </w:r>
-      <w:r>
-        <w:rPr>
-          <w:rFonts w:ascii="맑은 고딕" w:hAnsi="맑은 고딕" w:eastAsia="맑은 고딕"/>
-          <w:b/>
-          <w:i w:val="0"/>
-          <w:sz w:val="19"/>
-          <w:u w:val="none"/>
-        </w:rPr>
-        <w:t xml:space="preserve">15 </w:t>
-      </w:r>
-      <w:r>
-        <w:rPr>
-          <w:rFonts w:ascii="맑은 고딕" w:hAnsi="맑은 고딕" w:eastAsia="맑은 고딕"/>
-          <w:b w:val="0"/>
-          <w:i w:val="0"/>
-          <w:sz w:val="19"/>
-          <w:u w:val="none"/>
-        </w:rPr>
-        <w:t xml:space="preserve">air flow   │   </w:t>
-      </w:r>
-      <w:r>
-        <w:rPr>
-          <w:rFonts w:ascii="맑은 고딕" w:hAnsi="맑은 고딕" w:eastAsia="맑은 고딕"/>
-          <w:b/>
-          <w:i w:val="0"/>
-          <w:sz w:val="19"/>
-          <w:u w:val="none"/>
-        </w:rPr>
-        <w:t xml:space="preserve">16 </w:t>
-      </w:r>
-      <w:r>
-        <w:rPr>
-          <w:rFonts w:ascii="맑은 고딕" w:hAnsi="맑은 고딕" w:eastAsia="맑은 고딕"/>
-          <w:b w:val="0"/>
-          <w:i w:val="0"/>
-          <w:sz w:val="19"/>
-          <w:u w:val="none"/>
-        </w:rPr>
-        <w:t xml:space="preserve">F   │   </w:t>
-      </w:r>
-      <w:r>
-        <w:rPr>
-          <w:rFonts w:ascii="맑은 고딕" w:hAnsi="맑은 고딕" w:eastAsia="맑은 고딕"/>
-          <w:b/>
-          <w:i w:val="0"/>
-          <w:sz w:val="19"/>
-          <w:u w:val="none"/>
-        </w:rPr>
-        <w:t xml:space="preserve">17 </w:t>
-      </w:r>
-      <w:r>
-        <w:rPr>
-          <w:rFonts w:ascii="맑은 고딕" w:hAnsi="맑은 고딕" w:eastAsia="맑은 고딕"/>
-          <w:b w:val="0"/>
-          <w:i w:val="0"/>
-          <w:sz w:val="19"/>
-          <w:u w:val="none"/>
-        </w:rPr>
-        <w:t xml:space="preserve">T   │   </w:t>
-      </w:r>
-      <w:r>
-        <w:rPr>
-          <w:rFonts w:ascii="맑은 고딕" w:hAnsi="맑은 고딕" w:eastAsia="맑은 고딕"/>
-          <w:b/>
-          <w:i w:val="0"/>
-          <w:sz w:val="19"/>
-          <w:u w:val="none"/>
-        </w:rPr>
-        <w:t xml:space="preserve">18 </w:t>
-      </w:r>
-      <w:r>
-        <w:rPr>
-          <w:rFonts w:ascii="맑은 고딕" w:hAnsi="맑은 고딕" w:eastAsia="맑은 고딕"/>
-          <w:b w:val="0"/>
-          <w:i w:val="0"/>
-          <w:sz w:val="19"/>
-          <w:u w:val="none"/>
-        </w:rPr>
-        <w:t xml:space="preserve">T (학교 정답)   │   </w:t>
-      </w:r>
-      <w:r>
-        <w:rPr>
-          <w:rFonts w:ascii="맑은 고딕" w:hAnsi="맑은 고딕" w:eastAsia="맑은 고딕"/>
-          <w:b/>
-          <w:i w:val="0"/>
-          <w:sz w:val="19"/>
-          <w:u w:val="none"/>
-        </w:rPr>
-        <w:t xml:space="preserve">19 </w:t>
-      </w:r>
-      <w:r>
-        <w:rPr>
-          <w:rFonts w:ascii="맑은 고딕" w:hAnsi="맑은 고딕" w:eastAsia="맑은 고딕"/>
-          <w:b w:val="0"/>
-          <w:i w:val="0"/>
-          <w:sz w:val="19"/>
-          <w:u w:val="none"/>
-        </w:rPr>
-        <w:t xml:space="preserve">F   │   </w:t>
-      </w:r>
-      <w:r>
-        <w:rPr>
-          <w:rFonts w:ascii="맑은 고딕" w:hAnsi="맑은 고딕" w:eastAsia="맑은 고딕"/>
-          <w:b/>
-          <w:i w:val="0"/>
-          <w:sz w:val="19"/>
-          <w:u w:val="none"/>
-        </w:rPr>
-        <w:t xml:space="preserve">20 </w:t>
-      </w:r>
-      <w:r>
-        <w:rPr>
-          <w:rFonts w:ascii="맑은 고딕" w:hAnsi="맑은 고딕" w:eastAsia="맑은 고딕"/>
-          <w:b w:val="0"/>
-          <w:i w:val="0"/>
-          <w:sz w:val="19"/>
-          <w:u w:val="none"/>
-        </w:rPr>
-        <w:t xml:space="preserve">①   │   </w:t>
-      </w:r>
-      <w:r>
-        <w:rPr>
-          <w:rFonts w:ascii="맑은 고딕" w:hAnsi="맑은 고딕" w:eastAsia="맑은 고딕"/>
-          <w:b/>
-          <w:i w:val="0"/>
-          <w:sz w:val="19"/>
-          <w:u w:val="none"/>
-        </w:rPr>
-        <w:t xml:space="preserve">21 </w:t>
-      </w:r>
-      <w:r>
-        <w:rPr>
-          <w:rFonts w:ascii="맑은 고딕" w:hAnsi="맑은 고딕" w:eastAsia="맑은 고딕"/>
-          <w:b w:val="0"/>
-          <w:i w:val="0"/>
-          <w:sz w:val="19"/>
-          <w:u w:val="none"/>
-        </w:rPr>
-        <w:t xml:space="preserve">③   │   </w:t>
-      </w:r>
-      <w:r>
-        <w:rPr>
-          <w:rFonts w:ascii="맑은 고딕" w:hAnsi="맑은 고딕" w:eastAsia="맑은 고딕"/>
-          <w:b/>
-          <w:i w:val="0"/>
-          <w:sz w:val="19"/>
-          <w:u w:val="none"/>
-        </w:rPr>
-        <w:t xml:space="preserve">22 </w:t>
-      </w:r>
-      <w:r>
-        <w:rPr>
-          <w:rFonts w:ascii="맑은 고딕" w:hAnsi="맑은 고딕" w:eastAsia="맑은 고딕"/>
-          <w:b w:val="0"/>
-          <w:i w:val="0"/>
-          <w:sz w:val="19"/>
-          <w:u w:val="none"/>
-        </w:rPr>
-        <w:t xml:space="preserve">①, ④   │   </w:t>
-      </w:r>
-      <w:r>
-        <w:rPr>
-          <w:rFonts w:ascii="맑은 고딕" w:hAnsi="맑은 고딕" w:eastAsia="맑은 고딕"/>
-          <w:b/>
-          <w:i w:val="0"/>
-          <w:sz w:val="19"/>
-          <w:u w:val="none"/>
-        </w:rPr>
-        <w:t xml:space="preserve">23 </w:t>
-      </w:r>
-      <w:r>
-        <w:rPr>
-          <w:rFonts w:ascii="맑은 고딕" w:hAnsi="맑은 고딕" w:eastAsia="맑은 고딕"/>
-          <w:b w:val="0"/>
-          <w:i w:val="0"/>
-          <w:sz w:val="19"/>
-          <w:u w:val="none"/>
-        </w:rPr>
-        <w:t xml:space="preserve">③   │   </w:t>
-      </w:r>
-      <w:r>
-        <w:rPr>
-          <w:rFonts w:ascii="맑은 고딕" w:hAnsi="맑은 고딕" w:eastAsia="맑은 고딕"/>
-          <w:b/>
-          <w:i w:val="0"/>
-          <w:sz w:val="19"/>
-          <w:u w:val="none"/>
-        </w:rPr>
-        <w:t xml:space="preserve">24 </w:t>
-      </w:r>
-      <w:r>
-        <w:rPr>
-          <w:rFonts w:ascii="맑은 고딕" w:hAnsi="맑은 고딕" w:eastAsia="맑은 고딕"/>
-          <w:b w:val="0"/>
-          <w:i w:val="0"/>
-          <w:sz w:val="19"/>
-          <w:u w:val="none"/>
-        </w:rPr>
-        <w:t xml:space="preserve">③   │   </w:t>
-      </w:r>
-      <w:r>
-        <w:rPr>
-          <w:rFonts w:ascii="맑은 고딕" w:hAnsi="맑은 고딕" w:eastAsia="맑은 고딕"/>
-          <w:b/>
-          <w:i w:val="0"/>
-          <w:sz w:val="19"/>
-          <w:u w:val="none"/>
-        </w:rPr>
-        <w:t xml:space="preserve">25 </w:t>
-      </w:r>
-      <w:r>
-        <w:rPr>
-          <w:rFonts w:ascii="맑은 고딕" w:hAnsi="맑은 고딕" w:eastAsia="맑은 고딕"/>
-          <w:b w:val="0"/>
-          <w:i w:val="0"/>
-          <w:sz w:val="19"/>
-          <w:u w:val="none"/>
-        </w:rPr>
-        <w:t xml:space="preserve">② attract / support / shade   │   </w:t>
-      </w:r>
-      <w:r>
-        <w:rPr>
-          <w:rFonts w:ascii="맑은 고딕" w:hAnsi="맑은 고딕" w:eastAsia="맑은 고딕"/>
-          <w:b/>
-          <w:i w:val="0"/>
-          <w:sz w:val="19"/>
-          <w:u w:val="none"/>
-        </w:rPr>
-        <w:t xml:space="preserve">26 </w:t>
-      </w:r>
-      <w:r>
-        <w:rPr>
-          <w:rFonts w:ascii="맑은 고딕" w:hAnsi="맑은 고딕" w:eastAsia="맑은 고딕"/>
-          <w:b w:val="0"/>
-          <w:i w:val="0"/>
-          <w:sz w:val="19"/>
-          <w:u w:val="none"/>
-        </w:rPr>
-        <w:t xml:space="preserve">②   │   </w:t>
-      </w:r>
-      <w:r>
-        <w:rPr>
-          <w:rFonts w:ascii="맑은 고딕" w:hAnsi="맑은 고딕" w:eastAsia="맑은 고딕"/>
-          <w:b/>
-          <w:i w:val="0"/>
-          <w:sz w:val="19"/>
-          <w:u w:val="none"/>
-        </w:rPr>
-        <w:t xml:space="preserve">27 </w:t>
-      </w:r>
-      <w:r>
-        <w:rPr>
-          <w:rFonts w:ascii="맑은 고딕" w:hAnsi="맑은 고딕" w:eastAsia="맑은 고딕"/>
-          <w:b w:val="0"/>
-          <w:i w:val="0"/>
-          <w:sz w:val="19"/>
-          <w:u w:val="none"/>
-        </w:rPr>
-        <w:t xml:space="preserve">② (①, ④)   │   </w:t>
-      </w:r>
-      <w:r>
-        <w:rPr>
-          <w:rFonts w:ascii="맑은 고딕" w:hAnsi="맑은 고딕" w:eastAsia="맑은 고딕"/>
-          <w:b/>
-          <w:i w:val="0"/>
-          <w:sz w:val="19"/>
-          <w:u w:val="none"/>
-        </w:rPr>
-        <w:t xml:space="preserve">28 </w:t>
-      </w:r>
-      <w:r>
-        <w:rPr>
-          <w:rFonts w:ascii="맑은 고딕" w:hAnsi="맑은 고딕" w:eastAsia="맑은 고딕"/>
-          <w:b w:val="0"/>
-          <w:i w:val="0"/>
-          <w:sz w:val="19"/>
-          <w:u w:val="none"/>
-        </w:rPr>
-        <w:t xml:space="preserve">③ 3개 (ⓐ, ⓑ, ⓓ)   │   </w:t>
-      </w:r>
-      <w:r>
-        <w:rPr>
-          <w:rFonts w:ascii="맑은 고딕" w:hAnsi="맑은 고딕" w:eastAsia="맑은 고딕"/>
-          <w:b/>
-          <w:i w:val="0"/>
-          <w:sz w:val="19"/>
-          <w:u w:val="none"/>
-        </w:rPr>
-        <w:t xml:space="preserve">29 </w:t>
-      </w:r>
-      <w:r>
-        <w:rPr>
-          <w:rFonts w:ascii="맑은 고딕" w:hAnsi="맑은 고딕" w:eastAsia="맑은 고딕"/>
-          <w:b w:val="0"/>
-          <w:i w:val="0"/>
-          <w:sz w:val="19"/>
-          <w:u w:val="none"/>
-        </w:rPr>
-        <w:t xml:space="preserve">②   │   </w:t>
-      </w:r>
-      <w:r>
-        <w:rPr>
-          <w:rFonts w:ascii="맑은 고딕" w:hAnsi="맑은 고딕" w:eastAsia="맑은 고딕"/>
-          <w:b/>
-          <w:i w:val="0"/>
-          <w:sz w:val="19"/>
-          <w:u w:val="none"/>
-        </w:rPr>
-        <w:t xml:space="preserve">30 </w:t>
-      </w:r>
-      <w:r>
-        <w:rPr>
-          <w:rFonts w:ascii="맑은 고딕" w:hAnsi="맑은 고딕" w:eastAsia="맑은 고딕"/>
-          <w:b w:val="0"/>
-          <w:i w:val="0"/>
-          <w:sz w:val="19"/>
-          <w:u w:val="none"/>
-        </w:rPr>
-        <w:t xml:space="preserve">⑤   │   </w:t>
-      </w:r>
-      <w:r>
-        <w:rPr>
-          <w:rFonts w:ascii="맑은 고딕" w:hAnsi="맑은 고딕" w:eastAsia="맑은 고딕"/>
-          <w:b/>
-          <w:i w:val="0"/>
-          <w:sz w:val="19"/>
-          <w:u w:val="none"/>
-        </w:rPr>
-        <w:t xml:space="preserve">31 </w:t>
-      </w:r>
-      <w:r>
-        <w:rPr>
-          <w:rFonts w:ascii="맑은 고딕" w:hAnsi="맑은 고딕" w:eastAsia="맑은 고딕"/>
-          <w:b w:val="0"/>
-          <w:i w:val="0"/>
-          <w:sz w:val="19"/>
-          <w:u w:val="none"/>
-        </w:rPr>
-        <w:t xml:space="preserve">B-1 simple(easy) · B-2 smarter · B-3 perceive · B-4 control · B-5 more convenient   │   </w:t>
-      </w:r>
-      <w:r>
-        <w:rPr>
-          <w:rFonts w:ascii="맑은 고딕" w:hAnsi="맑은 고딕" w:eastAsia="맑은 고딕"/>
-          <w:b/>
-          <w:i w:val="0"/>
-          <w:sz w:val="19"/>
-          <w:u w:val="none"/>
-        </w:rPr>
-        <w:t xml:space="preserve">32 </w:t>
-      </w:r>
-      <w:r>
-        <w:rPr>
-          <w:rFonts w:ascii="맑은 고딕" w:hAnsi="맑은 고딕" w:eastAsia="맑은 고딕"/>
-          <w:b w:val="0"/>
-          <w:i w:val="0"/>
-          <w:sz w:val="19"/>
-          <w:u w:val="none"/>
-        </w:rPr>
-        <w:t xml:space="preserve">F · T · F · T · T   │   </w:t>
-      </w:r>
-      <w:r>
-        <w:rPr>
-          <w:rFonts w:ascii="맑은 고딕" w:hAnsi="맑은 고딕" w:eastAsia="맑은 고딕"/>
-          <w:b/>
-          <w:i w:val="0"/>
-          <w:sz w:val="19"/>
-          <w:u w:val="none"/>
-        </w:rPr>
-        <w:t xml:space="preserve">33 </w:t>
-      </w:r>
-      <w:r>
-        <w:rPr>
-          <w:rFonts w:ascii="맑은 고딕" w:hAnsi="맑은 고딕" w:eastAsia="맑은 고딕"/>
-          <w:b w:val="0"/>
-          <w:i w:val="0"/>
-          <w:sz w:val="19"/>
-          <w:u w:val="none"/>
-        </w:rPr>
-        <w:t xml:space="preserve">③   │   </w:t>
-      </w:r>
-      <w:r>
-        <w:rPr>
-          <w:rFonts w:ascii="맑은 고딕" w:hAnsi="맑은 고딕" w:eastAsia="맑은 고딕"/>
-          <w:b/>
-          <w:i w:val="0"/>
-          <w:sz w:val="19"/>
-          <w:u w:val="none"/>
-        </w:rPr>
-        <w:t xml:space="preserve">34 </w:t>
-      </w:r>
-      <w:r>
-        <w:rPr>
-          <w:rFonts w:ascii="맑은 고딕" w:hAnsi="맑은 고딕" w:eastAsia="맑은 고딕"/>
-          <w:b w:val="0"/>
-          <w:i w:val="0"/>
-          <w:sz w:val="19"/>
-          <w:u w:val="none"/>
-        </w:rPr>
-        <w:t xml:space="preserve">②, ④   │   </w:t>
-      </w:r>
-      <w:r>
-        <w:rPr>
-          <w:rFonts w:ascii="맑은 고딕" w:hAnsi="맑은 고딕" w:eastAsia="맑은 고딕"/>
-          <w:b/>
-          <w:i w:val="0"/>
-          <w:sz w:val="19"/>
-          <w:u w:val="none"/>
-        </w:rPr>
-        <w:t xml:space="preserve">35 </w:t>
-      </w:r>
-      <w:r>
-        <w:rPr>
-          <w:rFonts w:ascii="맑은 고딕" w:hAnsi="맑은 고딕" w:eastAsia="맑은 고딕"/>
-          <w:b w:val="0"/>
-          <w:i w:val="0"/>
-          <w:sz w:val="19"/>
-          <w:u w:val="none"/>
-        </w:rPr>
-        <w:t>④</w:t>
+        <w:t>(1) materials that support sea life (2) as a group (3) a lot of</w:t>
       </w:r>
     </w:p>
     <w:sectPr>

--- a/mokun3/2fin/word/m3s2_L5_afterread_check_exam.docx
+++ b/mokun3/2fin/word/m3s2_L5_afterread_check_exam.docx
@@ -19,10 +19,10 @@
     </w:p>
     <w:p>
       <w:pPr>
-        <w:spacing w:before="0" w:after="60" w:line="259" w:lineRule="auto"/>
         <w:pBdr>
           <w:bottom w:val="single" w:sz="8" w:space="1" w:color="1F3864"/>
         </w:pBdr>
+        <w:spacing w:before="0" w:after="60" w:line="259" w:lineRule="auto"/>
       </w:pPr>
       <w:r>
         <w:rPr>
@@ -40,8 +40,8 @@
         <w:sectPr>
           <w:pgSz w:w="11906" w:h="16838"/>
           <w:pgMar w:top="680" w:right="794" w:bottom="624" w:left="794" w:header="720" w:footer="720" w:gutter="0"/>
+          <w:cols w:num="1" w:space="360"/>
           <w:docGrid w:linePitch="360"/>
-          <w:cols w:num="1" w:space="360"/>
         </w:sectPr>
       </w:pPr>
     </w:p>
@@ -2535,8 +2535,8 @@
           <w:type w:val="continuous"/>
           <w:pgSz w:w="11906" w:h="16838"/>
           <w:pgMar w:top="680" w:right="794" w:bottom="624" w:left="794" w:header="720" w:footer="720" w:gutter="0"/>
+          <w:cols w:num="2" w:space="360" w:sep="1"/>
           <w:docGrid w:linePitch="360"/>
-          <w:cols w:num="2" w:space="360" w:sep="1"/>
         </w:sectPr>
       </w:pPr>
     </w:p>
@@ -2843,8 +2843,8 @@
     <w:sectPr>
       <w:pgSz w:w="11906" w:h="16838"/>
       <w:pgMar w:top="680" w:right="794" w:bottom="624" w:left="794" w:header="720" w:footer="720" w:gutter="0"/>
+      <w:cols w:num="1" w:space="360"/>
       <w:docGrid w:linePitch="360"/>
-      <w:cols w:num="1" w:space="360"/>
     </w:sectPr>
   </w:body>
 </w:document>

--- a/mokun3/2fin/word/m3s2_L5_afterread_check_exam.docx
+++ b/mokun3/2fin/word/m3s2_L5_afterread_check_exam.docx
@@ -14,15 +14,15 @@
           <w:sz w:val="28"/>
           <w:u w:val="none"/>
         </w:rPr>
-        <w:t>그 외(After You Read) 예측 CHECK — 2024·2025 3-2 기말 기출 유형 그대로</w:t>
+        <w:t>교과서 활동(After You Read) CHECK — 프린트·본문 원문 · 기출 유형</w:t>
       </w:r>
     </w:p>
     <w:p>
       <w:pPr>
+        <w:spacing w:before="0" w:after="60" w:line="259" w:lineRule="auto"/>
         <w:pBdr>
           <w:bottom w:val="single" w:sz="8" w:space="1" w:color="1F3864"/>
         </w:pBdr>
-        <w:spacing w:before="0" w:after="60" w:line="259" w:lineRule="auto"/>
       </w:pPr>
       <w:r>
         <w:rPr>
@@ -40,8 +40,8 @@
         <w:sectPr>
           <w:pgSz w:w="11906" w:h="16838"/>
           <w:pgMar w:top="680" w:right="794" w:bottom="624" w:left="794" w:header="720" w:footer="720" w:gutter="0"/>
+          <w:docGrid w:linePitch="360"/>
           <w:cols w:num="1" w:space="360"/>
-          <w:docGrid w:linePitch="360"/>
         </w:sectPr>
       </w:pPr>
     </w:p>
@@ -57,7 +57,7 @@
           <w:sz w:val="16"/>
           <w:u w:val="none"/>
         </w:rPr>
-        <w:t>◆ 예측 CHECK 안내 — 프린트 A~D 항목을 전부 빈칸으로 외우게 하는 대신, 기출이 본문 이해를 묻는 틀(답할 수 있는/없는 질문 · 일기·후기·댓글 융합 · 학생 반응 · 요약문 · 정리표 · T/F 순서 · 영어 발문)만 골라 L5·L7 본문으로 출제했습니다. 2025 #12가 그대로 쓴 소재(싱가포르 여행 일기)는 직전 회차라 칸쿤 다이빙 후기로 바꿨습니다.</w:t>
+        <w:t>◆ CHECK 안내 — 일기·후기·학생 소감 같은 새 글 없이, 프린트 A(연결)·B(고치기)·C(질문)·D(T/F)의 문장과 교과서 본문 문장만으로 출제했습니다. 오답은 프린트 B의 틀린 문장, A의 「본문에 없는 항목」, 본문 문장의 단어 1개 교체입니다.</w:t>
       </w:r>
     </w:p>
     <w:p>
@@ -74,7 +74,7 @@
           <w:sz w:val="20"/>
           <w:u w:val="none"/>
         </w:rPr>
-        <w:t>■ 그 외 예측 CHECK 1~14</w:t>
+        <w:t>■ 교과서 활동 CHECK 1~14</w:t>
       </w:r>
     </w:p>
     <w:p>
@@ -90,7 +90,7 @@
           <w:sz w:val="18"/>
           <w:u w:val="none"/>
         </w:rPr>
-        <w:t>[2025 #10·#15형] 답할 수 있는 / 없는 질문</w:t>
+        <w:t>[1~8] Lesson 5 Environmental Innovations</w:t>
       </w:r>
     </w:p>
     <w:p>
@@ -116,17 +116,17 @@
           <w:sz w:val="18"/>
           <w:u w:val="none"/>
         </w:rPr>
-        <w:t xml:space="preserve">[2025 #10형] L5 본문을 읽고 답할 수 </w:t>
+        <w:t xml:space="preserve">L5 본문의 내용과 관계없는 것을 </w:t>
       </w:r>
       <w:r>
         <w:rPr>
           <w:rFonts w:ascii="맑은 고딕" w:hAnsi="맑은 고딕" w:eastAsia="맑은 고딕"/>
-          <w:b w:val="0"/>
+          <w:b/>
           <w:i w:val="0"/>
           <w:sz w:val="18"/>
-          <w:u w:val="single"/>
+          <w:u w:val="none"/>
         </w:rPr>
-        <w:t>있는</w:t>
+        <w:t>두 개</w:t>
       </w:r>
       <w:r>
         <w:rPr>
@@ -136,7 +136,7 @@
           <w:sz w:val="18"/>
           <w:u w:val="none"/>
         </w:rPr>
-        <w:t xml:space="preserve"> 질문은?</w:t>
+        <w:t xml:space="preserve"> 고르면?</w:t>
       </w:r>
     </w:p>
     <w:p>
@@ -152,7 +152,7 @@
           <w:sz w:val="18"/>
           <w:u w:val="none"/>
         </w:rPr>
-        <w:t>① How much did it cost to build the underwater museum?</w:t>
+        <w:t>① protect damaged areas</w:t>
       </w:r>
     </w:p>
     <w:p>
@@ -168,7 +168,7 @@
           <w:sz w:val="18"/>
           <w:u w:val="none"/>
         </w:rPr>
-        <w:t>② What does Dr. Rosa Allison do?</w:t>
+        <w:t>② fight ground water pollution</w:t>
       </w:r>
     </w:p>
     <w:p>
@@ -184,7 +184,7 @@
           <w:sz w:val="18"/>
           <w:u w:val="none"/>
         </w:rPr>
-        <w:t>③ In what year did the museum open to the public?</w:t>
+        <w:t>③ open structures and large gardens</w:t>
       </w:r>
     </w:p>
     <w:p>
@@ -200,7 +200,7 @@
           <w:sz w:val="18"/>
           <w:u w:val="none"/>
         </w:rPr>
-        <w:t>④ How many of the statues are made of stone?</w:t>
+        <w:t>④ efficient lighting systems and solar panels</w:t>
       </w:r>
     </w:p>
     <w:p>
@@ -216,7 +216,7 @@
           <w:sz w:val="18"/>
           <w:u w:val="none"/>
         </w:rPr>
-        <w:t>⑤ Which country has the most eco-friendly buildings in the world?</w:t>
+        <w:t>⑤ save energy and improve the quality of life</w:t>
       </w:r>
     </w:p>
     <w:p>
@@ -252,18 +252,14 @@
           <w:sz w:val="18"/>
           <w:u w:val="none"/>
         </w:rPr>
-        <w:t xml:space="preserve">[2025 #15형] L7 본문을 읽고 답할 수 </w:t>
+        <w:t>L5 본문의 내용과 연결이 바른 것은?</w:t>
       </w:r>
-      <w:r>
-        <w:rPr>
-          <w:rFonts w:ascii="맑은 고딕" w:hAnsi="맑은 고딕" w:eastAsia="맑은 고딕"/>
-          <w:b w:val="0"/>
-          <w:i w:val="0"/>
-          <w:sz w:val="18"/>
-          <w:u w:val="single"/>
-        </w:rPr>
-        <w:t>없는</w:t>
-      </w:r>
+    </w:p>
+    <w:p>
+      <w:pPr>
+        <w:spacing w:before="0" w:after="0" w:line="259" w:lineRule="auto"/>
+        <w:ind w:left="113"/>
+      </w:pPr>
       <w:r>
         <w:rPr>
           <w:rFonts w:ascii="맑은 고딕" w:hAnsi="맑은 고딕" w:eastAsia="맑은 고딕"/>
@@ -272,7 +268,7 @@
           <w:sz w:val="18"/>
           <w:u w:val="none"/>
         </w:rPr>
-        <w:t xml:space="preserve"> 질문은?</w:t>
+        <w:t>① An underwater museum in Cancun — save energy and improve the quality of life</w:t>
       </w:r>
     </w:p>
     <w:p>
@@ -288,7 +284,7 @@
           <w:sz w:val="18"/>
           <w:u w:val="none"/>
         </w:rPr>
-        <w:t>① What makes it possible for robots to think like humans?</w:t>
+        <w:t>② An underwater museum in Cancun — 500 statues to attract tourists</w:t>
       </w:r>
     </w:p>
     <w:p>
@@ -304,7 +300,7 @@
           <w:sz w:val="18"/>
           <w:u w:val="none"/>
         </w:rPr>
-        <w:t>② What does a self-driving car use to navigate roads?</w:t>
+        <w:t>③ Eco-friendly buildings in Singapore — protect damaged areas</w:t>
       </w:r>
     </w:p>
     <w:p>
@@ -320,7 +316,7 @@
           <w:sz w:val="18"/>
           <w:u w:val="none"/>
         </w:rPr>
-        <w:t>③ How many robot swarms are working on farms today?</w:t>
+        <w:t>④ Eco-friendly buildings in Singapore — 500 statues to attract tourists</w:t>
       </w:r>
     </w:p>
     <w:p>
@@ -336,50 +332,18 @@
           <w:sz w:val="18"/>
           <w:u w:val="none"/>
         </w:rPr>
-        <w:t>④ Where can search-and-rescue robots go?</w:t>
+        <w:t>⑤ An underwater museum in Cancun — open structures and large gardens</w:t>
       </w:r>
     </w:p>
     <w:p>
       <w:pPr>
         <w:spacing w:before="0" w:after="0" w:line="259" w:lineRule="auto"/>
-        <w:ind w:left="113"/>
-      </w:pPr>
-      <w:r>
-        <w:rPr>
-          <w:rFonts w:ascii="맑은 고딕" w:hAnsi="맑은 고딕" w:eastAsia="맑은 고딕"/>
-          <w:b w:val="0"/>
-          <w:i w:val="0"/>
-          <w:sz w:val="18"/>
-          <w:u w:val="none"/>
-        </w:rPr>
-        <w:t>⑤ What are some people worried about regarding robots?</w:t>
-      </w:r>
+      </w:pPr>
     </w:p>
     <w:p>
       <w:pPr>
-        <w:spacing w:before="0" w:after="0" w:line="259" w:lineRule="auto"/>
-      </w:pPr>
-    </w:p>
-    <w:p>
-      <w:pPr>
         <w:spacing w:before="0" w:after="40" w:line="259" w:lineRule="auto"/>
       </w:pPr>
-    </w:p>
-    <w:p>
-      <w:pPr>
-        <w:keepNext/>
-        <w:spacing w:before="0" w:after="20" w:line="259" w:lineRule="auto"/>
-      </w:pPr>
-      <w:r>
-        <w:rPr>
-          <w:rFonts w:ascii="맑은 고딕" w:hAnsi="맑은 고딕" w:eastAsia="맑은 고딕"/>
-          <w:b/>
-          <w:i w:val="0"/>
-          <w:sz w:val="18"/>
-          <w:u w:val="none"/>
-        </w:rPr>
-        <w:t>[2025 #12 · 2024 #29형] 일기·후기 융합</w:t>
-      </w:r>
     </w:p>
     <w:p>
       <w:pPr>
@@ -404,7 +368,23 @@
           <w:sz w:val="18"/>
           <w:u w:val="none"/>
         </w:rPr>
-        <w:t xml:space="preserve">[2025 #12형] 스쿠버 다이빙이 취미인 Noah의 다이브 로그 중 L5 본문의 내용과 일치하지 </w:t>
+        <w:t>밑줄 친 부분을 본문 내용과 일치하도록 고친 것으로 알맞은 것은?</w:t>
+      </w:r>
+    </w:p>
+    <w:p>
+      <w:pPr>
+        <w:spacing w:before="0" w:after="20" w:line="259" w:lineRule="auto"/>
+        <w:ind w:left="57"/>
+      </w:pPr>
+      <w:r>
+        <w:rPr>
+          <w:rFonts w:ascii="맑은 고딕" w:hAnsi="맑은 고딕" w:eastAsia="맑은 고딕"/>
+          <w:b w:val="0"/>
+          <w:i w:val="0"/>
+          <w:sz w:val="18"/>
+          <w:u w:val="none"/>
+        </w:rPr>
+        <w:t xml:space="preserve">Some parts of the sea near Cancun are becoming damaged by </w:t>
       </w:r>
       <w:r>
         <w:rPr>
@@ -414,7 +394,7 @@
           <w:sz w:val="18"/>
           <w:u w:val="single"/>
         </w:rPr>
-        <w:t>않는</w:t>
+        <w:t>the fishing industry</w:t>
       </w:r>
       <w:r>
         <w:rPr>
@@ -424,13 +404,13 @@
           <w:sz w:val="18"/>
           <w:u w:val="none"/>
         </w:rPr>
-        <w:t xml:space="preserve"> 것은?</w:t>
+        <w:t>.</w:t>
       </w:r>
     </w:p>
     <w:p>
       <w:pPr>
-        <w:spacing w:before="0" w:after="20" w:line="259" w:lineRule="auto"/>
-        <w:ind w:left="57"/>
+        <w:spacing w:before="0" w:after="0" w:line="259" w:lineRule="auto"/>
+        <w:ind w:left="113"/>
       </w:pPr>
       <w:r>
         <w:rPr>
@@ -440,12 +420,12 @@
           <w:sz w:val="18"/>
           <w:u w:val="none"/>
         </w:rPr>
-        <w:t>[Dive Log — Cancun] ① Today I dived at the underwater museum, which was built to protect the parts of the sea damaged by tourist activities. ② The museum is located about 14 meters below the surface. ③ Instead of 500 statues, I only saw about fifty, because the artists have removed most of them to protect the fish. ④ The statues are made from materials that support sea life, so plants were already growing on some of them. ⑤ Our guide said the artists hope that many kinds of sea life will grow on the statues and make the artwork unique.</w:t>
+        <w:t>① tourist activities</w:t>
       </w:r>
     </w:p>
     <w:p>
       <w:pPr>
-        <w:spacing w:before="0" w:after="20" w:line="259" w:lineRule="auto"/>
+        <w:spacing w:before="0" w:after="0" w:line="259" w:lineRule="auto"/>
         <w:ind w:left="113"/>
       </w:pPr>
       <w:r>
@@ -456,8 +436,14 @@
           <w:sz w:val="18"/>
           <w:u w:val="none"/>
         </w:rPr>
-        <w:t>① ③</w:t>
+        <w:t>② climate change</w:t>
       </w:r>
+    </w:p>
+    <w:p>
+      <w:pPr>
+        <w:spacing w:before="0" w:after="0" w:line="259" w:lineRule="auto"/>
+        <w:ind w:left="113"/>
+      </w:pPr>
       <w:r>
         <w:rPr>
           <w:rFonts w:ascii="맑은 고딕" w:hAnsi="맑은 고딕" w:eastAsia="맑은 고딕"/>
@@ -466,8 +452,14 @@
           <w:sz w:val="18"/>
           <w:u w:val="none"/>
         </w:rPr>
-        <w:t xml:space="preserve">    </w:t>
+        <w:t>③ air conditioning</w:t>
       </w:r>
+    </w:p>
+    <w:p>
+      <w:pPr>
+        <w:spacing w:before="0" w:after="0" w:line="259" w:lineRule="auto"/>
+        <w:ind w:left="113"/>
+      </w:pPr>
       <w:r>
         <w:rPr>
           <w:rFonts w:ascii="맑은 고딕" w:hAnsi="맑은 고딕" w:eastAsia="맑은 고딕"/>
@@ -476,8 +468,14 @@
           <w:sz w:val="18"/>
           <w:u w:val="none"/>
         </w:rPr>
-        <w:t>② ②</w:t>
+        <w:t>④ the statues</w:t>
       </w:r>
+    </w:p>
+    <w:p>
+      <w:pPr>
+        <w:spacing w:before="0" w:after="0" w:line="259" w:lineRule="auto"/>
+        <w:ind w:left="113"/>
+      </w:pPr>
       <w:r>
         <w:rPr>
           <w:rFonts w:ascii="맑은 고딕" w:hAnsi="맑은 고딕" w:eastAsia="맑은 고딕"/>
@@ -486,58 +484,13 @@
           <w:sz w:val="18"/>
           <w:u w:val="none"/>
         </w:rPr>
-        <w:t xml:space="preserve">    </w:t>
+        <w:t>⑤ sea life</w:t>
       </w:r>
-      <w:r>
-        <w:rPr>
-          <w:rFonts w:ascii="맑은 고딕" w:hAnsi="맑은 고딕" w:eastAsia="맑은 고딕"/>
-          <w:b w:val="0"/>
-          <w:i w:val="0"/>
-          <w:sz w:val="18"/>
-          <w:u w:val="none"/>
-        </w:rPr>
-        <w:t>③ ①</w:t>
-      </w:r>
-      <w:r>
-        <w:rPr>
-          <w:rFonts w:ascii="맑은 고딕" w:hAnsi="맑은 고딕" w:eastAsia="맑은 고딕"/>
-          <w:b w:val="0"/>
-          <w:i w:val="0"/>
-          <w:sz w:val="18"/>
-          <w:u w:val="none"/>
-        </w:rPr>
-        <w:t xml:space="preserve">    </w:t>
-      </w:r>
-      <w:r>
-        <w:rPr>
-          <w:rFonts w:ascii="맑은 고딕" w:hAnsi="맑은 고딕" w:eastAsia="맑은 고딕"/>
-          <w:b w:val="0"/>
-          <w:i w:val="0"/>
-          <w:sz w:val="18"/>
-          <w:u w:val="none"/>
-        </w:rPr>
-        <w:t>④ ④</w:t>
-      </w:r>
-      <w:r>
-        <w:rPr>
-          <w:rFonts w:ascii="맑은 고딕" w:hAnsi="맑은 고딕" w:eastAsia="맑은 고딕"/>
-          <w:b w:val="0"/>
-          <w:i w:val="0"/>
-          <w:sz w:val="18"/>
-          <w:u w:val="none"/>
-        </w:rPr>
-        <w:t xml:space="preserve">    </w:t>
-      </w:r>
-      <w:r>
-        <w:rPr>
-          <w:rFonts w:ascii="맑은 고딕" w:hAnsi="맑은 고딕" w:eastAsia="맑은 고딕"/>
-          <w:b w:val="0"/>
-          <w:i w:val="0"/>
-          <w:sz w:val="18"/>
-          <w:u w:val="none"/>
-        </w:rPr>
-        <w:t>⑤ ⑤</w:t>
-      </w:r>
+    </w:p>
+    <w:p>
+      <w:pPr>
+        <w:spacing w:before="0" w:after="0" w:line="259" w:lineRule="auto"/>
+      </w:pPr>
     </w:p>
     <w:p>
       <w:pPr>
@@ -567,7 +520,7 @@
           <w:sz w:val="18"/>
           <w:u w:val="none"/>
         </w:rPr>
-        <w:t xml:space="preserve">[2024 #29형] Mason이 가정용 도우미 로봇을 한 달 써 본 뒤 쓴 후기 중 L7 본문의 내용과 일치하지 </w:t>
+        <w:t xml:space="preserve">L5 본문에 관한 질문과 대답이 바르게 짝지어지지 </w:t>
       </w:r>
       <w:r>
         <w:rPr>
@@ -577,7 +530,7 @@
           <w:sz w:val="18"/>
           <w:u w:val="single"/>
         </w:rPr>
-        <w:t>않는</w:t>
+        <w:t>않은</w:t>
       </w:r>
       <w:r>
         <w:rPr>
@@ -592,8 +545,8 @@
     </w:p>
     <w:p>
       <w:pPr>
-        <w:spacing w:before="0" w:after="20" w:line="259" w:lineRule="auto"/>
-        <w:ind w:left="57"/>
+        <w:spacing w:before="0" w:after="0" w:line="259" w:lineRule="auto"/>
+        <w:ind w:left="113"/>
       </w:pPr>
       <w:r>
         <w:rPr>
@@ -603,7 +556,700 @@
           <w:sz w:val="18"/>
           <w:u w:val="none"/>
         </w:rPr>
-        <w:t>[Review] ① This robot helped my family throughout the day — it cooked and cleaned while we were at work. ② It even talked with my kids and seemed to sense when they were upset. ③ Like the delivery robots flying over our town, it uses AI to make its own decisions. ④ The only problem is that it needs a human driver to move around the house safely. ⑤ Our life became more convenient, just as the article said.</w:t>
+        <w:t>① Q: What are the statues in the underwater museum in Cancun made from?</w:t>
+      </w:r>
+      <w:r>
+        <w:br/>
+      </w:r>
+      <w:r>
+        <w:rPr>
+          <w:rFonts w:ascii="맑은 고딕" w:hAnsi="맑은 고딕" w:eastAsia="맑은 고딕"/>
+          <w:b w:val="0"/>
+          <w:i w:val="0"/>
+          <w:sz w:val="18"/>
+          <w:u w:val="none"/>
+        </w:rPr>
+        <w:t>A: They are made from materials that support sea life.</w:t>
+      </w:r>
+    </w:p>
+    <w:p>
+      <w:pPr>
+        <w:spacing w:before="0" w:after="0" w:line="259" w:lineRule="auto"/>
+        <w:ind w:left="113"/>
+      </w:pPr>
+      <w:r>
+        <w:rPr>
+          <w:rFonts w:ascii="맑은 고딕" w:hAnsi="맑은 고딕" w:eastAsia="맑은 고딕"/>
+          <w:b w:val="0"/>
+          <w:i w:val="0"/>
+          <w:sz w:val="18"/>
+          <w:u w:val="none"/>
+        </w:rPr>
+        <w:t>② Q: Why have architects in Singapore begun to design eco-friendly buildings?</w:t>
+      </w:r>
+      <w:r>
+        <w:br/>
+      </w:r>
+      <w:r>
+        <w:rPr>
+          <w:rFonts w:ascii="맑은 고딕" w:hAnsi="맑은 고딕" w:eastAsia="맑은 고딕"/>
+          <w:b w:val="0"/>
+          <w:i w:val="0"/>
+          <w:sz w:val="18"/>
+          <w:u w:val="none"/>
+        </w:rPr>
+        <w:t>A: Because most buildings in Singapore need air conditioning, which uses a lot of energy and contributes to climate change.</w:t>
+      </w:r>
+    </w:p>
+    <w:p>
+      <w:pPr>
+        <w:spacing w:before="0" w:after="0" w:line="259" w:lineRule="auto"/>
+        <w:ind w:left="113"/>
+      </w:pPr>
+      <w:r>
+        <w:rPr>
+          <w:rFonts w:ascii="맑은 고딕" w:hAnsi="맑은 고딕" w:eastAsia="맑은 고딕"/>
+          <w:b w:val="0"/>
+          <w:i w:val="0"/>
+          <w:sz w:val="18"/>
+          <w:u w:val="none"/>
+        </w:rPr>
+        <w:t>③ Q: How does an open structure allow a building to stay cool?</w:t>
+      </w:r>
+      <w:r>
+        <w:br/>
+      </w:r>
+      <w:r>
+        <w:rPr>
+          <w:rFonts w:ascii="맑은 고딕" w:hAnsi="맑은 고딕" w:eastAsia="맑은 고딕"/>
+          <w:b w:val="0"/>
+          <w:i w:val="0"/>
+          <w:sz w:val="18"/>
+          <w:u w:val="none"/>
+        </w:rPr>
+        <w:t>A: The greenery of the large gardens protects the building from direct sunlight.</w:t>
+      </w:r>
+    </w:p>
+    <w:p>
+      <w:pPr>
+        <w:spacing w:before="0" w:after="0" w:line="259" w:lineRule="auto"/>
+        <w:ind w:left="113"/>
+      </w:pPr>
+      <w:r>
+        <w:rPr>
+          <w:rFonts w:ascii="맑은 고딕" w:hAnsi="맑은 고딕" w:eastAsia="맑은 고딕"/>
+          <w:b w:val="0"/>
+          <w:i w:val="0"/>
+          <w:sz w:val="18"/>
+          <w:u w:val="none"/>
+        </w:rPr>
+        <w:t>④ Q: What are the goals of this new style of architecture?</w:t>
+      </w:r>
+      <w:r>
+        <w:br/>
+      </w:r>
+      <w:r>
+        <w:rPr>
+          <w:rFonts w:ascii="맑은 고딕" w:hAnsi="맑은 고딕" w:eastAsia="맑은 고딕"/>
+          <w:b w:val="0"/>
+          <w:i w:val="0"/>
+          <w:sz w:val="18"/>
+          <w:u w:val="none"/>
+        </w:rPr>
+        <w:t>A: The goals are to help protect the environment and provide people with a good quality of life.</w:t>
+      </w:r>
+    </w:p>
+    <w:p>
+      <w:pPr>
+        <w:spacing w:before="0" w:after="0" w:line="259" w:lineRule="auto"/>
+        <w:ind w:left="113"/>
+      </w:pPr>
+      <w:r>
+        <w:rPr>
+          <w:rFonts w:ascii="맑은 고딕" w:hAnsi="맑은 고딕" w:eastAsia="맑은 고딕"/>
+          <w:b w:val="0"/>
+          <w:i w:val="0"/>
+          <w:sz w:val="18"/>
+          <w:u w:val="none"/>
+        </w:rPr>
+        <w:t>⑤ Q: What do they have in common?</w:t>
+      </w:r>
+      <w:r>
+        <w:br/>
+      </w:r>
+      <w:r>
+        <w:rPr>
+          <w:rFonts w:ascii="맑은 고딕" w:hAnsi="맑은 고딕" w:eastAsia="맑은 고딕"/>
+          <w:b w:val="0"/>
+          <w:i w:val="0"/>
+          <w:sz w:val="18"/>
+          <w:u w:val="none"/>
+        </w:rPr>
+        <w:t>A: They are made to help protect the environment.</w:t>
+      </w:r>
+    </w:p>
+    <w:p>
+      <w:pPr>
+        <w:spacing w:before="0" w:after="0" w:line="259" w:lineRule="auto"/>
+      </w:pPr>
+    </w:p>
+    <w:p>
+      <w:pPr>
+        <w:spacing w:before="0" w:after="40" w:line="259" w:lineRule="auto"/>
+      </w:pPr>
+    </w:p>
+    <w:p>
+      <w:pPr>
+        <w:keepNext/>
+        <w:spacing w:before="0" w:after="20" w:line="259" w:lineRule="auto"/>
+      </w:pPr>
+      <w:r>
+        <w:rPr>
+          <w:rFonts w:ascii="맑은 고딕" w:hAnsi="맑은 고딕" w:eastAsia="맑은 고딕"/>
+          <w:b/>
+          <w:i w:val="0"/>
+          <w:sz w:val="18"/>
+          <w:u w:val="none"/>
+        </w:rPr>
+        <w:t xml:space="preserve">5. </w:t>
+      </w:r>
+      <w:r>
+        <w:rPr>
+          <w:rFonts w:ascii="맑은 고딕" w:hAnsi="맑은 고딕" w:eastAsia="맑은 고딕"/>
+          <w:b w:val="0"/>
+          <w:i w:val="0"/>
+          <w:sz w:val="18"/>
+          <w:u w:val="none"/>
+        </w:rPr>
+        <w:t>L5 본문의 내용과 일치하면 T, 일치하지 않으면 F로 표시할 때 순서대로 나열한 것은?</w:t>
+      </w:r>
+    </w:p>
+    <w:p>
+      <w:pPr>
+        <w:spacing w:before="0" w:after="20" w:line="259" w:lineRule="auto"/>
+        <w:ind w:left="57"/>
+      </w:pPr>
+      <w:r>
+        <w:rPr>
+          <w:rFonts w:ascii="맑은 고딕" w:hAnsi="맑은 고딕" w:eastAsia="맑은 고딕"/>
+          <w:b w:val="0"/>
+          <w:i w:val="0"/>
+          <w:sz w:val="18"/>
+          <w:u w:val="none"/>
+        </w:rPr>
+        <w:t>(a) Only the big companies and government should find ways to protect the environment.</w:t>
+      </w:r>
+      <w:r>
+        <w:br/>
+      </w:r>
+      <w:r>
+        <w:rPr>
+          <w:rFonts w:ascii="맑은 고딕" w:hAnsi="맑은 고딕" w:eastAsia="맑은 고딕"/>
+          <w:b w:val="0"/>
+          <w:i w:val="0"/>
+          <w:sz w:val="18"/>
+          <w:u w:val="none"/>
+        </w:rPr>
+        <w:t>(b) Artists built the underwater museum right in the middle of the areas where sea life was dying to solve the problem.</w:t>
+      </w:r>
+      <w:r>
+        <w:br/>
+      </w:r>
+      <w:r>
+        <w:rPr>
+          <w:rFonts w:ascii="맑은 고딕" w:hAnsi="맑은 고딕" w:eastAsia="맑은 고딕"/>
+          <w:b w:val="0"/>
+          <w:i w:val="0"/>
+          <w:sz w:val="18"/>
+          <w:u w:val="none"/>
+        </w:rPr>
+        <w:t>(c) The statues in the underwater museum are made from materials that support sea life, allowing plants and animals to grow on them over time.</w:t>
+      </w:r>
+      <w:r>
+        <w:br/>
+      </w:r>
+      <w:r>
+        <w:rPr>
+          <w:rFonts w:ascii="맑은 고딕" w:hAnsi="맑은 고딕" w:eastAsia="맑은 고딕"/>
+          <w:b w:val="0"/>
+          <w:i w:val="0"/>
+          <w:sz w:val="18"/>
+          <w:u w:val="none"/>
+        </w:rPr>
+        <w:t>(d) The gardens make the air flow easy.</w:t>
+      </w:r>
+      <w:r>
+        <w:br/>
+      </w:r>
+      <w:r>
+        <w:rPr>
+          <w:rFonts w:ascii="맑은 고딕" w:hAnsi="맑은 고딕" w:eastAsia="맑은 고딕"/>
+          <w:b w:val="0"/>
+          <w:i w:val="0"/>
+          <w:sz w:val="18"/>
+          <w:u w:val="none"/>
+        </w:rPr>
+        <w:t>(e) Eco-friendly buildings in Singapore aim not only to protect the environment but also to provide people with a good quality of life.</w:t>
+      </w:r>
+    </w:p>
+    <w:p>
+      <w:pPr>
+        <w:spacing w:before="0" w:after="0" w:line="259" w:lineRule="auto"/>
+        <w:ind w:left="113"/>
+      </w:pPr>
+      <w:r>
+        <w:rPr>
+          <w:rFonts w:ascii="맑은 고딕" w:hAnsi="맑은 고딕" w:eastAsia="맑은 고딕"/>
+          <w:b w:val="0"/>
+          <w:i w:val="0"/>
+          <w:sz w:val="18"/>
+          <w:u w:val="none"/>
+        </w:rPr>
+        <w:t>① T — F — T — F — T</w:t>
+      </w:r>
+    </w:p>
+    <w:p>
+      <w:pPr>
+        <w:spacing w:before="0" w:after="0" w:line="259" w:lineRule="auto"/>
+        <w:ind w:left="113"/>
+      </w:pPr>
+      <w:r>
+        <w:rPr>
+          <w:rFonts w:ascii="맑은 고딕" w:hAnsi="맑은 고딕" w:eastAsia="맑은 고딕"/>
+          <w:b w:val="0"/>
+          <w:i w:val="0"/>
+          <w:sz w:val="18"/>
+          <w:u w:val="none"/>
+        </w:rPr>
+        <w:t>② F — T — T — F — T</w:t>
+      </w:r>
+    </w:p>
+    <w:p>
+      <w:pPr>
+        <w:spacing w:before="0" w:after="0" w:line="259" w:lineRule="auto"/>
+        <w:ind w:left="113"/>
+      </w:pPr>
+      <w:r>
+        <w:rPr>
+          <w:rFonts w:ascii="맑은 고딕" w:hAnsi="맑은 고딕" w:eastAsia="맑은 고딕"/>
+          <w:b w:val="0"/>
+          <w:i w:val="0"/>
+          <w:sz w:val="18"/>
+          <w:u w:val="none"/>
+        </w:rPr>
+        <w:t>③ F — F — T — T — F</w:t>
+      </w:r>
+    </w:p>
+    <w:p>
+      <w:pPr>
+        <w:spacing w:before="0" w:after="0" w:line="259" w:lineRule="auto"/>
+        <w:ind w:left="113"/>
+      </w:pPr>
+      <w:r>
+        <w:rPr>
+          <w:rFonts w:ascii="맑은 고딕" w:hAnsi="맑은 고딕" w:eastAsia="맑은 고딕"/>
+          <w:b w:val="0"/>
+          <w:i w:val="0"/>
+          <w:sz w:val="18"/>
+          <w:u w:val="none"/>
+        </w:rPr>
+        <w:t>④ F — F — T — F — T</w:t>
+      </w:r>
+    </w:p>
+    <w:p>
+      <w:pPr>
+        <w:spacing w:before="0" w:after="0" w:line="259" w:lineRule="auto"/>
+        <w:ind w:left="113"/>
+      </w:pPr>
+      <w:r>
+        <w:rPr>
+          <w:rFonts w:ascii="맑은 고딕" w:hAnsi="맑은 고딕" w:eastAsia="맑은 고딕"/>
+          <w:b w:val="0"/>
+          <w:i w:val="0"/>
+          <w:sz w:val="18"/>
+          <w:u w:val="none"/>
+        </w:rPr>
+        <w:t>⑤ F — F — F — F — T</w:t>
+      </w:r>
+    </w:p>
+    <w:p>
+      <w:pPr>
+        <w:spacing w:before="0" w:after="0" w:line="259" w:lineRule="auto"/>
+      </w:pPr>
+    </w:p>
+    <w:p>
+      <w:pPr>
+        <w:spacing w:before="0" w:after="40" w:line="259" w:lineRule="auto"/>
+      </w:pPr>
+    </w:p>
+    <w:p>
+      <w:pPr>
+        <w:keepNext/>
+        <w:spacing w:before="0" w:after="20" w:line="259" w:lineRule="auto"/>
+      </w:pPr>
+      <w:r>
+        <w:rPr>
+          <w:rFonts w:ascii="맑은 고딕" w:hAnsi="맑은 고딕" w:eastAsia="맑은 고딕"/>
+          <w:b/>
+          <w:i w:val="0"/>
+          <w:sz w:val="18"/>
+          <w:u w:val="none"/>
+        </w:rPr>
+        <w:t xml:space="preserve">6. </w:t>
+      </w:r>
+      <w:r>
+        <w:rPr>
+          <w:rFonts w:ascii="맑은 고딕" w:hAnsi="맑은 고딕" w:eastAsia="맑은 고딕"/>
+          <w:b w:val="0"/>
+          <w:i w:val="0"/>
+          <w:sz w:val="18"/>
+          <w:u w:val="none"/>
+        </w:rPr>
+        <w:t xml:space="preserve">L5 본문의 내용과 일치하는 것을 </w:t>
+      </w:r>
+      <w:r>
+        <w:rPr>
+          <w:rFonts w:ascii="맑은 고딕" w:hAnsi="맑은 고딕" w:eastAsia="맑은 고딕"/>
+          <w:b/>
+          <w:i w:val="0"/>
+          <w:sz w:val="18"/>
+          <w:u w:val="none"/>
+        </w:rPr>
+        <w:t>두 개</w:t>
+      </w:r>
+      <w:r>
+        <w:rPr>
+          <w:rFonts w:ascii="맑은 고딕" w:hAnsi="맑은 고딕" w:eastAsia="맑은 고딕"/>
+          <w:b w:val="0"/>
+          <w:i w:val="0"/>
+          <w:sz w:val="18"/>
+          <w:u w:val="none"/>
+        </w:rPr>
+        <w:t xml:space="preserve"> 고르면?</w:t>
+      </w:r>
+    </w:p>
+    <w:p>
+      <w:pPr>
+        <w:spacing w:before="0" w:after="0" w:line="259" w:lineRule="auto"/>
+        <w:ind w:left="113"/>
+      </w:pPr>
+      <w:r>
+        <w:rPr>
+          <w:rFonts w:ascii="맑은 고딕" w:hAnsi="맑은 고딕" w:eastAsia="맑은 고딕"/>
+          <w:b w:val="0"/>
+          <w:i w:val="0"/>
+          <w:sz w:val="18"/>
+          <w:u w:val="none"/>
+        </w:rPr>
+        <w:t>① Having picnics and building sandcastles at the beach are damaging the sea near Cancun.</w:t>
+      </w:r>
+    </w:p>
+    <w:p>
+      <w:pPr>
+        <w:spacing w:before="0" w:after="0" w:line="259" w:lineRule="auto"/>
+        <w:ind w:left="113"/>
+      </w:pPr>
+      <w:r>
+        <w:rPr>
+          <w:rFonts w:ascii="맑은 고딕" w:hAnsi="맑은 고딕" w:eastAsia="맑은 고딕"/>
+          <w:b w:val="0"/>
+          <w:i w:val="0"/>
+          <w:sz w:val="18"/>
+          <w:u w:val="none"/>
+        </w:rPr>
+        <w:t>② To recover the damaged part, artists made the tourists stay away from it.</w:t>
+      </w:r>
+    </w:p>
+    <w:p>
+      <w:pPr>
+        <w:spacing w:before="0" w:after="0" w:line="259" w:lineRule="auto"/>
+        <w:ind w:left="113"/>
+      </w:pPr>
+      <w:r>
+        <w:rPr>
+          <w:rFonts w:ascii="맑은 고딕" w:hAnsi="맑은 고딕" w:eastAsia="맑은 고딕"/>
+          <w:b w:val="0"/>
+          <w:i w:val="0"/>
+          <w:sz w:val="18"/>
+          <w:u w:val="none"/>
+        </w:rPr>
+        <w:t>③ Too much air conditioning causes climate change.</w:t>
+      </w:r>
+    </w:p>
+    <w:p>
+      <w:pPr>
+        <w:spacing w:before="0" w:after="0" w:line="259" w:lineRule="auto"/>
+        <w:ind w:left="113"/>
+      </w:pPr>
+      <w:r>
+        <w:rPr>
+          <w:rFonts w:ascii="맑은 고딕" w:hAnsi="맑은 고딕" w:eastAsia="맑은 고딕"/>
+          <w:b w:val="0"/>
+          <w:i w:val="0"/>
+          <w:sz w:val="18"/>
+          <w:u w:val="none"/>
+        </w:rPr>
+        <w:t>④ Singapore is cold throughout the year.</w:t>
+      </w:r>
+    </w:p>
+    <w:p>
+      <w:pPr>
+        <w:spacing w:before="0" w:after="0" w:line="259" w:lineRule="auto"/>
+        <w:ind w:left="113"/>
+      </w:pPr>
+      <w:r>
+        <w:rPr>
+          <w:rFonts w:ascii="맑은 고딕" w:hAnsi="맑은 고딕" w:eastAsia="맑은 고딕"/>
+          <w:b w:val="0"/>
+          <w:i w:val="0"/>
+          <w:sz w:val="18"/>
+          <w:u w:val="none"/>
+        </w:rPr>
+        <w:t>⑤ Cancun is a city where 4.8 million tourists travel every month.</w:t>
+      </w:r>
+    </w:p>
+    <w:p>
+      <w:pPr>
+        <w:spacing w:before="0" w:after="0" w:line="259" w:lineRule="auto"/>
+      </w:pPr>
+    </w:p>
+    <w:p>
+      <w:pPr>
+        <w:spacing w:before="0" w:after="40" w:line="259" w:lineRule="auto"/>
+      </w:pPr>
+    </w:p>
+    <w:p>
+      <w:pPr>
+        <w:keepNext/>
+        <w:spacing w:before="0" w:after="20" w:line="259" w:lineRule="auto"/>
+      </w:pPr>
+      <w:r>
+        <w:rPr>
+          <w:rFonts w:ascii="맑은 고딕" w:hAnsi="맑은 고딕" w:eastAsia="맑은 고딕"/>
+          <w:b/>
+          <w:i w:val="0"/>
+          <w:sz w:val="18"/>
+          <w:u w:val="none"/>
+        </w:rPr>
+        <w:t xml:space="preserve">7. </w:t>
+      </w:r>
+      <w:r>
+        <w:rPr>
+          <w:rFonts w:ascii="맑은 고딕" w:hAnsi="맑은 고딕" w:eastAsia="맑은 고딕"/>
+          <w:b w:val="0"/>
+          <w:i w:val="0"/>
+          <w:sz w:val="18"/>
+          <w:u w:val="none"/>
+        </w:rPr>
+        <w:t>L5 본문의 빈칸 (A)~(C)에 들어갈 말로 알맞은 것은?</w:t>
+      </w:r>
+    </w:p>
+    <w:p>
+      <w:pPr>
+        <w:spacing w:before="0" w:after="20" w:line="259" w:lineRule="auto"/>
+        <w:ind w:left="57"/>
+      </w:pPr>
+      <w:r>
+        <w:rPr>
+          <w:rFonts w:ascii="맑은 고딕" w:hAnsi="맑은 고딕" w:eastAsia="맑은 고딕"/>
+          <w:b w:val="0"/>
+          <w:i w:val="0"/>
+          <w:sz w:val="18"/>
+          <w:u w:val="none"/>
+        </w:rPr>
+        <w:t xml:space="preserve">Singapore is hot throughout the year. Most buildings need </w:t>
+      </w:r>
+      <w:r>
+        <w:rPr>
+          <w:rFonts w:ascii="맑은 고딕" w:hAnsi="맑은 고딕" w:eastAsia="맑은 고딕"/>
+          <w:b w:val="0"/>
+          <w:i w:val="0"/>
+          <w:sz w:val="18"/>
+          <w:u w:val="single"/>
+        </w:rPr>
+        <w:t>(A)</w:t>
+      </w:r>
+      <w:r>
+        <w:rPr>
+          <w:rFonts w:ascii="맑은 고딕" w:hAnsi="맑은 고딕" w:eastAsia="맑은 고딕"/>
+          <w:b w:val="0"/>
+          <w:i w:val="0"/>
+          <w:sz w:val="18"/>
+          <w:u w:val="none"/>
+        </w:rPr>
+        <w:t xml:space="preserve">, which uses a lot of energy and contributes to climate change. … For example, many buildings in Singapore are designed to have an </w:t>
+      </w:r>
+      <w:r>
+        <w:rPr>
+          <w:rFonts w:ascii="맑은 고딕" w:hAnsi="맑은 고딕" w:eastAsia="맑은 고딕"/>
+          <w:b w:val="0"/>
+          <w:i w:val="0"/>
+          <w:sz w:val="18"/>
+          <w:u w:val="single"/>
+        </w:rPr>
+        <w:t>(B)</w:t>
+      </w:r>
+      <w:r>
+        <w:rPr>
+          <w:rFonts w:ascii="맑은 고딕" w:hAnsi="맑은 고딕" w:eastAsia="맑은 고딕"/>
+          <w:b w:val="0"/>
+          <w:i w:val="0"/>
+          <w:sz w:val="18"/>
+          <w:u w:val="none"/>
+        </w:rPr>
+        <w:t xml:space="preserve">. This structure makes it possible for outside air to move throughout a building. … In addition to making open structures, architects add large gardens. This greenery provides </w:t>
+      </w:r>
+      <w:r>
+        <w:rPr>
+          <w:rFonts w:ascii="맑은 고딕" w:hAnsi="맑은 고딕" w:eastAsia="맑은 고딕"/>
+          <w:b w:val="0"/>
+          <w:i w:val="0"/>
+          <w:sz w:val="18"/>
+          <w:u w:val="single"/>
+        </w:rPr>
+        <w:t>(C)</w:t>
+      </w:r>
+      <w:r>
+        <w:rPr>
+          <w:rFonts w:ascii="맑은 고딕" w:hAnsi="맑은 고딕" w:eastAsia="맑은 고딕"/>
+          <w:b w:val="0"/>
+          <w:i w:val="0"/>
+          <w:sz w:val="18"/>
+          <w:u w:val="none"/>
+        </w:rPr>
+        <w:t xml:space="preserve"> and protects parts of the building from direct sunlight, which keeps the building cooler.</w:t>
+      </w:r>
+    </w:p>
+    <w:p>
+      <w:pPr>
+        <w:spacing w:before="0" w:after="0" w:line="259" w:lineRule="auto"/>
+        <w:ind w:left="113"/>
+      </w:pPr>
+      <w:r>
+        <w:rPr>
+          <w:rFonts w:ascii="맑은 고딕" w:hAnsi="맑은 고딕" w:eastAsia="맑은 고딕"/>
+          <w:b w:val="0"/>
+          <w:i w:val="0"/>
+          <w:sz w:val="18"/>
+          <w:u w:val="none"/>
+        </w:rPr>
+        <w:t>① solar panels — open structure — water</w:t>
+      </w:r>
+    </w:p>
+    <w:p>
+      <w:pPr>
+        <w:spacing w:before="0" w:after="0" w:line="259" w:lineRule="auto"/>
+        <w:ind w:left="113"/>
+      </w:pPr>
+      <w:r>
+        <w:rPr>
+          <w:rFonts w:ascii="맑은 고딕" w:hAnsi="맑은 고딕" w:eastAsia="맑은 고딕"/>
+          <w:b w:val="0"/>
+          <w:i w:val="0"/>
+          <w:sz w:val="18"/>
+          <w:u w:val="none"/>
+        </w:rPr>
+        <w:t>② air conditioning — thick wall — shade</w:t>
+      </w:r>
+    </w:p>
+    <w:p>
+      <w:pPr>
+        <w:spacing w:before="0" w:after="0" w:line="259" w:lineRule="auto"/>
+        <w:ind w:left="113"/>
+      </w:pPr>
+      <w:r>
+        <w:rPr>
+          <w:rFonts w:ascii="맑은 고딕" w:hAnsi="맑은 고딕" w:eastAsia="맑은 고딕"/>
+          <w:b w:val="0"/>
+          <w:i w:val="0"/>
+          <w:sz w:val="18"/>
+          <w:u w:val="none"/>
+        </w:rPr>
+        <w:t>③ heaters — open structure — light</w:t>
+      </w:r>
+    </w:p>
+    <w:p>
+      <w:pPr>
+        <w:spacing w:before="0" w:after="0" w:line="259" w:lineRule="auto"/>
+        <w:ind w:left="113"/>
+      </w:pPr>
+      <w:r>
+        <w:rPr>
+          <w:rFonts w:ascii="맑은 고딕" w:hAnsi="맑은 고딕" w:eastAsia="맑은 고딕"/>
+          <w:b w:val="0"/>
+          <w:i w:val="0"/>
+          <w:sz w:val="18"/>
+          <w:u w:val="none"/>
+        </w:rPr>
+        <w:t>④ solar panels — thick wall — shade</w:t>
+      </w:r>
+    </w:p>
+    <w:p>
+      <w:pPr>
+        <w:spacing w:before="0" w:after="0" w:line="259" w:lineRule="auto"/>
+        <w:ind w:left="113"/>
+      </w:pPr>
+      <w:r>
+        <w:rPr>
+          <w:rFonts w:ascii="맑은 고딕" w:hAnsi="맑은 고딕" w:eastAsia="맑은 고딕"/>
+          <w:b w:val="0"/>
+          <w:i w:val="0"/>
+          <w:sz w:val="18"/>
+          <w:u w:val="none"/>
+        </w:rPr>
+        <w:t>⑤ air conditioning — open structure — shade</w:t>
+      </w:r>
+    </w:p>
+    <w:p>
+      <w:pPr>
+        <w:spacing w:before="0" w:after="0" w:line="259" w:lineRule="auto"/>
+      </w:pPr>
+    </w:p>
+    <w:p>
+      <w:pPr>
+        <w:spacing w:before="0" w:after="40" w:line="259" w:lineRule="auto"/>
+      </w:pPr>
+    </w:p>
+    <w:p>
+      <w:pPr>
+        <w:keepNext/>
+        <w:spacing w:before="0" w:after="20" w:line="259" w:lineRule="auto"/>
+      </w:pPr>
+      <w:r>
+        <w:rPr>
+          <w:rFonts w:ascii="맑은 고딕" w:hAnsi="맑은 고딕" w:eastAsia="맑은 고딕"/>
+          <w:b/>
+          <w:i w:val="0"/>
+          <w:sz w:val="18"/>
+          <w:u w:val="none"/>
+        </w:rPr>
+        <w:t xml:space="preserve">8. </w:t>
+      </w:r>
+      <w:r>
+        <w:rPr>
+          <w:rFonts w:ascii="맑은 고딕" w:hAnsi="맑은 고딕" w:eastAsia="맑은 고딕"/>
+          <w:b w:val="0"/>
+          <w:i w:val="0"/>
+          <w:sz w:val="18"/>
+          <w:u w:val="none"/>
+        </w:rPr>
+        <w:t>다음 글에서 전체 흐름과 관계없는 문장은?</w:t>
+      </w:r>
+    </w:p>
+    <w:p>
+      <w:pPr>
+        <w:spacing w:before="0" w:after="20" w:line="259" w:lineRule="auto"/>
+        <w:ind w:left="57"/>
+      </w:pPr>
+      <w:r>
+        <w:rPr>
+          <w:rFonts w:ascii="맑은 고딕" w:hAnsi="맑은 고딕" w:eastAsia="맑은 고딕"/>
+          <w:b w:val="0"/>
+          <w:i w:val="0"/>
+          <w:sz w:val="18"/>
+          <w:u w:val="none"/>
+        </w:rPr>
+        <w:t>Singapore is hot throughout the year. ① Most buildings need air conditioning, which uses a lot of energy and contributes to climate change. ② The statues are made from materials that support sea life. ③ That’s why architects in Singapore have begun to design eco-friendly buildings that use less air conditioning but are still cool inside. ④ For example, many buildings in Singapore are designed to have an open structure. ⑤ This structure makes it possible for outside air to move throughout a building.</w:t>
       </w:r>
     </w:p>
     <w:p>
@@ -720,524 +1366,8 @@
           <w:sz w:val="18"/>
           <w:u w:val="none"/>
         </w:rPr>
-        <w:t>[2025 #7 · #16 · 2024 #32형] 학생 소감 · 반응 · 올바르게 이해한 학생</w:t>
+        <w:t>[9~14] Lesson 7 Future Changes through Technology</w:t>
       </w:r>
-    </w:p>
-    <w:p>
-      <w:pPr>
-        <w:keepNext/>
-        <w:spacing w:before="0" w:after="20" w:line="259" w:lineRule="auto"/>
-      </w:pPr>
-      <w:r>
-        <w:rPr>
-          <w:rFonts w:ascii="맑은 고딕" w:hAnsi="맑은 고딕" w:eastAsia="맑은 고딕"/>
-          <w:b/>
-          <w:i w:val="0"/>
-          <w:sz w:val="18"/>
-          <w:u w:val="none"/>
-        </w:rPr>
-        <w:t xml:space="preserve">5. </w:t>
-      </w:r>
-      <w:r>
-        <w:rPr>
-          <w:rFonts w:ascii="맑은 고딕" w:hAnsi="맑은 고딕" w:eastAsia="맑은 고딕"/>
-          <w:b w:val="0"/>
-          <w:i w:val="0"/>
-          <w:sz w:val="18"/>
-          <w:u w:val="none"/>
-        </w:rPr>
-        <w:t>[2025 #7형] 로봇에 대한 학생들의 소감 중 L7 본문의 내용과 일치하는 것은?</w:t>
-      </w:r>
-    </w:p>
-    <w:p>
-      <w:pPr>
-        <w:spacing w:before="0" w:after="0" w:line="259" w:lineRule="auto"/>
-        <w:ind w:left="113"/>
-      </w:pPr>
-      <w:r>
-        <w:rPr>
-          <w:rFonts w:ascii="맑은 고딕" w:hAnsi="맑은 고딕" w:eastAsia="맑은 고딕"/>
-          <w:b w:val="0"/>
-          <w:i w:val="0"/>
-          <w:sz w:val="18"/>
-          <w:u w:val="none"/>
-        </w:rPr>
-        <w:t>① Jiwoo: Robots still only appear in movies and books, not in real life.</w:t>
-      </w:r>
-    </w:p>
-    <w:p>
-      <w:pPr>
-        <w:spacing w:before="0" w:after="0" w:line="259" w:lineRule="auto"/>
-        <w:ind w:left="113"/>
-      </w:pPr>
-      <w:r>
-        <w:rPr>
-          <w:rFonts w:ascii="맑은 고딕" w:hAnsi="맑은 고딕" w:eastAsia="맑은 고딕"/>
-          <w:b w:val="0"/>
-          <w:i w:val="0"/>
-          <w:sz w:val="18"/>
-          <w:u w:val="none"/>
-        </w:rPr>
-        <w:t>② Hana: A self-driving car finds its way with cameras, sensors, and software.</w:t>
-      </w:r>
-    </w:p>
-    <w:p>
-      <w:pPr>
-        <w:spacing w:before="0" w:after="0" w:line="259" w:lineRule="auto"/>
-        <w:ind w:left="113"/>
-      </w:pPr>
-      <w:r>
-        <w:rPr>
-          <w:rFonts w:ascii="맑은 고딕" w:hAnsi="맑은 고딕" w:eastAsia="맑은 고딕"/>
-          <w:b w:val="0"/>
-          <w:i w:val="0"/>
-          <w:sz w:val="18"/>
-          <w:u w:val="none"/>
-        </w:rPr>
-        <w:t>③ Minsu: AI pets can cook and clean for their owners.</w:t>
-      </w:r>
-    </w:p>
-    <w:p>
-      <w:pPr>
-        <w:spacing w:before="0" w:after="0" w:line="259" w:lineRule="auto"/>
-        <w:ind w:left="113"/>
-      </w:pPr>
-      <w:r>
-        <w:rPr>
-          <w:rFonts w:ascii="맑은 고딕" w:hAnsi="맑은 고딕" w:eastAsia="맑은 고딕"/>
-          <w:b w:val="0"/>
-          <w:i w:val="0"/>
-          <w:sz w:val="18"/>
-          <w:u w:val="none"/>
-        </w:rPr>
-        <w:t>④ Sora: Search-and-rescue robots are used only in factories.</w:t>
-      </w:r>
-    </w:p>
-    <w:p>
-      <w:pPr>
-        <w:spacing w:before="0" w:after="0" w:line="259" w:lineRule="auto"/>
-        <w:ind w:left="113"/>
-      </w:pPr>
-      <w:r>
-        <w:rPr>
-          <w:rFonts w:ascii="맑은 고딕" w:hAnsi="맑은 고딕" w:eastAsia="맑은 고딕"/>
-          <w:b w:val="0"/>
-          <w:i w:val="0"/>
-          <w:sz w:val="18"/>
-          <w:u w:val="none"/>
-        </w:rPr>
-        <w:t>⑤ Yuna: The writer is sure that robots will never cause any problems.</w:t>
-      </w:r>
-    </w:p>
-    <w:p>
-      <w:pPr>
-        <w:spacing w:before="0" w:after="0" w:line="259" w:lineRule="auto"/>
-      </w:pPr>
-    </w:p>
-    <w:p>
-      <w:pPr>
-        <w:spacing w:before="0" w:after="40" w:line="259" w:lineRule="auto"/>
-      </w:pPr>
-    </w:p>
-    <w:p>
-      <w:pPr>
-        <w:keepNext/>
-        <w:spacing w:before="0" w:after="20" w:line="259" w:lineRule="auto"/>
-      </w:pPr>
-      <w:r>
-        <w:rPr>
-          <w:rFonts w:ascii="맑은 고딕" w:hAnsi="맑은 고딕" w:eastAsia="맑은 고딕"/>
-          <w:b/>
-          <w:i w:val="0"/>
-          <w:sz w:val="18"/>
-          <w:u w:val="none"/>
-        </w:rPr>
-        <w:t xml:space="preserve">6. </w:t>
-      </w:r>
-      <w:r>
-        <w:rPr>
-          <w:rFonts w:ascii="맑은 고딕" w:hAnsi="맑은 고딕" w:eastAsia="맑은 고딕"/>
-          <w:b w:val="0"/>
-          <w:i w:val="0"/>
-          <w:sz w:val="18"/>
-          <w:u w:val="none"/>
-        </w:rPr>
-        <w:t>[2025 #16형] L5 본문을 읽고 난 학생의 반응으로 가장 적절한 것은?</w:t>
-      </w:r>
-    </w:p>
-    <w:p>
-      <w:pPr>
-        <w:spacing w:before="0" w:after="0" w:line="259" w:lineRule="auto"/>
-        <w:ind w:left="113"/>
-      </w:pPr>
-      <w:r>
-        <w:rPr>
-          <w:rFonts w:ascii="맑은 고딕" w:hAnsi="맑은 고딕" w:eastAsia="맑은 고딕"/>
-          <w:b w:val="0"/>
-          <w:i w:val="0"/>
-          <w:sz w:val="18"/>
-          <w:u w:val="none"/>
-        </w:rPr>
-        <w:t>① Tourists should be banned from Cancun so that sea life can recover.</w:t>
-      </w:r>
-    </w:p>
-    <w:p>
-      <w:pPr>
-        <w:spacing w:before="0" w:after="0" w:line="259" w:lineRule="auto"/>
-        <w:ind w:left="113"/>
-      </w:pPr>
-      <w:r>
-        <w:rPr>
-          <w:rFonts w:ascii="맑은 고딕" w:hAnsi="맑은 고딕" w:eastAsia="맑은 고딕"/>
-          <w:b w:val="0"/>
-          <w:i w:val="0"/>
-          <w:sz w:val="18"/>
-          <w:u w:val="none"/>
-        </w:rPr>
-        <w:t>② Air conditioning is the best way to keep buildings in Singapore cool.</w:t>
-      </w:r>
-    </w:p>
-    <w:p>
-      <w:pPr>
-        <w:spacing w:before="0" w:after="0" w:line="259" w:lineRule="auto"/>
-        <w:ind w:left="113"/>
-      </w:pPr>
-      <w:r>
-        <w:rPr>
-          <w:rFonts w:ascii="맑은 고딕" w:hAnsi="맑은 고딕" w:eastAsia="맑은 고딕"/>
-          <w:b w:val="0"/>
-          <w:i w:val="0"/>
-          <w:sz w:val="18"/>
-          <w:u w:val="none"/>
-        </w:rPr>
-        <w:t>③ Only scientists can find ways to protect the environment.</w:t>
-      </w:r>
-    </w:p>
-    <w:p>
-      <w:pPr>
-        <w:spacing w:before="0" w:after="0" w:line="259" w:lineRule="auto"/>
-        <w:ind w:left="113"/>
-      </w:pPr>
-      <w:r>
-        <w:rPr>
-          <w:rFonts w:ascii="맑은 고딕" w:hAnsi="맑은 고딕" w:eastAsia="맑은 고딕"/>
-          <w:b w:val="0"/>
-          <w:i w:val="0"/>
-          <w:sz w:val="18"/>
-          <w:u w:val="none"/>
-        </w:rPr>
-        <w:t>④ Underwater museums are more important than eco-friendly buildings.</w:t>
-      </w:r>
-    </w:p>
-    <w:p>
-      <w:pPr>
-        <w:spacing w:before="0" w:after="0" w:line="259" w:lineRule="auto"/>
-        <w:ind w:left="113"/>
-      </w:pPr>
-      <w:r>
-        <w:rPr>
-          <w:rFonts w:ascii="맑은 고딕" w:hAnsi="맑은 고딕" w:eastAsia="맑은 고딕"/>
-          <w:b w:val="0"/>
-          <w:i w:val="0"/>
-          <w:sz w:val="18"/>
-          <w:u w:val="none"/>
-        </w:rPr>
-        <w:t>⑤ Art and architecture can both become innovations that protect the environment.</w:t>
-      </w:r>
-    </w:p>
-    <w:p>
-      <w:pPr>
-        <w:spacing w:before="0" w:after="0" w:line="259" w:lineRule="auto"/>
-      </w:pPr>
-    </w:p>
-    <w:p>
-      <w:pPr>
-        <w:spacing w:before="0" w:after="40" w:line="259" w:lineRule="auto"/>
-      </w:pPr>
-    </w:p>
-    <w:p>
-      <w:pPr>
-        <w:keepNext/>
-        <w:spacing w:before="0" w:after="20" w:line="259" w:lineRule="auto"/>
-      </w:pPr>
-      <w:r>
-        <w:rPr>
-          <w:rFonts w:ascii="맑은 고딕" w:hAnsi="맑은 고딕" w:eastAsia="맑은 고딕"/>
-          <w:b/>
-          <w:i w:val="0"/>
-          <w:sz w:val="18"/>
-          <w:u w:val="none"/>
-        </w:rPr>
-        <w:t xml:space="preserve">7. </w:t>
-      </w:r>
-      <w:r>
-        <w:rPr>
-          <w:rFonts w:ascii="맑은 고딕" w:hAnsi="맑은 고딕" w:eastAsia="맑은 고딕"/>
-          <w:b w:val="0"/>
-          <w:i w:val="0"/>
-          <w:sz w:val="18"/>
-          <w:u w:val="none"/>
-        </w:rPr>
-        <w:t xml:space="preserve">[2024 #32형] L5·L7 본문의 내용을 올바르게 이해한 학생을 </w:t>
-      </w:r>
-      <w:r>
-        <w:rPr>
-          <w:rFonts w:ascii="맑은 고딕" w:hAnsi="맑은 고딕" w:eastAsia="맑은 고딕"/>
-          <w:b/>
-          <w:i w:val="0"/>
-          <w:sz w:val="18"/>
-          <w:u w:val="none"/>
-        </w:rPr>
-        <w:t>모두</w:t>
-      </w:r>
-      <w:r>
-        <w:rPr>
-          <w:rFonts w:ascii="맑은 고딕" w:hAnsi="맑은 고딕" w:eastAsia="맑은 고딕"/>
-          <w:b w:val="0"/>
-          <w:i w:val="0"/>
-          <w:sz w:val="18"/>
-          <w:u w:val="none"/>
-        </w:rPr>
-        <w:t xml:space="preserve"> 고르면? (2개)</w:t>
-      </w:r>
-    </w:p>
-    <w:p>
-      <w:pPr>
-        <w:spacing w:before="0" w:after="0" w:line="259" w:lineRule="auto"/>
-        <w:ind w:left="113"/>
-      </w:pPr>
-      <w:r>
-        <w:rPr>
-          <w:rFonts w:ascii="맑은 고딕" w:hAnsi="맑은 고딕" w:eastAsia="맑은 고딕"/>
-          <w:b w:val="0"/>
-          <w:i w:val="0"/>
-          <w:sz w:val="18"/>
-          <w:u w:val="none"/>
-        </w:rPr>
-        <w:t>① Taeho: The artists built the museum in the exact spot where sea life was dying.</w:t>
-      </w:r>
-    </w:p>
-    <w:p>
-      <w:pPr>
-        <w:spacing w:before="0" w:after="0" w:line="259" w:lineRule="auto"/>
-        <w:ind w:left="113"/>
-      </w:pPr>
-      <w:r>
-        <w:rPr>
-          <w:rFonts w:ascii="맑은 고딕" w:hAnsi="맑은 고딕" w:eastAsia="맑은 고딕"/>
-          <w:b w:val="0"/>
-          <w:i w:val="0"/>
-          <w:sz w:val="18"/>
-          <w:u w:val="none"/>
-        </w:rPr>
-        <w:t>② Mina: The natural air flow through open structures is how Singapore's buildings stay cool.</w:t>
-      </w:r>
-    </w:p>
-    <w:p>
-      <w:pPr>
-        <w:spacing w:before="0" w:after="0" w:line="259" w:lineRule="auto"/>
-        <w:ind w:left="113"/>
-      </w:pPr>
-      <w:r>
-        <w:rPr>
-          <w:rFonts w:ascii="맑은 고딕" w:hAnsi="맑은 고딕" w:eastAsia="맑은 고딕"/>
-          <w:b w:val="0"/>
-          <w:i w:val="0"/>
-          <w:sz w:val="18"/>
-          <w:u w:val="none"/>
-        </w:rPr>
-        <w:t>③ Jun: In the past, robots did only easy tasks that humans programmed.</w:t>
-      </w:r>
-    </w:p>
-    <w:p>
-      <w:pPr>
-        <w:spacing w:before="0" w:after="0" w:line="259" w:lineRule="auto"/>
-        <w:ind w:left="113"/>
-      </w:pPr>
-      <w:r>
-        <w:rPr>
-          <w:rFonts w:ascii="맑은 고딕" w:hAnsi="맑은 고딕" w:eastAsia="맑은 고딕"/>
-          <w:b w:val="0"/>
-          <w:i w:val="0"/>
-          <w:sz w:val="18"/>
-          <w:u w:val="none"/>
-        </w:rPr>
-        <w:t>④ Eunji: Robot swarms communicate with humans, not with one another.</w:t>
-      </w:r>
-    </w:p>
-    <w:p>
-      <w:pPr>
-        <w:spacing w:before="0" w:after="0" w:line="259" w:lineRule="auto"/>
-        <w:ind w:left="113"/>
-      </w:pPr>
-      <w:r>
-        <w:rPr>
-          <w:rFonts w:ascii="맑은 고딕" w:hAnsi="맑은 고딕" w:eastAsia="맑은 고딕"/>
-          <w:b w:val="0"/>
-          <w:i w:val="0"/>
-          <w:sz w:val="18"/>
-          <w:u w:val="none"/>
-        </w:rPr>
-        <w:t>⑤ Dohyun: Search-and-rescue robots make the routes more dangerous for people.</w:t>
-      </w:r>
-    </w:p>
-    <w:p>
-      <w:pPr>
-        <w:spacing w:before="0" w:after="0" w:line="259" w:lineRule="auto"/>
-      </w:pPr>
-    </w:p>
-    <w:p>
-      <w:pPr>
-        <w:spacing w:before="0" w:after="40" w:line="259" w:lineRule="auto"/>
-      </w:pPr>
-    </w:p>
-    <w:p>
-      <w:pPr>
-        <w:keepNext/>
-        <w:spacing w:before="0" w:after="20" w:line="259" w:lineRule="auto"/>
-      </w:pPr>
-      <w:r>
-        <w:rPr>
-          <w:rFonts w:ascii="맑은 고딕" w:hAnsi="맑은 고딕" w:eastAsia="맑은 고딕"/>
-          <w:b/>
-          <w:i w:val="0"/>
-          <w:sz w:val="18"/>
-          <w:u w:val="none"/>
-        </w:rPr>
-        <w:t>[2025 #18 · #21 · 2024 #22형] 요약문 · 정리표 · T/F</w:t>
-      </w:r>
-    </w:p>
-    <w:p>
-      <w:pPr>
-        <w:keepNext/>
-        <w:spacing w:before="0" w:after="20" w:line="259" w:lineRule="auto"/>
-      </w:pPr>
-      <w:r>
-        <w:rPr>
-          <w:rFonts w:ascii="맑은 고딕" w:hAnsi="맑은 고딕" w:eastAsia="맑은 고딕"/>
-          <w:b/>
-          <w:i w:val="0"/>
-          <w:sz w:val="18"/>
-          <w:u w:val="none"/>
-        </w:rPr>
-        <w:t xml:space="preserve">8. </w:t>
-      </w:r>
-      <w:r>
-        <w:rPr>
-          <w:rFonts w:ascii="맑은 고딕" w:hAnsi="맑은 고딕" w:eastAsia="맑은 고딕"/>
-          <w:b w:val="0"/>
-          <w:i w:val="0"/>
-          <w:sz w:val="18"/>
-          <w:u w:val="none"/>
-        </w:rPr>
-        <w:t>[2025 #18형] L5 본문(싱가포르)의 내용을 바탕으로 요약문을 완성할 때, 밑줄 친 (A)~(C)에 들어갈 말로 알맞은 것은?</w:t>
-      </w:r>
-    </w:p>
-    <w:p>
-      <w:pPr>
-        <w:spacing w:before="0" w:after="20" w:line="259" w:lineRule="auto"/>
-        <w:ind w:left="57"/>
-      </w:pPr>
-      <w:r>
-        <w:rPr>
-          <w:rFonts w:ascii="맑은 고딕" w:hAnsi="맑은 고딕" w:eastAsia="맑은 고딕"/>
-          <w:b w:val="0"/>
-          <w:i w:val="0"/>
-          <w:sz w:val="18"/>
-          <w:u w:val="none"/>
-        </w:rPr>
-        <w:t>Because most buildings in Singapore need (A)________, which uses a lot of energy, architects design buildings with (B)________ so that outside air can move through them. They also add large gardens, whose greenery provides (C)________ and protects the buildings from direct sunlight.</w:t>
-      </w:r>
-    </w:p>
-    <w:p>
-      <w:pPr>
-        <w:spacing w:before="0" w:after="0" w:line="259" w:lineRule="auto"/>
-        <w:ind w:left="113"/>
-      </w:pPr>
-      <w:r>
-        <w:rPr>
-          <w:rFonts w:ascii="맑은 고딕" w:hAnsi="맑은 고딕" w:eastAsia="맑은 고딕"/>
-          <w:b w:val="0"/>
-          <w:i w:val="0"/>
-          <w:sz w:val="18"/>
-          <w:u w:val="none"/>
-        </w:rPr>
-        <w:t>① air conditioning — open structures — shade</w:t>
-      </w:r>
-    </w:p>
-    <w:p>
-      <w:pPr>
-        <w:spacing w:before="0" w:after="0" w:line="259" w:lineRule="auto"/>
-        <w:ind w:left="113"/>
-      </w:pPr>
-      <w:r>
-        <w:rPr>
-          <w:rFonts w:ascii="맑은 고딕" w:hAnsi="맑은 고딕" w:eastAsia="맑은 고딕"/>
-          <w:b w:val="0"/>
-          <w:i w:val="0"/>
-          <w:sz w:val="18"/>
-          <w:u w:val="none"/>
-        </w:rPr>
-        <w:t>② solar panels — thick walls — water</w:t>
-      </w:r>
-    </w:p>
-    <w:p>
-      <w:pPr>
-        <w:spacing w:before="0" w:after="0" w:line="259" w:lineRule="auto"/>
-        <w:ind w:left="113"/>
-      </w:pPr>
-      <w:r>
-        <w:rPr>
-          <w:rFonts w:ascii="맑은 고딕" w:hAnsi="맑은 고딕" w:eastAsia="맑은 고딕"/>
-          <w:b w:val="0"/>
-          <w:i w:val="0"/>
-          <w:sz w:val="18"/>
-          <w:u w:val="none"/>
-        </w:rPr>
-        <w:t>③ air conditioning — thick walls — shade</w:t>
-      </w:r>
-    </w:p>
-    <w:p>
-      <w:pPr>
-        <w:spacing w:before="0" w:after="0" w:line="259" w:lineRule="auto"/>
-        <w:ind w:left="113"/>
-      </w:pPr>
-      <w:r>
-        <w:rPr>
-          <w:rFonts w:ascii="맑은 고딕" w:hAnsi="맑은 고딕" w:eastAsia="맑은 고딕"/>
-          <w:b w:val="0"/>
-          <w:i w:val="0"/>
-          <w:sz w:val="18"/>
-          <w:u w:val="none"/>
-        </w:rPr>
-        <w:t>④ heaters — open structures — light</w:t>
-      </w:r>
-    </w:p>
-    <w:p>
-      <w:pPr>
-        <w:spacing w:before="0" w:after="0" w:line="259" w:lineRule="auto"/>
-        <w:ind w:left="113"/>
-      </w:pPr>
-      <w:r>
-        <w:rPr>
-          <w:rFonts w:ascii="맑은 고딕" w:hAnsi="맑은 고딕" w:eastAsia="맑은 고딕"/>
-          <w:b w:val="0"/>
-          <w:i w:val="0"/>
-          <w:sz w:val="18"/>
-          <w:u w:val="none"/>
-        </w:rPr>
-        <w:t>⑤ solar panels — open structures — water</w:t>
-      </w:r>
-    </w:p>
-    <w:p>
-      <w:pPr>
-        <w:spacing w:before="0" w:after="0" w:line="259" w:lineRule="auto"/>
-      </w:pPr>
-    </w:p>
-    <w:p>
-      <w:pPr>
-        <w:spacing w:before="0" w:after="40" w:line="259" w:lineRule="auto"/>
-      </w:pPr>
     </w:p>
     <w:p>
       <w:pPr>
@@ -1262,846 +1392,7 @@
           <w:sz w:val="18"/>
           <w:u w:val="none"/>
         </w:rPr>
-        <w:t xml:space="preserve">[2025 #21형] L7 본문에 언급된 로봇을 정리한 것으로 적절하지 </w:t>
-      </w:r>
-      <w:r>
-        <w:rPr>
-          <w:rFonts w:ascii="맑은 고딕" w:hAnsi="맑은 고딕" w:eastAsia="맑은 고딕"/>
-          <w:b w:val="0"/>
-          <w:i w:val="0"/>
-          <w:sz w:val="18"/>
-          <w:u w:val="single"/>
-        </w:rPr>
-        <w:t>않은</w:t>
-      </w:r>
-      <w:r>
-        <w:rPr>
-          <w:rFonts w:ascii="맑은 고딕" w:hAnsi="맑은 고딕" w:eastAsia="맑은 고딕"/>
-          <w:b w:val="0"/>
-          <w:i w:val="0"/>
-          <w:sz w:val="18"/>
-          <w:u w:val="none"/>
-        </w:rPr>
-        <w:t xml:space="preserve"> 것은?</w:t>
-      </w:r>
-    </w:p>
-    <w:tbl>
-      <w:tblPr>
-        <w:tblStyle w:val="TableGrid"/>
-        <w:tblW w:type="auto" w:w="0"/>
-        <w:tblLook w:firstColumn="1" w:firstRow="1" w:lastColumn="0" w:lastRow="0" w:noHBand="0" w:noVBand="1" w:val="04A0"/>
-      </w:tblPr>
-      <w:tblGrid>
-        <w:gridCol w:w="3439"/>
-        <w:gridCol w:w="3439"/>
-        <w:gridCol w:w="3439"/>
-      </w:tblGrid>
-      <w:tr>
-        <w:tc>
-          <w:tcPr>
-            <w:tcW w:type="dxa" w:w="3439"/>
-          </w:tcPr>
-          <w:p>
-            <w:pPr>
-              <w:spacing w:after="0"/>
-            </w:pPr>
-            <w:r>
-              <w:rPr>
-                <w:rFonts w:ascii="맑은 고딕" w:hAnsi="맑은 고딕" w:eastAsia="맑은 고딕"/>
-                <w:b/>
-                <w:i w:val="0"/>
-                <w:sz w:val="16"/>
-                <w:u w:val="none"/>
-              </w:rPr>
-              <w:t>로봇</w:t>
-            </w:r>
-          </w:p>
-        </w:tc>
-        <w:tc>
-          <w:tcPr>
-            <w:tcW w:type="dxa" w:w="3439"/>
-          </w:tcPr>
-          <w:p>
-            <w:pPr>
-              <w:spacing w:after="0"/>
-            </w:pPr>
-            <w:r>
-              <w:rPr>
-                <w:rFonts w:ascii="맑은 고딕" w:hAnsi="맑은 고딕" w:eastAsia="맑은 고딕"/>
-                <w:b/>
-                <w:i w:val="0"/>
-                <w:sz w:val="16"/>
-                <w:u w:val="none"/>
-              </w:rPr>
-              <w:t>활동 장소</w:t>
-            </w:r>
-          </w:p>
-        </w:tc>
-        <w:tc>
-          <w:tcPr>
-            <w:tcW w:type="dxa" w:w="3439"/>
-          </w:tcPr>
-          <w:p>
-            <w:pPr>
-              <w:spacing w:after="0"/>
-            </w:pPr>
-            <w:r>
-              <w:rPr>
-                <w:rFonts w:ascii="맑은 고딕" w:hAnsi="맑은 고딕" w:eastAsia="맑은 고딕"/>
-                <w:b/>
-                <w:i w:val="0"/>
-                <w:sz w:val="16"/>
-                <w:u w:val="none"/>
-              </w:rPr>
-              <w:t>하는 일</w:t>
-            </w:r>
-          </w:p>
-        </w:tc>
-      </w:tr>
-      <w:tr>
-        <w:tc>
-          <w:tcPr>
-            <w:tcW w:type="dxa" w:w="3439"/>
-          </w:tcPr>
-          <w:p>
-            <w:pPr>
-              <w:spacing w:after="0"/>
-            </w:pPr>
-            <w:r>
-              <w:rPr>
-                <w:rFonts w:ascii="맑은 고딕" w:hAnsi="맑은 고딕" w:eastAsia="맑은 고딕"/>
-                <w:b w:val="0"/>
-                <w:i w:val="0"/>
-                <w:sz w:val="16"/>
-                <w:u w:val="none"/>
-              </w:rPr>
-              <w:t>① Home helper robot</w:t>
-            </w:r>
-          </w:p>
-        </w:tc>
-        <w:tc>
-          <w:tcPr>
-            <w:tcW w:type="dxa" w:w="3439"/>
-          </w:tcPr>
-          <w:p>
-            <w:pPr>
-              <w:spacing w:after="0"/>
-            </w:pPr>
-            <w:r>
-              <w:rPr>
-                <w:rFonts w:ascii="맑은 고딕" w:hAnsi="맑은 고딕" w:eastAsia="맑은 고딕"/>
-                <w:b w:val="0"/>
-                <w:i w:val="0"/>
-                <w:sz w:val="16"/>
-                <w:u w:val="none"/>
-              </w:rPr>
-              <w:t>homes</w:t>
-            </w:r>
-          </w:p>
-        </w:tc>
-        <w:tc>
-          <w:tcPr>
-            <w:tcW w:type="dxa" w:w="3439"/>
-          </w:tcPr>
-          <w:p>
-            <w:pPr>
-              <w:spacing w:after="0"/>
-            </w:pPr>
-            <w:r>
-              <w:rPr>
-                <w:rFonts w:ascii="맑은 고딕" w:hAnsi="맑은 고딕" w:eastAsia="맑은 고딕"/>
-                <w:b w:val="0"/>
-                <w:i w:val="0"/>
-                <w:sz w:val="16"/>
-                <w:u w:val="none"/>
-              </w:rPr>
-              <w:t>cooking, cleaning, sensing emotions</w:t>
-            </w:r>
-          </w:p>
-        </w:tc>
-      </w:tr>
-      <w:tr>
-        <w:tc>
-          <w:tcPr>
-            <w:tcW w:type="dxa" w:w="3439"/>
-          </w:tcPr>
-          <w:p>
-            <w:pPr>
-              <w:spacing w:after="0"/>
-            </w:pPr>
-            <w:r>
-              <w:rPr>
-                <w:rFonts w:ascii="맑은 고딕" w:hAnsi="맑은 고딕" w:eastAsia="맑은 고딕"/>
-                <w:b w:val="0"/>
-                <w:i w:val="0"/>
-                <w:sz w:val="16"/>
-                <w:u w:val="none"/>
-              </w:rPr>
-              <w:t>② Self-driving car</w:t>
-            </w:r>
-          </w:p>
-        </w:tc>
-        <w:tc>
-          <w:tcPr>
-            <w:tcW w:type="dxa" w:w="3439"/>
-          </w:tcPr>
-          <w:p>
-            <w:pPr>
-              <w:spacing w:after="0"/>
-            </w:pPr>
-            <w:r>
-              <w:rPr>
-                <w:rFonts w:ascii="맑은 고딕" w:hAnsi="맑은 고딕" w:eastAsia="맑은 고딕"/>
-                <w:b w:val="0"/>
-                <w:i w:val="0"/>
-                <w:sz w:val="16"/>
-                <w:u w:val="none"/>
-              </w:rPr>
-              <w:t>roads</w:t>
-            </w:r>
-          </w:p>
-        </w:tc>
-        <w:tc>
-          <w:tcPr>
-            <w:tcW w:type="dxa" w:w="3439"/>
-          </w:tcPr>
-          <w:p>
-            <w:pPr>
-              <w:spacing w:after="0"/>
-            </w:pPr>
-            <w:r>
-              <w:rPr>
-                <w:rFonts w:ascii="맑은 고딕" w:hAnsi="맑은 고딕" w:eastAsia="맑은 고딕"/>
-                <w:b w:val="0"/>
-                <w:i w:val="0"/>
-                <w:sz w:val="16"/>
-                <w:u w:val="none"/>
-              </w:rPr>
-              <w:t>navigating without a driver</w:t>
-            </w:r>
-          </w:p>
-        </w:tc>
-      </w:tr>
-      <w:tr>
-        <w:tc>
-          <w:tcPr>
-            <w:tcW w:type="dxa" w:w="3439"/>
-          </w:tcPr>
-          <w:p>
-            <w:pPr>
-              <w:spacing w:after="0"/>
-            </w:pPr>
-            <w:r>
-              <w:rPr>
-                <w:rFonts w:ascii="맑은 고딕" w:hAnsi="맑은 고딕" w:eastAsia="맑은 고딕"/>
-                <w:b w:val="0"/>
-                <w:i w:val="0"/>
-                <w:sz w:val="16"/>
-                <w:u w:val="none"/>
-              </w:rPr>
-              <w:t>③ Robot swarm</w:t>
-            </w:r>
-          </w:p>
-        </w:tc>
-        <w:tc>
-          <w:tcPr>
-            <w:tcW w:type="dxa" w:w="3439"/>
-          </w:tcPr>
-          <w:p>
-            <w:pPr>
-              <w:spacing w:after="0"/>
-            </w:pPr>
-            <w:r>
-              <w:rPr>
-                <w:rFonts w:ascii="맑은 고딕" w:hAnsi="맑은 고딕" w:eastAsia="맑은 고딕"/>
-                <w:b w:val="0"/>
-                <w:i w:val="0"/>
-                <w:sz w:val="16"/>
-                <w:u w:val="none"/>
-              </w:rPr>
-              <w:t>farms, building sites</w:t>
-            </w:r>
-          </w:p>
-        </w:tc>
-        <w:tc>
-          <w:tcPr>
-            <w:tcW w:type="dxa" w:w="3439"/>
-          </w:tcPr>
-          <w:p>
-            <w:pPr>
-              <w:spacing w:after="0"/>
-            </w:pPr>
-            <w:r>
-              <w:rPr>
-                <w:rFonts w:ascii="맑은 고딕" w:hAnsi="맑은 고딕" w:eastAsia="맑은 고딕"/>
-                <w:b w:val="0"/>
-                <w:i w:val="0"/>
-                <w:sz w:val="16"/>
-                <w:u w:val="none"/>
-              </w:rPr>
-              <w:t>working on tasks as a group</w:t>
-            </w:r>
-          </w:p>
-        </w:tc>
-      </w:tr>
-      <w:tr>
-        <w:tc>
-          <w:tcPr>
-            <w:tcW w:type="dxa" w:w="3439"/>
-          </w:tcPr>
-          <w:p>
-            <w:pPr>
-              <w:spacing w:after="0"/>
-            </w:pPr>
-            <w:r>
-              <w:rPr>
-                <w:rFonts w:ascii="맑은 고딕" w:hAnsi="맑은 고딕" w:eastAsia="맑은 고딕"/>
-                <w:b w:val="0"/>
-                <w:i w:val="0"/>
-                <w:sz w:val="16"/>
-                <w:u w:val="none"/>
-              </w:rPr>
-              <w:t>④ AI pet</w:t>
-            </w:r>
-          </w:p>
-        </w:tc>
-        <w:tc>
-          <w:tcPr>
-            <w:tcW w:type="dxa" w:w="3439"/>
-          </w:tcPr>
-          <w:p>
-            <w:pPr>
-              <w:spacing w:after="0"/>
-            </w:pPr>
-            <w:r>
-              <w:rPr>
-                <w:rFonts w:ascii="맑은 고딕" w:hAnsi="맑은 고딕" w:eastAsia="맑은 고딕"/>
-                <w:b w:val="0"/>
-                <w:i w:val="0"/>
-                <w:sz w:val="16"/>
-                <w:u w:val="none"/>
-              </w:rPr>
-              <w:t>factories</w:t>
-            </w:r>
-          </w:p>
-        </w:tc>
-        <w:tc>
-          <w:tcPr>
-            <w:tcW w:type="dxa" w:w="3439"/>
-          </w:tcPr>
-          <w:p>
-            <w:pPr>
-              <w:spacing w:after="0"/>
-            </w:pPr>
-            <w:r>
-              <w:rPr>
-                <w:rFonts w:ascii="맑은 고딕" w:hAnsi="맑은 고딕" w:eastAsia="맑은 고딕"/>
-                <w:b w:val="0"/>
-                <w:i w:val="0"/>
-                <w:sz w:val="16"/>
-                <w:u w:val="none"/>
-              </w:rPr>
-              <w:t>recognizing praise</w:t>
-            </w:r>
-          </w:p>
-        </w:tc>
-      </w:tr>
-      <w:tr>
-        <w:tc>
-          <w:tcPr>
-            <w:tcW w:type="dxa" w:w="3439"/>
-          </w:tcPr>
-          <w:p>
-            <w:pPr>
-              <w:spacing w:after="0"/>
-            </w:pPr>
-            <w:r>
-              <w:rPr>
-                <w:rFonts w:ascii="맑은 고딕" w:hAnsi="맑은 고딕" w:eastAsia="맑은 고딕"/>
-                <w:b w:val="0"/>
-                <w:i w:val="0"/>
-                <w:sz w:val="16"/>
-                <w:u w:val="none"/>
-              </w:rPr>
-              <w:t>⑤ Search-and-rescue robot</w:t>
-            </w:r>
-          </w:p>
-        </w:tc>
-        <w:tc>
-          <w:tcPr>
-            <w:tcW w:type="dxa" w:w="3439"/>
-          </w:tcPr>
-          <w:p>
-            <w:pPr>
-              <w:spacing w:after="0"/>
-            </w:pPr>
-            <w:r>
-              <w:rPr>
-                <w:rFonts w:ascii="맑은 고딕" w:hAnsi="맑은 고딕" w:eastAsia="맑은 고딕"/>
-                <w:b w:val="0"/>
-                <w:i w:val="0"/>
-                <w:sz w:val="16"/>
-                <w:u w:val="none"/>
-              </w:rPr>
-              <w:t>disaster areas</w:t>
-            </w:r>
-          </w:p>
-        </w:tc>
-        <w:tc>
-          <w:tcPr>
-            <w:tcW w:type="dxa" w:w="3439"/>
-          </w:tcPr>
-          <w:p>
-            <w:pPr>
-              <w:spacing w:after="0"/>
-            </w:pPr>
-            <w:r>
-              <w:rPr>
-                <w:rFonts w:ascii="맑은 고딕" w:hAnsi="맑은 고딕" w:eastAsia="맑은 고딕"/>
-                <w:b w:val="0"/>
-                <w:i w:val="0"/>
-                <w:sz w:val="16"/>
-                <w:u w:val="none"/>
-              </w:rPr>
-              <w:t>finding survivors, clearing routes</w:t>
-            </w:r>
-          </w:p>
-        </w:tc>
-      </w:tr>
-    </w:tbl>
-    <w:p>
-      <w:pPr>
-        <w:spacing w:before="0" w:after="0" w:line="259" w:lineRule="auto"/>
-      </w:pPr>
-    </w:p>
-    <w:p>
-      <w:pPr>
-        <w:spacing w:before="0" w:after="20" w:line="259" w:lineRule="auto"/>
-        <w:ind w:left="113"/>
-      </w:pPr>
-      <w:r>
-        <w:rPr>
-          <w:rFonts w:ascii="맑은 고딕" w:hAnsi="맑은 고딕" w:eastAsia="맑은 고딕"/>
-          <w:b w:val="0"/>
-          <w:i w:val="0"/>
-          <w:sz w:val="18"/>
-          <w:u w:val="none"/>
-        </w:rPr>
-        <w:t>① ①</w:t>
-      </w:r>
-      <w:r>
-        <w:rPr>
-          <w:rFonts w:ascii="맑은 고딕" w:hAnsi="맑은 고딕" w:eastAsia="맑은 고딕"/>
-          <w:b w:val="0"/>
-          <w:i w:val="0"/>
-          <w:sz w:val="18"/>
-          <w:u w:val="none"/>
-        </w:rPr>
-        <w:t xml:space="preserve">    </w:t>
-      </w:r>
-      <w:r>
-        <w:rPr>
-          <w:rFonts w:ascii="맑은 고딕" w:hAnsi="맑은 고딕" w:eastAsia="맑은 고딕"/>
-          <w:b w:val="0"/>
-          <w:i w:val="0"/>
-          <w:sz w:val="18"/>
-          <w:u w:val="none"/>
-        </w:rPr>
-        <w:t>② ②</w:t>
-      </w:r>
-      <w:r>
-        <w:rPr>
-          <w:rFonts w:ascii="맑은 고딕" w:hAnsi="맑은 고딕" w:eastAsia="맑은 고딕"/>
-          <w:b w:val="0"/>
-          <w:i w:val="0"/>
-          <w:sz w:val="18"/>
-          <w:u w:val="none"/>
-        </w:rPr>
-        <w:t xml:space="preserve">    </w:t>
-      </w:r>
-      <w:r>
-        <w:rPr>
-          <w:rFonts w:ascii="맑은 고딕" w:hAnsi="맑은 고딕" w:eastAsia="맑은 고딕"/>
-          <w:b w:val="0"/>
-          <w:i w:val="0"/>
-          <w:sz w:val="18"/>
-          <w:u w:val="none"/>
-        </w:rPr>
-        <w:t>③ ③</w:t>
-      </w:r>
-      <w:r>
-        <w:rPr>
-          <w:rFonts w:ascii="맑은 고딕" w:hAnsi="맑은 고딕" w:eastAsia="맑은 고딕"/>
-          <w:b w:val="0"/>
-          <w:i w:val="0"/>
-          <w:sz w:val="18"/>
-          <w:u w:val="none"/>
-        </w:rPr>
-        <w:t xml:space="preserve">    </w:t>
-      </w:r>
-      <w:r>
-        <w:rPr>
-          <w:rFonts w:ascii="맑은 고딕" w:hAnsi="맑은 고딕" w:eastAsia="맑은 고딕"/>
-          <w:b w:val="0"/>
-          <w:i w:val="0"/>
-          <w:sz w:val="18"/>
-          <w:u w:val="none"/>
-        </w:rPr>
-        <w:t>④ ④</w:t>
-      </w:r>
-      <w:r>
-        <w:rPr>
-          <w:rFonts w:ascii="맑은 고딕" w:hAnsi="맑은 고딕" w:eastAsia="맑은 고딕"/>
-          <w:b w:val="0"/>
-          <w:i w:val="0"/>
-          <w:sz w:val="18"/>
-          <w:u w:val="none"/>
-        </w:rPr>
-        <w:t xml:space="preserve">    </w:t>
-      </w:r>
-      <w:r>
-        <w:rPr>
-          <w:rFonts w:ascii="맑은 고딕" w:hAnsi="맑은 고딕" w:eastAsia="맑은 고딕"/>
-          <w:b w:val="0"/>
-          <w:i w:val="0"/>
-          <w:sz w:val="18"/>
-          <w:u w:val="none"/>
-        </w:rPr>
-        <w:t>⑤ ⑤</w:t>
-      </w:r>
-    </w:p>
-    <w:p>
-      <w:pPr>
-        <w:spacing w:before="0" w:after="40" w:line="259" w:lineRule="auto"/>
-      </w:pPr>
-    </w:p>
-    <w:p>
-      <w:pPr>
-        <w:keepNext/>
-        <w:spacing w:before="0" w:after="20" w:line="259" w:lineRule="auto"/>
-      </w:pPr>
-      <w:r>
-        <w:rPr>
-          <w:rFonts w:ascii="맑은 고딕" w:hAnsi="맑은 고딕" w:eastAsia="맑은 고딕"/>
-          <w:b/>
-          <w:i w:val="0"/>
-          <w:sz w:val="18"/>
-          <w:u w:val="none"/>
-        </w:rPr>
-        <w:t xml:space="preserve">10. </w:t>
-      </w:r>
-      <w:r>
-        <w:rPr>
-          <w:rFonts w:ascii="맑은 고딕" w:hAnsi="맑은 고딕" w:eastAsia="맑은 고딕"/>
-          <w:b w:val="0"/>
-          <w:i w:val="0"/>
-          <w:sz w:val="18"/>
-          <w:u w:val="none"/>
-        </w:rPr>
-        <w:t>[2024 #22형] L7 본문의 내용과 일치하면 T, 일치하지 않으면 F로 표시할 때 순서대로 나열한 것은?</w:t>
-      </w:r>
-    </w:p>
-    <w:p>
-      <w:pPr>
-        <w:spacing w:before="0" w:after="20" w:line="259" w:lineRule="auto"/>
-        <w:ind w:left="57"/>
-      </w:pPr>
-      <w:r>
-        <w:rPr>
-          <w:rFonts w:ascii="맑은 고딕" w:hAnsi="맑은 고딕" w:eastAsia="맑은 고딕"/>
-          <w:b w:val="0"/>
-          <w:i w:val="0"/>
-          <w:sz w:val="18"/>
-          <w:u w:val="none"/>
-        </w:rPr>
-        <w:t>(a) Robots are now found only in movies and books.</w:t>
-      </w:r>
-      <w:r>
-        <w:br/>
-      </w:r>
-      <w:r>
-        <w:rPr>
-          <w:rFonts w:ascii="맑은 고딕" w:hAnsi="맑은 고딕" w:eastAsia="맑은 고딕"/>
-          <w:b w:val="0"/>
-          <w:i w:val="0"/>
-          <w:sz w:val="18"/>
-          <w:u w:val="none"/>
-        </w:rPr>
-        <w:t>(b) AI pets can recognize praise from their owners.</w:t>
-      </w:r>
-      <w:r>
-        <w:br/>
-      </w:r>
-      <w:r>
-        <w:rPr>
-          <w:rFonts w:ascii="맑은 고딕" w:hAnsi="맑은 고딕" w:eastAsia="맑은 고딕"/>
-          <w:b w:val="0"/>
-          <w:i w:val="0"/>
-          <w:sz w:val="18"/>
-          <w:u w:val="none"/>
-        </w:rPr>
-        <w:t>(c) Robot swarms work on tasks alone, not as a group.</w:t>
-      </w:r>
-      <w:r>
-        <w:br/>
-      </w:r>
-      <w:r>
-        <w:rPr>
-          <w:rFonts w:ascii="맑은 고딕" w:hAnsi="맑은 고딕" w:eastAsia="맑은 고딕"/>
-          <w:b w:val="0"/>
-          <w:i w:val="0"/>
-          <w:sz w:val="18"/>
-          <w:u w:val="none"/>
-        </w:rPr>
-        <w:t>(d) Some people worry about threats to jobs and safety.</w:t>
-      </w:r>
-    </w:p>
-    <w:p>
-      <w:pPr>
-        <w:spacing w:before="0" w:after="0" w:line="259" w:lineRule="auto"/>
-        <w:ind w:left="113"/>
-      </w:pPr>
-      <w:r>
-        <w:rPr>
-          <w:rFonts w:ascii="맑은 고딕" w:hAnsi="맑은 고딕" w:eastAsia="맑은 고딕"/>
-          <w:b w:val="0"/>
-          <w:i w:val="0"/>
-          <w:sz w:val="18"/>
-          <w:u w:val="none"/>
-        </w:rPr>
-        <w:t>① T — T — F — T</w:t>
-      </w:r>
-    </w:p>
-    <w:p>
-      <w:pPr>
-        <w:spacing w:before="0" w:after="0" w:line="259" w:lineRule="auto"/>
-        <w:ind w:left="113"/>
-      </w:pPr>
-      <w:r>
-        <w:rPr>
-          <w:rFonts w:ascii="맑은 고딕" w:hAnsi="맑은 고딕" w:eastAsia="맑은 고딕"/>
-          <w:b w:val="0"/>
-          <w:i w:val="0"/>
-          <w:sz w:val="18"/>
-          <w:u w:val="none"/>
-        </w:rPr>
-        <w:t>② F — F — T — T</w:t>
-      </w:r>
-    </w:p>
-    <w:p>
-      <w:pPr>
-        <w:spacing w:before="0" w:after="0" w:line="259" w:lineRule="auto"/>
-        <w:ind w:left="113"/>
-      </w:pPr>
-      <w:r>
-        <w:rPr>
-          <w:rFonts w:ascii="맑은 고딕" w:hAnsi="맑은 고딕" w:eastAsia="맑은 고딕"/>
-          <w:b w:val="0"/>
-          <w:i w:val="0"/>
-          <w:sz w:val="18"/>
-          <w:u w:val="none"/>
-        </w:rPr>
-        <w:t>③ F — T — F — T</w:t>
-      </w:r>
-    </w:p>
-    <w:p>
-      <w:pPr>
-        <w:spacing w:before="0" w:after="0" w:line="259" w:lineRule="auto"/>
-        <w:ind w:left="113"/>
-      </w:pPr>
-      <w:r>
-        <w:rPr>
-          <w:rFonts w:ascii="맑은 고딕" w:hAnsi="맑은 고딕" w:eastAsia="맑은 고딕"/>
-          <w:b w:val="0"/>
-          <w:i w:val="0"/>
-          <w:sz w:val="18"/>
-          <w:u w:val="none"/>
-        </w:rPr>
-        <w:t>④ T — F — F — T</w:t>
-      </w:r>
-    </w:p>
-    <w:p>
-      <w:pPr>
-        <w:spacing w:before="0" w:after="0" w:line="259" w:lineRule="auto"/>
-        <w:ind w:left="113"/>
-      </w:pPr>
-      <w:r>
-        <w:rPr>
-          <w:rFonts w:ascii="맑은 고딕" w:hAnsi="맑은 고딕" w:eastAsia="맑은 고딕"/>
-          <w:b w:val="0"/>
-          <w:i w:val="0"/>
-          <w:sz w:val="18"/>
-          <w:u w:val="none"/>
-        </w:rPr>
-        <w:t>⑤ F — T — T — F</w:t>
-      </w:r>
-    </w:p>
-    <w:p>
-      <w:pPr>
-        <w:spacing w:before="0" w:after="0" w:line="259" w:lineRule="auto"/>
-      </w:pPr>
-    </w:p>
-    <w:p>
-      <w:pPr>
-        <w:spacing w:before="0" w:after="40" w:line="259" w:lineRule="auto"/>
-      </w:pPr>
-    </w:p>
-    <w:p>
-      <w:pPr>
-        <w:keepNext/>
-        <w:spacing w:before="0" w:after="20" w:line="259" w:lineRule="auto"/>
-      </w:pPr>
-      <w:r>
-        <w:rPr>
-          <w:rFonts w:ascii="맑은 고딕" w:hAnsi="맑은 고딕" w:eastAsia="맑은 고딕"/>
-          <w:b/>
-          <w:i w:val="0"/>
-          <w:sz w:val="18"/>
-          <w:u w:val="none"/>
-        </w:rPr>
-        <w:t>[2025 #14 · 2024 #28 · #31형] 영어 발문 · Q&amp;A · 전달하는 바</w:t>
-      </w:r>
-    </w:p>
-    <w:p>
-      <w:pPr>
-        <w:keepNext/>
-        <w:spacing w:before="0" w:after="20" w:line="259" w:lineRule="auto"/>
-      </w:pPr>
-      <w:r>
-        <w:rPr>
-          <w:rFonts w:ascii="맑은 고딕" w:hAnsi="맑은 고딕" w:eastAsia="맑은 고딕"/>
-          <w:b/>
-          <w:i w:val="0"/>
-          <w:sz w:val="18"/>
-          <w:u w:val="none"/>
-        </w:rPr>
-        <w:t xml:space="preserve">11. </w:t>
-      </w:r>
-      <w:r>
-        <w:rPr>
-          <w:rFonts w:ascii="맑은 고딕" w:hAnsi="맑은 고딕" w:eastAsia="맑은 고딕"/>
-          <w:b w:val="0"/>
-          <w:i w:val="0"/>
-          <w:sz w:val="18"/>
-          <w:u w:val="none"/>
-        </w:rPr>
-        <w:t>[2025 #14형] According to the passage, which of the following is NOT mentioned as a way eco-friendly buildings in Singapore stay cool?</w:t>
-      </w:r>
-    </w:p>
-    <w:p>
-      <w:pPr>
-        <w:spacing w:before="0" w:after="0" w:line="259" w:lineRule="auto"/>
-        <w:ind w:left="113"/>
-      </w:pPr>
-      <w:r>
-        <w:rPr>
-          <w:rFonts w:ascii="맑은 고딕" w:hAnsi="맑은 고딕" w:eastAsia="맑은 고딕"/>
-          <w:b w:val="0"/>
-          <w:i w:val="0"/>
-          <w:sz w:val="18"/>
-          <w:u w:val="none"/>
-        </w:rPr>
-        <w:t>① having an open structure</w:t>
-      </w:r>
-    </w:p>
-    <w:p>
-      <w:pPr>
-        <w:spacing w:before="0" w:after="0" w:line="259" w:lineRule="auto"/>
-        <w:ind w:left="113"/>
-      </w:pPr>
-      <w:r>
-        <w:rPr>
-          <w:rFonts w:ascii="맑은 고딕" w:hAnsi="맑은 고딕" w:eastAsia="맑은 고딕"/>
-          <w:b w:val="0"/>
-          <w:i w:val="0"/>
-          <w:sz w:val="18"/>
-          <w:u w:val="none"/>
-        </w:rPr>
-        <w:t>② adding large gardens</w:t>
-      </w:r>
-    </w:p>
-    <w:p>
-      <w:pPr>
-        <w:spacing w:before="0" w:after="0" w:line="259" w:lineRule="auto"/>
-        <w:ind w:left="113"/>
-      </w:pPr>
-      <w:r>
-        <w:rPr>
-          <w:rFonts w:ascii="맑은 고딕" w:hAnsi="맑은 고딕" w:eastAsia="맑은 고딕"/>
-          <w:b w:val="0"/>
-          <w:i w:val="0"/>
-          <w:sz w:val="18"/>
-          <w:u w:val="none"/>
-        </w:rPr>
-        <w:t>③ letting outside air move through the building</w:t>
-      </w:r>
-    </w:p>
-    <w:p>
-      <w:pPr>
-        <w:spacing w:before="0" w:after="0" w:line="259" w:lineRule="auto"/>
-        <w:ind w:left="113"/>
-      </w:pPr>
-      <w:r>
-        <w:rPr>
-          <w:rFonts w:ascii="맑은 고딕" w:hAnsi="맑은 고딕" w:eastAsia="맑은 고딕"/>
-          <w:b w:val="0"/>
-          <w:i w:val="0"/>
-          <w:sz w:val="18"/>
-          <w:u w:val="none"/>
-        </w:rPr>
-        <w:t>④ using greenery to block direct sunlight</w:t>
-      </w:r>
-    </w:p>
-    <w:p>
-      <w:pPr>
-        <w:spacing w:before="0" w:after="0" w:line="259" w:lineRule="auto"/>
-        <w:ind w:left="113"/>
-      </w:pPr>
-      <w:r>
-        <w:rPr>
-          <w:rFonts w:ascii="맑은 고딕" w:hAnsi="맑은 고딕" w:eastAsia="맑은 고딕"/>
-          <w:b w:val="0"/>
-          <w:i w:val="0"/>
-          <w:sz w:val="18"/>
-          <w:u w:val="none"/>
-        </w:rPr>
-        <w:t>⑤ installing solar-powered fans on the roof</w:t>
-      </w:r>
-    </w:p>
-    <w:p>
-      <w:pPr>
-        <w:spacing w:before="0" w:after="0" w:line="259" w:lineRule="auto"/>
-      </w:pPr>
-    </w:p>
-    <w:p>
-      <w:pPr>
-        <w:spacing w:before="0" w:after="40" w:line="259" w:lineRule="auto"/>
-      </w:pPr>
-    </w:p>
-    <w:p>
-      <w:pPr>
-        <w:keepNext/>
-        <w:spacing w:before="0" w:after="20" w:line="259" w:lineRule="auto"/>
-      </w:pPr>
-      <w:r>
-        <w:rPr>
-          <w:rFonts w:ascii="맑은 고딕" w:hAnsi="맑은 고딕" w:eastAsia="맑은 고딕"/>
-          <w:b/>
-          <w:i w:val="0"/>
-          <w:sz w:val="18"/>
-          <w:u w:val="none"/>
-        </w:rPr>
-        <w:t xml:space="preserve">12. </w:t>
-      </w:r>
-      <w:r>
-        <w:rPr>
-          <w:rFonts w:ascii="맑은 고딕" w:hAnsi="맑은 고딕" w:eastAsia="맑은 고딕"/>
-          <w:b w:val="0"/>
-          <w:i w:val="0"/>
-          <w:sz w:val="18"/>
-          <w:u w:val="none"/>
-        </w:rPr>
-        <w:t xml:space="preserve">[2024 #28형] L5 본문에 관한 질문에 대한 대답으로 적절하지 </w:t>
+        <w:t xml:space="preserve">L7 본문의 내용과 연결이 바르지 </w:t>
       </w:r>
       <w:r>
         <w:rPr>
@@ -2137,7 +1428,7 @@
           <w:sz w:val="18"/>
           <w:u w:val="none"/>
         </w:rPr>
-        <w:t>① Q: Why did the artists build the museum away from the dying areas? — A: So that those areas could have time to recover.</w:t>
+        <w:t>① Home Helper Robot — sense emotions</w:t>
       </w:r>
     </w:p>
     <w:p>
@@ -2153,7 +1444,7 @@
           <w:sz w:val="18"/>
           <w:u w:val="none"/>
         </w:rPr>
-        <w:t>② Q: What do the statues provide for sea life? — A: Additional places for plants and animals to live on.</w:t>
+        <w:t>② Self-Driving Car — no driver</w:t>
       </w:r>
     </w:p>
     <w:p>
@@ -2169,7 +1460,7 @@
           <w:sz w:val="18"/>
           <w:u w:val="none"/>
         </w:rPr>
-        <w:t>③ Q: Why was the museum opened? — A: To stop tourists from coming to Cancun at all.</w:t>
+        <w:t>③ Robot Swarm — deal with dangers</w:t>
       </w:r>
     </w:p>
     <w:p>
@@ -2185,7 +1476,7 @@
           <w:sz w:val="18"/>
           <w:u w:val="none"/>
         </w:rPr>
-        <w:t>④ Q: Why do buildings in Singapore need less air conditioning? — A: Because open structures let outside air move through them.</w:t>
+        <w:t>④ Search-and-Rescue Robot — disaster areas</w:t>
       </w:r>
     </w:p>
     <w:p>
@@ -2201,7 +1492,545 @@
           <w:sz w:val="18"/>
           <w:u w:val="none"/>
         </w:rPr>
-        <w:t>⑤ Q: What are the goals of the new style of architecture? — A: Protecting the environment and providing a good quality of life.</w:t>
+        <w:t>⑤ Robot Swarm — work on tasks as a group</w:t>
+      </w:r>
+    </w:p>
+    <w:p>
+      <w:pPr>
+        <w:spacing w:before="0" w:after="0" w:line="259" w:lineRule="auto"/>
+      </w:pPr>
+    </w:p>
+    <w:p>
+      <w:pPr>
+        <w:spacing w:before="0" w:after="40" w:line="259" w:lineRule="auto"/>
+      </w:pPr>
+    </w:p>
+    <w:p>
+      <w:pPr>
+        <w:keepNext/>
+        <w:spacing w:before="0" w:after="20" w:line="259" w:lineRule="auto"/>
+      </w:pPr>
+      <w:r>
+        <w:rPr>
+          <w:rFonts w:ascii="맑은 고딕" w:hAnsi="맑은 고딕" w:eastAsia="맑은 고딕"/>
+          <w:b/>
+          <w:i w:val="0"/>
+          <w:sz w:val="18"/>
+          <w:u w:val="none"/>
+        </w:rPr>
+        <w:t xml:space="preserve">10. </w:t>
+      </w:r>
+      <w:r>
+        <w:rPr>
+          <w:rFonts w:ascii="맑은 고딕" w:hAnsi="맑은 고딕" w:eastAsia="맑은 고딕"/>
+          <w:b w:val="0"/>
+          <w:i w:val="0"/>
+          <w:sz w:val="18"/>
+          <w:u w:val="none"/>
+        </w:rPr>
+        <w:t>밑줄 친 (A)~(C)를 본문 내용과 일치하도록 고친 것으로 알맞은 것은?</w:t>
+      </w:r>
+    </w:p>
+    <w:p>
+      <w:pPr>
+        <w:spacing w:before="0" w:after="20" w:line="259" w:lineRule="auto"/>
+        <w:ind w:left="57"/>
+      </w:pPr>
+      <w:r>
+        <w:rPr>
+          <w:rFonts w:ascii="맑은 고딕" w:hAnsi="맑은 고딕" w:eastAsia="맑은 고딕"/>
+          <w:b w:val="0"/>
+          <w:i w:val="0"/>
+          <w:sz w:val="18"/>
+          <w:u w:val="none"/>
+        </w:rPr>
+        <w:t>• Robots are now getting “</w:t>
+      </w:r>
+      <w:r>
+        <w:rPr>
+          <w:rFonts w:ascii="맑은 고딕" w:hAnsi="맑은 고딕" w:eastAsia="맑은 고딕"/>
+          <w:b w:val="0"/>
+          <w:i w:val="0"/>
+          <w:sz w:val="18"/>
+          <w:u w:val="single"/>
+        </w:rPr>
+        <w:t>(A) simpler</w:t>
+      </w:r>
+      <w:r>
+        <w:rPr>
+          <w:rFonts w:ascii="맑은 고딕" w:hAnsi="맑은 고딕" w:eastAsia="맑은 고딕"/>
+          <w:b w:val="0"/>
+          <w:i w:val="0"/>
+          <w:sz w:val="18"/>
+          <w:u w:val="none"/>
+        </w:rPr>
+        <w:t>,” and soon they might be able to think like humans.</w:t>
+      </w:r>
+      <w:r>
+        <w:br/>
+      </w:r>
+      <w:r>
+        <w:rPr>
+          <w:rFonts w:ascii="맑은 고딕" w:hAnsi="맑은 고딕" w:eastAsia="맑은 고딕"/>
+          <w:b w:val="0"/>
+          <w:i w:val="0"/>
+          <w:sz w:val="18"/>
+          <w:u w:val="none"/>
+        </w:rPr>
+        <w:t xml:space="preserve">• Robots that have AI can </w:t>
+      </w:r>
+      <w:r>
+        <w:rPr>
+          <w:rFonts w:ascii="맑은 고딕" w:hAnsi="맑은 고딕" w:eastAsia="맑은 고딕"/>
+          <w:b w:val="0"/>
+          <w:i w:val="0"/>
+          <w:sz w:val="18"/>
+          <w:u w:val="single"/>
+        </w:rPr>
+        <w:t>(B) avoid</w:t>
+      </w:r>
+      <w:r>
+        <w:rPr>
+          <w:rFonts w:ascii="맑은 고딕" w:hAnsi="맑은 고딕" w:eastAsia="맑은 고딕"/>
+          <w:b w:val="0"/>
+          <w:i w:val="0"/>
+          <w:sz w:val="18"/>
+          <w:u w:val="none"/>
+        </w:rPr>
+        <w:t xml:space="preserve"> environments and make decisions.</w:t>
+      </w:r>
+      <w:r>
+        <w:br/>
+      </w:r>
+      <w:r>
+        <w:rPr>
+          <w:rFonts w:ascii="맑은 고딕" w:hAnsi="맑은 고딕" w:eastAsia="맑은 고딕"/>
+          <w:b w:val="0"/>
+          <w:i w:val="0"/>
+          <w:sz w:val="18"/>
+          <w:u w:val="none"/>
+        </w:rPr>
+        <w:t xml:space="preserve">• AI speakers can answer your questions, </w:t>
+      </w:r>
+      <w:r>
+        <w:rPr>
+          <w:rFonts w:ascii="맑은 고딕" w:hAnsi="맑은 고딕" w:eastAsia="맑은 고딕"/>
+          <w:b w:val="0"/>
+          <w:i w:val="0"/>
+          <w:sz w:val="18"/>
+          <w:u w:val="single"/>
+        </w:rPr>
+        <w:t>(C) follow</w:t>
+      </w:r>
+      <w:r>
+        <w:rPr>
+          <w:rFonts w:ascii="맑은 고딕" w:hAnsi="맑은 고딕" w:eastAsia="맑은 고딕"/>
+          <w:b w:val="0"/>
+          <w:i w:val="0"/>
+          <w:sz w:val="18"/>
+          <w:u w:val="none"/>
+        </w:rPr>
+        <w:t xml:space="preserve"> machines in your home, and play music for you.</w:t>
+      </w:r>
+    </w:p>
+    <w:p>
+      <w:pPr>
+        <w:spacing w:before="0" w:after="0" w:line="259" w:lineRule="auto"/>
+        <w:ind w:left="113"/>
+      </w:pPr>
+      <w:r>
+        <w:rPr>
+          <w:rFonts w:ascii="맑은 고딕" w:hAnsi="맑은 고딕" w:eastAsia="맑은 고딕"/>
+          <w:b w:val="0"/>
+          <w:i w:val="0"/>
+          <w:sz w:val="18"/>
+          <w:u w:val="none"/>
+        </w:rPr>
+        <w:t>① smarter — perceive — control</w:t>
+      </w:r>
+    </w:p>
+    <w:p>
+      <w:pPr>
+        <w:spacing w:before="0" w:after="0" w:line="259" w:lineRule="auto"/>
+        <w:ind w:left="113"/>
+      </w:pPr>
+      <w:r>
+        <w:rPr>
+          <w:rFonts w:ascii="맑은 고딕" w:hAnsi="맑은 고딕" w:eastAsia="맑은 고딕"/>
+          <w:b w:val="0"/>
+          <w:i w:val="0"/>
+          <w:sz w:val="18"/>
+          <w:u w:val="none"/>
+        </w:rPr>
+        <w:t>② smarter — avoid — follow</w:t>
+      </w:r>
+    </w:p>
+    <w:p>
+      <w:pPr>
+        <w:spacing w:before="0" w:after="0" w:line="259" w:lineRule="auto"/>
+        <w:ind w:left="113"/>
+      </w:pPr>
+      <w:r>
+        <w:rPr>
+          <w:rFonts w:ascii="맑은 고딕" w:hAnsi="맑은 고딕" w:eastAsia="맑은 고딕"/>
+          <w:b w:val="0"/>
+          <w:i w:val="0"/>
+          <w:sz w:val="18"/>
+          <w:u w:val="none"/>
+        </w:rPr>
+        <w:t>③ harder — perceive — control</w:t>
+      </w:r>
+    </w:p>
+    <w:p>
+      <w:pPr>
+        <w:spacing w:before="0" w:after="0" w:line="259" w:lineRule="auto"/>
+        <w:ind w:left="113"/>
+      </w:pPr>
+      <w:r>
+        <w:rPr>
+          <w:rFonts w:ascii="맑은 고딕" w:hAnsi="맑은 고딕" w:eastAsia="맑은 고딕"/>
+          <w:b w:val="0"/>
+          <w:i w:val="0"/>
+          <w:sz w:val="18"/>
+          <w:u w:val="none"/>
+        </w:rPr>
+        <w:t>④ smarter — perceive — follow</w:t>
+      </w:r>
+    </w:p>
+    <w:p>
+      <w:pPr>
+        <w:spacing w:before="0" w:after="0" w:line="259" w:lineRule="auto"/>
+        <w:ind w:left="113"/>
+      </w:pPr>
+      <w:r>
+        <w:rPr>
+          <w:rFonts w:ascii="맑은 고딕" w:hAnsi="맑은 고딕" w:eastAsia="맑은 고딕"/>
+          <w:b w:val="0"/>
+          <w:i w:val="0"/>
+          <w:sz w:val="18"/>
+          <w:u w:val="none"/>
+        </w:rPr>
+        <w:t>⑤ faster — protect — control</w:t>
+      </w:r>
+    </w:p>
+    <w:p>
+      <w:pPr>
+        <w:spacing w:before="0" w:after="0" w:line="259" w:lineRule="auto"/>
+      </w:pPr>
+    </w:p>
+    <w:p>
+      <w:pPr>
+        <w:spacing w:before="0" w:after="40" w:line="259" w:lineRule="auto"/>
+      </w:pPr>
+    </w:p>
+    <w:p>
+      <w:pPr>
+        <w:keepNext/>
+        <w:spacing w:before="0" w:after="20" w:line="259" w:lineRule="auto"/>
+      </w:pPr>
+      <w:r>
+        <w:rPr>
+          <w:rFonts w:ascii="맑은 고딕" w:hAnsi="맑은 고딕" w:eastAsia="맑은 고딕"/>
+          <w:b/>
+          <w:i w:val="0"/>
+          <w:sz w:val="18"/>
+          <w:u w:val="none"/>
+        </w:rPr>
+        <w:t xml:space="preserve">11. </w:t>
+      </w:r>
+      <w:r>
+        <w:rPr>
+          <w:rFonts w:ascii="맑은 고딕" w:hAnsi="맑은 고딕" w:eastAsia="맑은 고딕"/>
+          <w:b w:val="0"/>
+          <w:i w:val="0"/>
+          <w:sz w:val="18"/>
+          <w:u w:val="none"/>
+        </w:rPr>
+        <w:t>L7 본문의 내용과 일치하면 T, 일치하지 않으면 F로 표시할 때 순서대로 나열한 것은?</w:t>
+      </w:r>
+    </w:p>
+    <w:p>
+      <w:pPr>
+        <w:spacing w:before="0" w:after="20" w:line="259" w:lineRule="auto"/>
+        <w:ind w:left="57"/>
+      </w:pPr>
+      <w:r>
+        <w:rPr>
+          <w:rFonts w:ascii="맑은 고딕" w:hAnsi="맑은 고딕" w:eastAsia="맑은 고딕"/>
+          <w:b w:val="0"/>
+          <w:i w:val="0"/>
+          <w:sz w:val="18"/>
+          <w:u w:val="none"/>
+        </w:rPr>
+        <w:t>(a) Modern robots are now capable of thinking completely like humans on their own without the need for programming or AI development.</w:t>
+      </w:r>
+      <w:r>
+        <w:br/>
+      </w:r>
+      <w:r>
+        <w:rPr>
+          <w:rFonts w:ascii="맑은 고딕" w:hAnsi="맑은 고딕" w:eastAsia="맑은 고딕"/>
+          <w:b w:val="0"/>
+          <w:i w:val="0"/>
+          <w:sz w:val="18"/>
+          <w:u w:val="none"/>
+        </w:rPr>
+        <w:t>(b) While early robots were restricted to simple tasks defined by human programming, current AI-equipped robots have the ability to perceive their surroundings and make independent decisions.</w:t>
+      </w:r>
+      <w:r>
+        <w:br/>
+      </w:r>
+      <w:r>
+        <w:rPr>
+          <w:rFonts w:ascii="맑은 고딕" w:hAnsi="맑은 고딕" w:eastAsia="맑은 고딕"/>
+          <w:b w:val="0"/>
+          <w:i w:val="0"/>
+          <w:sz w:val="18"/>
+          <w:u w:val="none"/>
+        </w:rPr>
+        <w:t>(c) A self-driving car needs a human driver to help it navigate and drive safely on roads.</w:t>
+      </w:r>
+      <w:r>
+        <w:br/>
+      </w:r>
+      <w:r>
+        <w:rPr>
+          <w:rFonts w:ascii="맑은 고딕" w:hAnsi="맑은 고딕" w:eastAsia="맑은 고딕"/>
+          <w:b w:val="0"/>
+          <w:i w:val="0"/>
+          <w:sz w:val="18"/>
+          <w:u w:val="none"/>
+        </w:rPr>
+        <w:t>(d) Robot swarms are like ants or bees because they can talk with each other and work on tasks as a group.</w:t>
+      </w:r>
+      <w:r>
+        <w:br/>
+      </w:r>
+      <w:r>
+        <w:rPr>
+          <w:rFonts w:ascii="맑은 고딕" w:hAnsi="맑은 고딕" w:eastAsia="맑은 고딕"/>
+          <w:b w:val="0"/>
+          <w:i w:val="0"/>
+          <w:sz w:val="18"/>
+          <w:u w:val="none"/>
+        </w:rPr>
+        <w:t>(e) Although the author acknowledges that the future with robots appears promising, they emphasize that society must address potential risks.</w:t>
+      </w:r>
+    </w:p>
+    <w:p>
+      <w:pPr>
+        <w:spacing w:before="0" w:after="0" w:line="259" w:lineRule="auto"/>
+        <w:ind w:left="113"/>
+      </w:pPr>
+      <w:r>
+        <w:rPr>
+          <w:rFonts w:ascii="맑은 고딕" w:hAnsi="맑은 고딕" w:eastAsia="맑은 고딕"/>
+          <w:b w:val="0"/>
+          <w:i w:val="0"/>
+          <w:sz w:val="18"/>
+          <w:u w:val="none"/>
+        </w:rPr>
+        <w:t>① T — T — F — T — T</w:t>
+      </w:r>
+    </w:p>
+    <w:p>
+      <w:pPr>
+        <w:spacing w:before="0" w:after="0" w:line="259" w:lineRule="auto"/>
+        <w:ind w:left="113"/>
+      </w:pPr>
+      <w:r>
+        <w:rPr>
+          <w:rFonts w:ascii="맑은 고딕" w:hAnsi="맑은 고딕" w:eastAsia="맑은 고딕"/>
+          <w:b w:val="0"/>
+          <w:i w:val="0"/>
+          <w:sz w:val="18"/>
+          <w:u w:val="none"/>
+        </w:rPr>
+        <w:t>② F — T — T — T — F</w:t>
+      </w:r>
+    </w:p>
+    <w:p>
+      <w:pPr>
+        <w:spacing w:before="0" w:after="0" w:line="259" w:lineRule="auto"/>
+        <w:ind w:left="113"/>
+      </w:pPr>
+      <w:r>
+        <w:rPr>
+          <w:rFonts w:ascii="맑은 고딕" w:hAnsi="맑은 고딕" w:eastAsia="맑은 고딕"/>
+          <w:b w:val="0"/>
+          <w:i w:val="0"/>
+          <w:sz w:val="18"/>
+          <w:u w:val="none"/>
+        </w:rPr>
+        <w:t>③ F — F — F — T — T</w:t>
+      </w:r>
+    </w:p>
+    <w:p>
+      <w:pPr>
+        <w:spacing w:before="0" w:after="0" w:line="259" w:lineRule="auto"/>
+        <w:ind w:left="113"/>
+      </w:pPr>
+      <w:r>
+        <w:rPr>
+          <w:rFonts w:ascii="맑은 고딕" w:hAnsi="맑은 고딕" w:eastAsia="맑은 고딕"/>
+          <w:b w:val="0"/>
+          <w:i w:val="0"/>
+          <w:sz w:val="18"/>
+          <w:u w:val="none"/>
+        </w:rPr>
+        <w:t>④ F — T — F — F — T</w:t>
+      </w:r>
+    </w:p>
+    <w:p>
+      <w:pPr>
+        <w:spacing w:before="0" w:after="0" w:line="259" w:lineRule="auto"/>
+        <w:ind w:left="113"/>
+      </w:pPr>
+      <w:r>
+        <w:rPr>
+          <w:rFonts w:ascii="맑은 고딕" w:hAnsi="맑은 고딕" w:eastAsia="맑은 고딕"/>
+          <w:b w:val="0"/>
+          <w:i w:val="0"/>
+          <w:sz w:val="18"/>
+          <w:u w:val="none"/>
+        </w:rPr>
+        <w:t>⑤ F — T — F — T — T</w:t>
+      </w:r>
+    </w:p>
+    <w:p>
+      <w:pPr>
+        <w:spacing w:before="0" w:after="0" w:line="259" w:lineRule="auto"/>
+      </w:pPr>
+    </w:p>
+    <w:p>
+      <w:pPr>
+        <w:spacing w:before="0" w:after="40" w:line="259" w:lineRule="auto"/>
+      </w:pPr>
+    </w:p>
+    <w:p>
+      <w:pPr>
+        <w:keepNext/>
+        <w:spacing w:before="0" w:after="20" w:line="259" w:lineRule="auto"/>
+      </w:pPr>
+      <w:r>
+        <w:rPr>
+          <w:rFonts w:ascii="맑은 고딕" w:hAnsi="맑은 고딕" w:eastAsia="맑은 고딕"/>
+          <w:b/>
+          <w:i w:val="0"/>
+          <w:sz w:val="18"/>
+          <w:u w:val="none"/>
+        </w:rPr>
+        <w:t xml:space="preserve">12. </w:t>
+      </w:r>
+      <w:r>
+        <w:rPr>
+          <w:rFonts w:ascii="맑은 고딕" w:hAnsi="맑은 고딕" w:eastAsia="맑은 고딕"/>
+          <w:b w:val="0"/>
+          <w:i w:val="0"/>
+          <w:sz w:val="18"/>
+          <w:u w:val="none"/>
+        </w:rPr>
+        <w:t xml:space="preserve">L7 본문의 내용과 일치하지 </w:t>
+      </w:r>
+      <w:r>
+        <w:rPr>
+          <w:rFonts w:ascii="맑은 고딕" w:hAnsi="맑은 고딕" w:eastAsia="맑은 고딕"/>
+          <w:b w:val="0"/>
+          <w:i w:val="0"/>
+          <w:sz w:val="18"/>
+          <w:u w:val="single"/>
+        </w:rPr>
+        <w:t>않는</w:t>
+      </w:r>
+      <w:r>
+        <w:rPr>
+          <w:rFonts w:ascii="맑은 고딕" w:hAnsi="맑은 고딕" w:eastAsia="맑은 고딕"/>
+          <w:b w:val="0"/>
+          <w:i w:val="0"/>
+          <w:sz w:val="18"/>
+          <w:u w:val="none"/>
+        </w:rPr>
+        <w:t xml:space="preserve"> 것은?</w:t>
+      </w:r>
+    </w:p>
+    <w:p>
+      <w:pPr>
+        <w:spacing w:before="0" w:after="0" w:line="259" w:lineRule="auto"/>
+        <w:ind w:left="113"/>
+      </w:pPr>
+      <w:r>
+        <w:rPr>
+          <w:rFonts w:ascii="맑은 고딕" w:hAnsi="맑은 고딕" w:eastAsia="맑은 고딕"/>
+          <w:b w:val="0"/>
+          <w:i w:val="0"/>
+          <w:sz w:val="18"/>
+          <w:u w:val="none"/>
+        </w:rPr>
+        <w:t>① A self-driving car doesn’t need a driver.</w:t>
+      </w:r>
+    </w:p>
+    <w:p>
+      <w:pPr>
+        <w:spacing w:before="0" w:after="0" w:line="259" w:lineRule="auto"/>
+        <w:ind w:left="113"/>
+      </w:pPr>
+      <w:r>
+        <w:rPr>
+          <w:rFonts w:ascii="맑은 고딕" w:hAnsi="맑은 고딕" w:eastAsia="맑은 고딕"/>
+          <w:b w:val="0"/>
+          <w:i w:val="0"/>
+          <w:sz w:val="18"/>
+          <w:u w:val="none"/>
+        </w:rPr>
+        <w:t>② A robot swarm is a large group of robots that can communicate with one another, like ants or bees.</w:t>
+      </w:r>
+    </w:p>
+    <w:p>
+      <w:pPr>
+        <w:spacing w:before="0" w:after="0" w:line="259" w:lineRule="auto"/>
+        <w:ind w:left="113"/>
+      </w:pPr>
+      <w:r>
+        <w:rPr>
+          <w:rFonts w:ascii="맑은 고딕" w:hAnsi="맑은 고딕" w:eastAsia="맑은 고딕"/>
+          <w:b w:val="0"/>
+          <w:i w:val="0"/>
+          <w:sz w:val="18"/>
+          <w:u w:val="none"/>
+        </w:rPr>
+        <w:t>③ Search-and-rescue robots can go into disaster areas that are dangerous for humans.</w:t>
+      </w:r>
+    </w:p>
+    <w:p>
+      <w:pPr>
+        <w:spacing w:before="0" w:after="0" w:line="259" w:lineRule="auto"/>
+        <w:ind w:left="113"/>
+      </w:pPr>
+      <w:r>
+        <w:rPr>
+          <w:rFonts w:ascii="맑은 고딕" w:hAnsi="맑은 고딕" w:eastAsia="맑은 고딕"/>
+          <w:b w:val="0"/>
+          <w:i w:val="0"/>
+          <w:sz w:val="18"/>
+          <w:u w:val="none"/>
+        </w:rPr>
+        <w:t>④ In the past, robots performed only difficult tasks that humans programmed them to do.</w:t>
+      </w:r>
+    </w:p>
+    <w:p>
+      <w:pPr>
+        <w:spacing w:before="0" w:after="0" w:line="259" w:lineRule="auto"/>
+        <w:ind w:left="113"/>
+      </w:pPr>
+      <w:r>
+        <w:rPr>
+          <w:rFonts w:ascii="맑은 고딕" w:hAnsi="맑은 고딕" w:eastAsia="맑은 고딕"/>
+          <w:b w:val="0"/>
+          <w:i w:val="0"/>
+          <w:sz w:val="18"/>
+          <w:u w:val="none"/>
+        </w:rPr>
+        <w:t>⑤ Some people expect life to become more convenient with the help of robots.</w:t>
       </w:r>
     </w:p>
     <w:p>
@@ -2237,17 +2066,26 @@
           <w:sz w:val="18"/>
           <w:u w:val="none"/>
         </w:rPr>
-        <w:t xml:space="preserve">[2024 #31형] L5 본문에서 전달하고자 하는 바로 적절하지 </w:t>
+        <w:t>주어진 문장 다음에 이어질 글의 순서로 알맞은 것은?</w:t>
       </w:r>
+    </w:p>
+    <w:p>
+      <w:pPr>
+        <w:spacing w:before="0" w:after="20" w:line="259" w:lineRule="auto"/>
+        <w:ind w:left="57"/>
+      </w:pPr>
       <w:r>
         <w:rPr>
           <w:rFonts w:ascii="맑은 고딕" w:hAnsi="맑은 고딕" w:eastAsia="맑은 고딕"/>
           <w:b w:val="0"/>
           <w:i w:val="0"/>
           <w:sz w:val="18"/>
-          <w:u w:val="single"/>
+          <w:u w:val="none"/>
         </w:rPr>
-        <w:t>않은</w:t>
+        <w:t>Our future with robots looks bright but not perfect.</w:t>
+      </w:r>
+      <w:r>
+        <w:br/>
       </w:r>
       <w:r>
         <w:rPr>
@@ -2257,14 +2095,11 @@
           <w:sz w:val="18"/>
           <w:u w:val="none"/>
         </w:rPr>
-        <w:t xml:space="preserve"> 것은?</w:t>
+        <w:t>(A) The important thing is to find possible solutions and to ensure that robots are only used for good.</w:t>
       </w:r>
-    </w:p>
-    <w:p>
-      <w:pPr>
-        <w:spacing w:before="0" w:after="0" w:line="259" w:lineRule="auto"/>
-        <w:ind w:left="113"/>
-      </w:pPr>
+      <w:r>
+        <w:br/>
+      </w:r>
       <w:r>
         <w:rPr>
           <w:rFonts w:ascii="맑은 고딕" w:hAnsi="맑은 고딕" w:eastAsia="맑은 고딕"/>
@@ -2273,14 +2108,11 @@
           <w:sz w:val="18"/>
           <w:u w:val="none"/>
         </w:rPr>
-        <w:t>① People in different fields are finding creative ways to protect the environment.</w:t>
+        <w:t>(B) Some people expect life to become more convenient with the help of robots.</w:t>
       </w:r>
-    </w:p>
-    <w:p>
-      <w:pPr>
-        <w:spacing w:before="0" w:after="0" w:line="259" w:lineRule="auto"/>
-        <w:ind w:left="113"/>
-      </w:pPr>
+      <w:r>
+        <w:br/>
+      </w:r>
       <w:r>
         <w:rPr>
           <w:rFonts w:ascii="맑은 고딕" w:hAnsi="맑은 고딕" w:eastAsia="맑은 고딕"/>
@@ -2289,7 +2121,7 @@
           <w:sz w:val="18"/>
           <w:u w:val="none"/>
         </w:rPr>
-        <w:t>② Tourism should be completely banned to save the sea.</w:t>
+        <w:t>(C) However, other people worry about problems they might cause, such as threats to our jobs and safety.</w:t>
       </w:r>
     </w:p>
     <w:p>
@@ -2305,7 +2137,7 @@
           <w:sz w:val="18"/>
           <w:u w:val="none"/>
         </w:rPr>
-        <w:t>③ Eco-friendly buildings can protect the environment and improve people's lives.</w:t>
+        <w:t>① (A) — (C) — (B)</w:t>
       </w:r>
     </w:p>
     <w:p>
@@ -2321,7 +2153,7 @@
           <w:sz w:val="18"/>
           <w:u w:val="none"/>
         </w:rPr>
-        <w:t>④ An underwater museum can give damaged sea areas time to recover.</w:t>
+        <w:t>② (B) — (A) — (C)</w:t>
       </w:r>
     </w:p>
     <w:p>
@@ -2337,7 +2169,39 @@
           <w:sz w:val="18"/>
           <w:u w:val="none"/>
         </w:rPr>
-        <w:t>⑤ More innovation will help humans and nature live together.</w:t>
+        <w:t>③ (B) — (C) — (A)</w:t>
+      </w:r>
+    </w:p>
+    <w:p>
+      <w:pPr>
+        <w:spacing w:before="0" w:after="0" w:line="259" w:lineRule="auto"/>
+        <w:ind w:left="113"/>
+      </w:pPr>
+      <w:r>
+        <w:rPr>
+          <w:rFonts w:ascii="맑은 고딕" w:hAnsi="맑은 고딕" w:eastAsia="맑은 고딕"/>
+          <w:b w:val="0"/>
+          <w:i w:val="0"/>
+          <w:sz w:val="18"/>
+          <w:u w:val="none"/>
+        </w:rPr>
+        <w:t>④ (C) — (A) — (B)</w:t>
+      </w:r>
+    </w:p>
+    <w:p>
+      <w:pPr>
+        <w:spacing w:before="0" w:after="0" w:line="259" w:lineRule="auto"/>
+        <w:ind w:left="113"/>
+      </w:pPr>
+      <w:r>
+        <w:rPr>
+          <w:rFonts w:ascii="맑은 고딕" w:hAnsi="맑은 고딕" w:eastAsia="맑은 고딕"/>
+          <w:b w:val="0"/>
+          <w:i w:val="0"/>
+          <w:sz w:val="18"/>
+          <w:u w:val="none"/>
+        </w:rPr>
+        <w:t>⑤ (C) — (B) — (A)</w:t>
       </w:r>
     </w:p>
     <w:p>
@@ -2363,7 +2227,7 @@
           <w:sz w:val="18"/>
           <w:u w:val="none"/>
         </w:rPr>
-        <w:t>[프린트 B형 서답] 본문 내용과 일치하도록 고치기</w:t>
+        <w:t>[서답] 본문 내용과 일치하도록 고치기 (프린트 B형)</w:t>
       </w:r>
     </w:p>
     <w:p>
@@ -2405,7 +2269,7 @@
           <w:sz w:val="18"/>
           <w:u w:val="none"/>
         </w:rPr>
-        <w:t xml:space="preserve">(1) The statues in the underwater museum are made from </w:t>
+        <w:t xml:space="preserve">(1) The underwater museum in Cancun provides </w:t>
       </w:r>
       <w:r>
         <w:rPr>
@@ -2415,7 +2279,7 @@
           <w:sz w:val="18"/>
           <w:u w:val="single"/>
         </w:rPr>
-        <w:t>plastic</w:t>
+        <w:t>food</w:t>
       </w:r>
       <w:r>
         <w:rPr>
@@ -2425,7 +2289,60 @@
           <w:sz w:val="18"/>
           <w:u w:val="none"/>
         </w:rPr>
-        <w:t xml:space="preserve">. → </w:t>
+        <w:t xml:space="preserve"> for plants and animals. → provides </w:t>
+      </w:r>
+      <w:r>
+        <w:rPr>
+          <w:rFonts w:ascii="맑은 고딕" w:hAnsi="맑은 고딕" w:eastAsia="맑은 고딕"/>
+          <w:b w:val="0"/>
+          <w:i w:val="0"/>
+          <w:sz w:val="18"/>
+          <w:u w:val="none"/>
+        </w:rPr>
+        <w:t>__________</w:t>
+      </w:r>
+      <w:r>
+        <w:rPr>
+          <w:rFonts w:ascii="맑은 고딕" w:hAnsi="맑은 고딕" w:eastAsia="맑은 고딕"/>
+          <w:b w:val="0"/>
+          <w:i w:val="0"/>
+          <w:sz w:val="18"/>
+          <w:u w:val="none"/>
+        </w:rPr>
+        <w:t xml:space="preserve"> for plants and animals to live on</w:t>
+      </w:r>
+      <w:r>
+        <w:br/>
+      </w:r>
+      <w:r>
+        <w:rPr>
+          <w:rFonts w:ascii="맑은 고딕" w:hAnsi="맑은 고딕" w:eastAsia="맑은 고딕"/>
+          <w:b w:val="0"/>
+          <w:i w:val="0"/>
+          <w:sz w:val="18"/>
+          <w:u w:val="none"/>
+        </w:rPr>
+        <w:t xml:space="preserve">(2) In the past, robots performed only </w:t>
+      </w:r>
+      <w:r>
+        <w:rPr>
+          <w:rFonts w:ascii="맑은 고딕" w:hAnsi="맑은 고딕" w:eastAsia="맑은 고딕"/>
+          <w:b w:val="0"/>
+          <w:i w:val="0"/>
+          <w:sz w:val="18"/>
+          <w:u w:val="single"/>
+        </w:rPr>
+        <w:t>difficult</w:t>
+      </w:r>
+      <w:r>
+        <w:rPr>
+          <w:rFonts w:ascii="맑은 고딕" w:hAnsi="맑은 고딕" w:eastAsia="맑은 고딕"/>
+          <w:b w:val="0"/>
+          <w:i w:val="0"/>
+          <w:sz w:val="18"/>
+          <w:u w:val="none"/>
+        </w:rPr>
+        <w:t xml:space="preserve"> tasks that humans programmed them to do. → </w:t>
       </w:r>
       <w:r>
         <w:rPr>
@@ -2448,7 +2365,7 @@
           <w:sz w:val="18"/>
           <w:u w:val="none"/>
         </w:rPr>
-        <w:t xml:space="preserve">(2) Robot swarms work on tasks </w:t>
+        <w:t xml:space="preserve">(3) </w:t>
       </w:r>
       <w:r>
         <w:rPr>
@@ -2458,7 +2375,7 @@
           <w:sz w:val="18"/>
           <w:u w:val="single"/>
         </w:rPr>
-        <w:t>alone</w:t>
+        <w:t>The open structure</w:t>
       </w:r>
       <w:r>
         <w:rPr>
@@ -2468,50 +2385,7 @@
           <w:sz w:val="18"/>
           <w:u w:val="none"/>
         </w:rPr>
-        <w:t xml:space="preserve">. → </w:t>
-      </w:r>
-      <w:r>
-        <w:rPr>
-          <w:rFonts w:ascii="맑은 고딕" w:hAnsi="맑은 고딕" w:eastAsia="맑은 고딕"/>
-          <w:b w:val="0"/>
-          <w:i w:val="0"/>
-          <w:sz w:val="18"/>
-          <w:u w:val="none"/>
-        </w:rPr>
-        <w:t>__________</w:t>
-      </w:r>
-      <w:r>
-        <w:br/>
-      </w:r>
-      <w:r>
-        <w:rPr>
-          <w:rFonts w:ascii="맑은 고딕" w:hAnsi="맑은 고딕" w:eastAsia="맑은 고딕"/>
-          <w:b w:val="0"/>
-          <w:i w:val="0"/>
-          <w:sz w:val="18"/>
-          <w:u w:val="none"/>
-        </w:rPr>
-        <w:t xml:space="preserve">(3) Most buildings in Singapore need air conditioning, which uses </w:t>
-      </w:r>
-      <w:r>
-        <w:rPr>
-          <w:rFonts w:ascii="맑은 고딕" w:hAnsi="맑은 고딕" w:eastAsia="맑은 고딕"/>
-          <w:b w:val="0"/>
-          <w:i w:val="0"/>
-          <w:sz w:val="18"/>
-          <w:u w:val="single"/>
-        </w:rPr>
-        <w:t>little</w:t>
-      </w:r>
-      <w:r>
-        <w:rPr>
-          <w:rFonts w:ascii="맑은 고딕" w:hAnsi="맑은 고딕" w:eastAsia="맑은 고딕"/>
-          <w:b w:val="0"/>
-          <w:i w:val="0"/>
-          <w:sz w:val="18"/>
-          <w:u w:val="none"/>
-        </w:rPr>
-        <w:t xml:space="preserve"> energy. → </w:t>
+        <w:t xml:space="preserve"> of the large gardens protects the building from direct sunlight. → </w:t>
       </w:r>
       <w:r>
         <w:rPr>
@@ -2535,8 +2409,8 @@
           <w:type w:val="continuous"/>
           <w:pgSz w:w="11906" w:h="16838"/>
           <w:pgMar w:top="680" w:right="794" w:bottom="624" w:left="794" w:header="720" w:footer="720" w:gutter="0"/>
+          <w:docGrid w:linePitch="360"/>
           <w:cols w:num="2" w:space="360" w:sep="1"/>
-          <w:docGrid w:linePitch="360"/>
         </w:sectPr>
       </w:pPr>
     </w:p>
@@ -2552,7 +2426,7 @@
           <w:sz w:val="22"/>
           <w:u w:val="none"/>
         </w:rPr>
-        <w:t>그 외(After You Read) 예측 CHECK — 2024·2025 3-2 기말 기출 유형 그대로 — 정답</w:t>
+        <w:t>교과서 활동(After You Read) CHECK — 프린트·본문 원문 · 기출 유형 — 정답</w:t>
       </w:r>
     </w:p>
     <w:p>
@@ -2577,7 +2451,7 @@
           <w:sz w:val="19"/>
           <w:u w:val="none"/>
         </w:rPr>
-        <w:t xml:space="preserve">②   │   </w:t>
+        <w:t xml:space="preserve">②, ④   │   </w:t>
       </w:r>
       <w:r>
         <w:rPr>
@@ -2597,7 +2471,7 @@
           <w:sz w:val="19"/>
           <w:u w:val="none"/>
         </w:rPr>
-        <w:t xml:space="preserve">③   │   </w:t>
+        <w:t xml:space="preserve">②   │   </w:t>
       </w:r>
       <w:r>
         <w:rPr>
@@ -2637,7 +2511,7 @@
           <w:sz w:val="19"/>
           <w:u w:val="none"/>
         </w:rPr>
-        <w:t xml:space="preserve">④   │   </w:t>
+        <w:t xml:space="preserve">③   │   </w:t>
       </w:r>
       <w:r>
         <w:rPr>
@@ -2657,7 +2531,7 @@
           <w:sz w:val="19"/>
           <w:u w:val="none"/>
         </w:rPr>
-        <w:t xml:space="preserve">②   │   </w:t>
+        <w:t xml:space="preserve">④   │   </w:t>
       </w:r>
       <w:r>
         <w:rPr>
@@ -2677,7 +2551,7 @@
           <w:sz w:val="19"/>
           <w:u w:val="none"/>
         </w:rPr>
-        <w:t xml:space="preserve">⑤   │   </w:t>
+        <w:t xml:space="preserve">②, ③   │   </w:t>
       </w:r>
       <w:r>
         <w:rPr>
@@ -2697,7 +2571,7 @@
           <w:sz w:val="19"/>
           <w:u w:val="none"/>
         </w:rPr>
-        <w:t xml:space="preserve">②, ③   │   </w:t>
+        <w:t xml:space="preserve">⑤   │   </w:t>
       </w:r>
       <w:r>
         <w:rPr>
@@ -2717,7 +2591,7 @@
           <w:sz w:val="19"/>
           <w:u w:val="none"/>
         </w:rPr>
-        <w:t xml:space="preserve">①   │   </w:t>
+        <w:t xml:space="preserve">②   │   </w:t>
       </w:r>
       <w:r>
         <w:rPr>
@@ -2737,7 +2611,7 @@
           <w:sz w:val="19"/>
           <w:u w:val="none"/>
         </w:rPr>
-        <w:t xml:space="preserve">④   │   </w:t>
+        <w:t xml:space="preserve">③   │   </w:t>
       </w:r>
       <w:r>
         <w:rPr>
@@ -2757,7 +2631,7 @@
           <w:sz w:val="19"/>
           <w:u w:val="none"/>
         </w:rPr>
-        <w:t xml:space="preserve">③   │   </w:t>
+        <w:t xml:space="preserve">①   │   </w:t>
       </w:r>
       <w:r>
         <w:rPr>
@@ -2797,7 +2671,7 @@
           <w:sz w:val="19"/>
           <w:u w:val="none"/>
         </w:rPr>
-        <w:t xml:space="preserve">③   │   </w:t>
+        <w:t xml:space="preserve">④   │   </w:t>
       </w:r>
       <w:r>
         <w:rPr>
@@ -2817,7 +2691,7 @@
           <w:sz w:val="19"/>
           <w:u w:val="none"/>
         </w:rPr>
-        <w:t xml:space="preserve">②   │   </w:t>
+        <w:t xml:space="preserve">③   │   </w:t>
       </w:r>
       <w:r>
         <w:rPr>
@@ -2837,14 +2711,14 @@
           <w:sz w:val="19"/>
           <w:u w:val="none"/>
         </w:rPr>
-        <w:t>(1) materials that support sea life (2) as a group (3) a lot of</w:t>
+        <w:t>(1) additional places (2) easy (3) The greenery</w:t>
       </w:r>
     </w:p>
     <w:sectPr>
       <w:pgSz w:w="11906" w:h="16838"/>
       <w:pgMar w:top="680" w:right="794" w:bottom="624" w:left="794" w:header="720" w:footer="720" w:gutter="0"/>
+      <w:docGrid w:linePitch="360"/>
       <w:cols w:num="1" w:space="360"/>
-      <w:docGrid w:linePitch="360"/>
     </w:sectPr>
   </w:body>
 </w:document>
